--- a/ing-assistant/templates/pv-rz.docx
+++ b/ing-assistant/templates/pv-rz.docx
@@ -712,6 +712,7 @@
     <w:p>
       <w:pPr>
         <w:keepNext/>
+        <w:pageBreakBefore/>
         <w:spacing w:before="120" w:after="0" w:line="23" w:lineRule="atLeast"/>
         <w:jc w:val="center"/>
         <w:rPr>
@@ -1201,6 +1202,7 @@
     <w:p>
       <w:pPr>
         <w:keepNext/>
+        <w:pageBreakBefore/>
         <w:spacing w:before="120" w:after="0" w:line="23" w:lineRule="atLeast"/>
         <w:jc w:val="center"/>
         <w:rPr>

--- a/ing-assistant/templates/pv-rz.docx
+++ b/ing-assistant/templates/pv-rz.docx
@@ -537,6 +537,34 @@
         </w:rPr>
         <w:t xml:space="preserve">Se poate trece la executarea lucrărilor de construcții la rezervorul de înmagazinare.</w:t>
       </w:r>
+    </w:p>
+    <w:p>
+      <w:pPr>
+        <w:spacing w:after="200" w:line="276" w:lineRule="auto"/>
+        <w:contextualSpacing/>
+        <w:rPr>
+          <w:rFonts w:ascii="Arial" w:eastAsiaTheme="minorEastAsia" w:hAnsi="Arial" w:cs="Arial"/>
+          <w:kern w:val="0"/>
+          <w:sz w:val="22"/>
+          <w:szCs w:val="22"/>
+          <w:lang w:val="ro-RO"/>
+          <w14:ligatures w14:val="none"/>
+        </w:rPr>
+      </w:pPr>
+    </w:p>
+    <w:p>
+      <w:pPr>
+        <w:spacing w:after="200" w:line="276" w:lineRule="auto"/>
+        <w:contextualSpacing/>
+        <w:rPr>
+          <w:rFonts w:ascii="Arial" w:eastAsiaTheme="minorEastAsia" w:hAnsi="Arial" w:cs="Arial"/>
+          <w:kern w:val="0"/>
+          <w:sz w:val="22"/>
+          <w:szCs w:val="22"/>
+          <w:lang w:val="ro-RO"/>
+          <w14:ligatures w14:val="none"/>
+        </w:rPr>
+      </w:pPr>
     </w:p>
     <w:p>
       <w:pPr>
@@ -684,6 +712,34 @@
     </w:p>
     <w:p>
       <w:pPr>
+        <w:keepNext/>
+        <w:tabs>
+          <w:tab w:val="left" w:pos="7365"/>
+        </w:tabs>
+        <w:spacing w:after="200" w:line="240" w:lineRule="auto"/>
+        <w:rPr>
+          <w:rFonts w:ascii="Arial" w:eastAsiaTheme="minorEastAsia" w:hAnsi="Arial" w:cs="Arial"/>
+          <w:kern w:val="0"/>
+          <w:sz w:val="22"/>
+          <w:szCs w:val="22"/>
+          <w14:ligatures w14:val="none"/>
+        </w:rPr>
+      </w:pPr>
+      <w:r>
+        <w:rPr>
+          <w:rFonts w:ascii="Arial" w:eastAsiaTheme="minorEastAsia" w:hAnsi="Arial" w:cs="Arial"/>
+          <w:kern w:val="0"/>
+          <w:sz w:val="22"/>
+          <w:szCs w:val="22"/>
+          <w14:ligatures w14:val="none"/>
+        </w:rPr>
+        <w:t xml:space="preserve">R.T.E.:                     Ing. {rte_nume}</w:t>
+        <w:tab/>
+        <w:t>……………..</w:t>
+      </w:r>
+    </w:p>
+    <w:p>
+      <w:pPr>
         <w:tabs>
           <w:tab w:val="left" w:pos="7365"/>
         </w:tabs>
@@ -1055,6 +1111,62 @@
         </w:rPr>
         <w:t xml:space="preserve">Se poate trece la execuția lucrărilor de sprijinire.</w:t>
       </w:r>
+    </w:p>
+    <w:p>
+      <w:pPr>
+        <w:spacing w:after="200" w:line="276" w:lineRule="auto"/>
+        <w:contextualSpacing/>
+        <w:rPr>
+          <w:rFonts w:ascii="Arial" w:eastAsiaTheme="minorEastAsia" w:hAnsi="Arial" w:cs="Arial"/>
+          <w:kern w:val="0"/>
+          <w:sz w:val="22"/>
+          <w:szCs w:val="22"/>
+          <w:lang w:val="ro-RO"/>
+          <w14:ligatures w14:val="none"/>
+        </w:rPr>
+      </w:pPr>
+    </w:p>
+    <w:p>
+      <w:pPr>
+        <w:spacing w:after="200" w:line="276" w:lineRule="auto"/>
+        <w:contextualSpacing/>
+        <w:rPr>
+          <w:rFonts w:ascii="Arial" w:eastAsiaTheme="minorEastAsia" w:hAnsi="Arial" w:cs="Arial"/>
+          <w:kern w:val="0"/>
+          <w:sz w:val="22"/>
+          <w:szCs w:val="22"/>
+          <w:lang w:val="ro-RO"/>
+          <w14:ligatures w14:val="none"/>
+        </w:rPr>
+      </w:pPr>
+    </w:p>
+    <w:p>
+      <w:pPr>
+        <w:spacing w:after="200" w:line="276" w:lineRule="auto"/>
+        <w:contextualSpacing/>
+        <w:rPr>
+          <w:rFonts w:ascii="Arial" w:eastAsiaTheme="minorEastAsia" w:hAnsi="Arial" w:cs="Arial"/>
+          <w:kern w:val="0"/>
+          <w:sz w:val="22"/>
+          <w:szCs w:val="22"/>
+          <w:lang w:val="ro-RO"/>
+          <w14:ligatures w14:val="none"/>
+        </w:rPr>
+      </w:pPr>
+    </w:p>
+    <w:p>
+      <w:pPr>
+        <w:spacing w:after="200" w:line="276" w:lineRule="auto"/>
+        <w:contextualSpacing/>
+        <w:rPr>
+          <w:rFonts w:ascii="Arial" w:eastAsiaTheme="minorEastAsia" w:hAnsi="Arial" w:cs="Arial"/>
+          <w:kern w:val="0"/>
+          <w:sz w:val="22"/>
+          <w:szCs w:val="22"/>
+          <w:lang w:val="ro-RO"/>
+          <w14:ligatures w14:val="none"/>
+        </w:rPr>
+      </w:pPr>
     </w:p>
     <w:p>
       <w:pPr>
@@ -1174,6 +1286,7 @@
     </w:p>
     <w:p>
       <w:pPr>
+        <w:keepNext/>
         <w:tabs>
           <w:tab w:val="left" w:pos="7365"/>
         </w:tabs>
@@ -1195,6 +1308,33 @@
           <w14:ligatures w14:val="none"/>
         </w:rPr>
         <w:t xml:space="preserve">Constructor:             Ing. {constructor_reprezentant}</w:t>
+        <w:tab/>
+        <w:t>……………..</w:t>
+      </w:r>
+    </w:p>
+    <w:p>
+      <w:pPr>
+        <w:tabs>
+          <w:tab w:val="left" w:pos="7365"/>
+        </w:tabs>
+        <w:spacing w:after="200" w:line="240" w:lineRule="auto"/>
+        <w:rPr>
+          <w:rFonts w:ascii="Arial" w:eastAsiaTheme="minorEastAsia" w:hAnsi="Arial" w:cs="Arial"/>
+          <w:kern w:val="0"/>
+          <w:sz w:val="22"/>
+          <w:szCs w:val="22"/>
+          <w14:ligatures w14:val="none"/>
+        </w:rPr>
+      </w:pPr>
+      <w:r>
+        <w:rPr>
+          <w:rFonts w:ascii="Arial" w:eastAsiaTheme="minorEastAsia" w:hAnsi="Arial" w:cs="Arial"/>
+          <w:kern w:val="0"/>
+          <w:sz w:val="22"/>
+          <w:szCs w:val="22"/>
+          <w14:ligatures w14:val="none"/>
+        </w:rPr>
+        <w:t xml:space="preserve">R.T.E.:                     Ing. {rte_nume}</w:t>
         <w:tab/>
         <w:t>……………..</w:t>
       </w:r>
@@ -1545,6 +1685,62 @@
         </w:rPr>
         <w:t xml:space="preserve">Se poate trece la execuția lucrărilor de cofrare.</w:t>
       </w:r>
+    </w:p>
+    <w:p>
+      <w:pPr>
+        <w:spacing w:after="200" w:line="276" w:lineRule="auto"/>
+        <w:contextualSpacing/>
+        <w:rPr>
+          <w:rFonts w:ascii="Arial" w:eastAsiaTheme="minorEastAsia" w:hAnsi="Arial" w:cs="Arial"/>
+          <w:kern w:val="0"/>
+          <w:sz w:val="22"/>
+          <w:szCs w:val="22"/>
+          <w:lang w:val="ro-RO"/>
+          <w14:ligatures w14:val="none"/>
+        </w:rPr>
+      </w:pPr>
+    </w:p>
+    <w:p>
+      <w:pPr>
+        <w:spacing w:after="200" w:line="276" w:lineRule="auto"/>
+        <w:contextualSpacing/>
+        <w:rPr>
+          <w:rFonts w:ascii="Arial" w:eastAsiaTheme="minorEastAsia" w:hAnsi="Arial" w:cs="Arial"/>
+          <w:kern w:val="0"/>
+          <w:sz w:val="22"/>
+          <w:szCs w:val="22"/>
+          <w:lang w:val="ro-RO"/>
+          <w14:ligatures w14:val="none"/>
+        </w:rPr>
+      </w:pPr>
+    </w:p>
+    <w:p>
+      <w:pPr>
+        <w:spacing w:after="200" w:line="276" w:lineRule="auto"/>
+        <w:contextualSpacing/>
+        <w:rPr>
+          <w:rFonts w:ascii="Arial" w:eastAsiaTheme="minorEastAsia" w:hAnsi="Arial" w:cs="Arial"/>
+          <w:kern w:val="0"/>
+          <w:sz w:val="22"/>
+          <w:szCs w:val="22"/>
+          <w:lang w:val="ro-RO"/>
+          <w14:ligatures w14:val="none"/>
+        </w:rPr>
+      </w:pPr>
+    </w:p>
+    <w:p>
+      <w:pPr>
+        <w:spacing w:after="200" w:line="276" w:lineRule="auto"/>
+        <w:contextualSpacing/>
+        <w:rPr>
+          <w:rFonts w:ascii="Arial" w:eastAsiaTheme="minorEastAsia" w:hAnsi="Arial" w:cs="Arial"/>
+          <w:kern w:val="0"/>
+          <w:sz w:val="22"/>
+          <w:szCs w:val="22"/>
+          <w:lang w:val="ro-RO"/>
+          <w14:ligatures w14:val="none"/>
+        </w:rPr>
+      </w:pPr>
     </w:p>
     <w:p>
       <w:pPr>
@@ -1664,6 +1860,7 @@
     </w:p>
     <w:p>
       <w:pPr>
+        <w:keepNext/>
         <w:tabs>
           <w:tab w:val="left" w:pos="7365"/>
         </w:tabs>
@@ -1685,6 +1882,33 @@
           <w14:ligatures w14:val="none"/>
         </w:rPr>
         <w:t xml:space="preserve">Constructor:             Ing. {constructor_reprezentant}</w:t>
+        <w:tab/>
+        <w:t>……………..</w:t>
+      </w:r>
+    </w:p>
+    <w:p>
+      <w:pPr>
+        <w:tabs>
+          <w:tab w:val="left" w:pos="7365"/>
+        </w:tabs>
+        <w:spacing w:after="200" w:line="240" w:lineRule="auto"/>
+        <w:rPr>
+          <w:rFonts w:ascii="Arial" w:eastAsiaTheme="minorEastAsia" w:hAnsi="Arial" w:cs="Arial"/>
+          <w:kern w:val="0"/>
+          <w:sz w:val="22"/>
+          <w:szCs w:val="22"/>
+          <w14:ligatures w14:val="none"/>
+        </w:rPr>
+      </w:pPr>
+      <w:r>
+        <w:rPr>
+          <w:rFonts w:ascii="Arial" w:eastAsiaTheme="minorEastAsia" w:hAnsi="Arial" w:cs="Arial"/>
+          <w:kern w:val="0"/>
+          <w:sz w:val="22"/>
+          <w:szCs w:val="22"/>
+          <w14:ligatures w14:val="none"/>
+        </w:rPr>
+        <w:t xml:space="preserve">R.T.E.:                     Ing. {rte_nume}</w:t>
         <w:tab/>
         <w:t>……………..</w:t>
       </w:r>
@@ -2035,6 +2259,62 @@
         </w:rPr>
         <w:t xml:space="preserve">Se poate trece la recepția betonului adus pentru turnare.</w:t>
       </w:r>
+    </w:p>
+    <w:p>
+      <w:pPr>
+        <w:spacing w:after="200" w:line="276" w:lineRule="auto"/>
+        <w:contextualSpacing/>
+        <w:rPr>
+          <w:rFonts w:ascii="Arial" w:eastAsiaTheme="minorEastAsia" w:hAnsi="Arial" w:cs="Arial"/>
+          <w:kern w:val="0"/>
+          <w:sz w:val="22"/>
+          <w:szCs w:val="22"/>
+          <w:lang w:val="ro-RO"/>
+          <w14:ligatures w14:val="none"/>
+        </w:rPr>
+      </w:pPr>
+    </w:p>
+    <w:p>
+      <w:pPr>
+        <w:spacing w:after="200" w:line="276" w:lineRule="auto"/>
+        <w:contextualSpacing/>
+        <w:rPr>
+          <w:rFonts w:ascii="Arial" w:eastAsiaTheme="minorEastAsia" w:hAnsi="Arial" w:cs="Arial"/>
+          <w:kern w:val="0"/>
+          <w:sz w:val="22"/>
+          <w:szCs w:val="22"/>
+          <w:lang w:val="ro-RO"/>
+          <w14:ligatures w14:val="none"/>
+        </w:rPr>
+      </w:pPr>
+    </w:p>
+    <w:p>
+      <w:pPr>
+        <w:spacing w:after="200" w:line="276" w:lineRule="auto"/>
+        <w:contextualSpacing/>
+        <w:rPr>
+          <w:rFonts w:ascii="Arial" w:eastAsiaTheme="minorEastAsia" w:hAnsi="Arial" w:cs="Arial"/>
+          <w:kern w:val="0"/>
+          <w:sz w:val="22"/>
+          <w:szCs w:val="22"/>
+          <w:lang w:val="ro-RO"/>
+          <w14:ligatures w14:val="none"/>
+        </w:rPr>
+      </w:pPr>
+    </w:p>
+    <w:p>
+      <w:pPr>
+        <w:spacing w:after="200" w:line="276" w:lineRule="auto"/>
+        <w:contextualSpacing/>
+        <w:rPr>
+          <w:rFonts w:ascii="Arial" w:eastAsiaTheme="minorEastAsia" w:hAnsi="Arial" w:cs="Arial"/>
+          <w:kern w:val="0"/>
+          <w:sz w:val="22"/>
+          <w:szCs w:val="22"/>
+          <w:lang w:val="ro-RO"/>
+          <w14:ligatures w14:val="none"/>
+        </w:rPr>
+      </w:pPr>
     </w:p>
     <w:p>
       <w:pPr>
@@ -2154,6 +2434,7 @@
     </w:p>
     <w:p>
       <w:pPr>
+        <w:keepNext/>
         <w:tabs>
           <w:tab w:val="left" w:pos="7365"/>
         </w:tabs>
@@ -2175,6 +2456,33 @@
           <w14:ligatures w14:val="none"/>
         </w:rPr>
         <w:t xml:space="preserve">Constructor:             Ing. {constructor_reprezentant}</w:t>
+        <w:tab/>
+        <w:t>……………..</w:t>
+      </w:r>
+    </w:p>
+    <w:p>
+      <w:pPr>
+        <w:tabs>
+          <w:tab w:val="left" w:pos="7365"/>
+        </w:tabs>
+        <w:spacing w:after="200" w:line="240" w:lineRule="auto"/>
+        <w:rPr>
+          <w:rFonts w:ascii="Arial" w:eastAsiaTheme="minorEastAsia" w:hAnsi="Arial" w:cs="Arial"/>
+          <w:kern w:val="0"/>
+          <w:sz w:val="22"/>
+          <w:szCs w:val="22"/>
+          <w14:ligatures w14:val="none"/>
+        </w:rPr>
+      </w:pPr>
+      <w:r>
+        <w:rPr>
+          <w:rFonts w:ascii="Arial" w:eastAsiaTheme="minorEastAsia" w:hAnsi="Arial" w:cs="Arial"/>
+          <w:kern w:val="0"/>
+          <w:sz w:val="22"/>
+          <w:szCs w:val="22"/>
+          <w14:ligatures w14:val="none"/>
+        </w:rPr>
+        <w:t xml:space="preserve">R.T.E.:                     Ing. {rte_nume}</w:t>
         <w:tab/>
         <w:t>……………..</w:t>
       </w:r>
@@ -2525,6 +2833,62 @@
         </w:rPr>
         <w:t xml:space="preserve">Se poate trece la turnarea betonului.</w:t>
       </w:r>
+    </w:p>
+    <w:p>
+      <w:pPr>
+        <w:spacing w:after="200" w:line="276" w:lineRule="auto"/>
+        <w:contextualSpacing/>
+        <w:rPr>
+          <w:rFonts w:ascii="Arial" w:eastAsiaTheme="minorEastAsia" w:hAnsi="Arial" w:cs="Arial"/>
+          <w:kern w:val="0"/>
+          <w:sz w:val="22"/>
+          <w:szCs w:val="22"/>
+          <w:lang w:val="ro-RO"/>
+          <w14:ligatures w14:val="none"/>
+        </w:rPr>
+      </w:pPr>
+    </w:p>
+    <w:p>
+      <w:pPr>
+        <w:spacing w:after="200" w:line="276" w:lineRule="auto"/>
+        <w:contextualSpacing/>
+        <w:rPr>
+          <w:rFonts w:ascii="Arial" w:eastAsiaTheme="minorEastAsia" w:hAnsi="Arial" w:cs="Arial"/>
+          <w:kern w:val="0"/>
+          <w:sz w:val="22"/>
+          <w:szCs w:val="22"/>
+          <w:lang w:val="ro-RO"/>
+          <w14:ligatures w14:val="none"/>
+        </w:rPr>
+      </w:pPr>
+    </w:p>
+    <w:p>
+      <w:pPr>
+        <w:spacing w:after="200" w:line="276" w:lineRule="auto"/>
+        <w:contextualSpacing/>
+        <w:rPr>
+          <w:rFonts w:ascii="Arial" w:eastAsiaTheme="minorEastAsia" w:hAnsi="Arial" w:cs="Arial"/>
+          <w:kern w:val="0"/>
+          <w:sz w:val="22"/>
+          <w:szCs w:val="22"/>
+          <w:lang w:val="ro-RO"/>
+          <w14:ligatures w14:val="none"/>
+        </w:rPr>
+      </w:pPr>
+    </w:p>
+    <w:p>
+      <w:pPr>
+        <w:spacing w:after="200" w:line="276" w:lineRule="auto"/>
+        <w:contextualSpacing/>
+        <w:rPr>
+          <w:rFonts w:ascii="Arial" w:eastAsiaTheme="minorEastAsia" w:hAnsi="Arial" w:cs="Arial"/>
+          <w:kern w:val="0"/>
+          <w:sz w:val="22"/>
+          <w:szCs w:val="22"/>
+          <w:lang w:val="ro-RO"/>
+          <w14:ligatures w14:val="none"/>
+        </w:rPr>
+      </w:pPr>
     </w:p>
     <w:p>
       <w:pPr>
@@ -2644,6 +3008,7 @@
     </w:p>
     <w:p>
       <w:pPr>
+        <w:keepNext/>
         <w:tabs>
           <w:tab w:val="left" w:pos="7365"/>
         </w:tabs>
@@ -2665,6 +3030,33 @@
           <w14:ligatures w14:val="none"/>
         </w:rPr>
         <w:t xml:space="preserve">Constructor:             Ing. {constructor_reprezentant}</w:t>
+        <w:tab/>
+        <w:t>……………..</w:t>
+      </w:r>
+    </w:p>
+    <w:p>
+      <w:pPr>
+        <w:tabs>
+          <w:tab w:val="left" w:pos="7365"/>
+        </w:tabs>
+        <w:spacing w:after="200" w:line="240" w:lineRule="auto"/>
+        <w:rPr>
+          <w:rFonts w:ascii="Arial" w:eastAsiaTheme="minorEastAsia" w:hAnsi="Arial" w:cs="Arial"/>
+          <w:kern w:val="0"/>
+          <w:sz w:val="22"/>
+          <w:szCs w:val="22"/>
+          <w14:ligatures w14:val="none"/>
+        </w:rPr>
+      </w:pPr>
+      <w:r>
+        <w:rPr>
+          <w:rFonts w:ascii="Arial" w:eastAsiaTheme="minorEastAsia" w:hAnsi="Arial" w:cs="Arial"/>
+          <w:kern w:val="0"/>
+          <w:sz w:val="22"/>
+          <w:szCs w:val="22"/>
+          <w14:ligatures w14:val="none"/>
+        </w:rPr>
+        <w:t xml:space="preserve">R.T.E.:                     Ing. {rte_nume}</w:t>
         <w:tab/>
         <w:t>……………..</w:t>
       </w:r>
@@ -3015,6 +3407,62 @@
         </w:rPr>
         <w:t xml:space="preserve">Se poate trece la următoarea fază de execuție.</w:t>
       </w:r>
+    </w:p>
+    <w:p>
+      <w:pPr>
+        <w:spacing w:after="200" w:line="276" w:lineRule="auto"/>
+        <w:contextualSpacing/>
+        <w:rPr>
+          <w:rFonts w:ascii="Arial" w:eastAsiaTheme="minorEastAsia" w:hAnsi="Arial" w:cs="Arial"/>
+          <w:kern w:val="0"/>
+          <w:sz w:val="22"/>
+          <w:szCs w:val="22"/>
+          <w:lang w:val="ro-RO"/>
+          <w14:ligatures w14:val="none"/>
+        </w:rPr>
+      </w:pPr>
+    </w:p>
+    <w:p>
+      <w:pPr>
+        <w:spacing w:after="200" w:line="276" w:lineRule="auto"/>
+        <w:contextualSpacing/>
+        <w:rPr>
+          <w:rFonts w:ascii="Arial" w:eastAsiaTheme="minorEastAsia" w:hAnsi="Arial" w:cs="Arial"/>
+          <w:kern w:val="0"/>
+          <w:sz w:val="22"/>
+          <w:szCs w:val="22"/>
+          <w:lang w:val="ro-RO"/>
+          <w14:ligatures w14:val="none"/>
+        </w:rPr>
+      </w:pPr>
+    </w:p>
+    <w:p>
+      <w:pPr>
+        <w:spacing w:after="200" w:line="276" w:lineRule="auto"/>
+        <w:contextualSpacing/>
+        <w:rPr>
+          <w:rFonts w:ascii="Arial" w:eastAsiaTheme="minorEastAsia" w:hAnsi="Arial" w:cs="Arial"/>
+          <w:kern w:val="0"/>
+          <w:sz w:val="22"/>
+          <w:szCs w:val="22"/>
+          <w:lang w:val="ro-RO"/>
+          <w14:ligatures w14:val="none"/>
+        </w:rPr>
+      </w:pPr>
+    </w:p>
+    <w:p>
+      <w:pPr>
+        <w:spacing w:after="200" w:line="276" w:lineRule="auto"/>
+        <w:contextualSpacing/>
+        <w:rPr>
+          <w:rFonts w:ascii="Arial" w:eastAsiaTheme="minorEastAsia" w:hAnsi="Arial" w:cs="Arial"/>
+          <w:kern w:val="0"/>
+          <w:sz w:val="22"/>
+          <w:szCs w:val="22"/>
+          <w:lang w:val="ro-RO"/>
+          <w14:ligatures w14:val="none"/>
+        </w:rPr>
+      </w:pPr>
     </w:p>
     <w:p>
       <w:pPr>
@@ -3134,6 +3582,7 @@
     </w:p>
     <w:p>
       <w:pPr>
+        <w:keepNext/>
         <w:tabs>
           <w:tab w:val="left" w:pos="7365"/>
         </w:tabs>
@@ -3155,6 +3604,33 @@
           <w14:ligatures w14:val="none"/>
         </w:rPr>
         <w:t xml:space="preserve">Constructor:             Ing. {constructor_reprezentant}</w:t>
+        <w:tab/>
+        <w:t>……………..</w:t>
+      </w:r>
+    </w:p>
+    <w:p>
+      <w:pPr>
+        <w:tabs>
+          <w:tab w:val="left" w:pos="7365"/>
+        </w:tabs>
+        <w:spacing w:after="200" w:line="240" w:lineRule="auto"/>
+        <w:rPr>
+          <w:rFonts w:ascii="Arial" w:eastAsiaTheme="minorEastAsia" w:hAnsi="Arial" w:cs="Arial"/>
+          <w:kern w:val="0"/>
+          <w:sz w:val="22"/>
+          <w:szCs w:val="22"/>
+          <w14:ligatures w14:val="none"/>
+        </w:rPr>
+      </w:pPr>
+      <w:r>
+        <w:rPr>
+          <w:rFonts w:ascii="Arial" w:eastAsiaTheme="minorEastAsia" w:hAnsi="Arial" w:cs="Arial"/>
+          <w:kern w:val="0"/>
+          <w:sz w:val="22"/>
+          <w:szCs w:val="22"/>
+          <w14:ligatures w14:val="none"/>
+        </w:rPr>
+        <w:t xml:space="preserve">R.T.E.:                     Ing. {rte_nume}</w:t>
         <w:tab/>
         <w:t>……………..</w:t>
       </w:r>
@@ -3505,6 +3981,62 @@
         </w:rPr>
         <w:t xml:space="preserve">Se poate trece la montarea suporturilor și a rezervorului.</w:t>
       </w:r>
+    </w:p>
+    <w:p>
+      <w:pPr>
+        <w:spacing w:after="200" w:line="276" w:lineRule="auto"/>
+        <w:contextualSpacing/>
+        <w:rPr>
+          <w:rFonts w:ascii="Arial" w:eastAsiaTheme="minorEastAsia" w:hAnsi="Arial" w:cs="Arial"/>
+          <w:kern w:val="0"/>
+          <w:sz w:val="22"/>
+          <w:szCs w:val="22"/>
+          <w:lang w:val="ro-RO"/>
+          <w14:ligatures w14:val="none"/>
+        </w:rPr>
+      </w:pPr>
+    </w:p>
+    <w:p>
+      <w:pPr>
+        <w:spacing w:after="200" w:line="276" w:lineRule="auto"/>
+        <w:contextualSpacing/>
+        <w:rPr>
+          <w:rFonts w:ascii="Arial" w:eastAsiaTheme="minorEastAsia" w:hAnsi="Arial" w:cs="Arial"/>
+          <w:kern w:val="0"/>
+          <w:sz w:val="22"/>
+          <w:szCs w:val="22"/>
+          <w:lang w:val="ro-RO"/>
+          <w14:ligatures w14:val="none"/>
+        </w:rPr>
+      </w:pPr>
+    </w:p>
+    <w:p>
+      <w:pPr>
+        <w:spacing w:after="200" w:line="276" w:lineRule="auto"/>
+        <w:contextualSpacing/>
+        <w:rPr>
+          <w:rFonts w:ascii="Arial" w:eastAsiaTheme="minorEastAsia" w:hAnsi="Arial" w:cs="Arial"/>
+          <w:kern w:val="0"/>
+          <w:sz w:val="22"/>
+          <w:szCs w:val="22"/>
+          <w:lang w:val="ro-RO"/>
+          <w14:ligatures w14:val="none"/>
+        </w:rPr>
+      </w:pPr>
+    </w:p>
+    <w:p>
+      <w:pPr>
+        <w:spacing w:after="200" w:line="276" w:lineRule="auto"/>
+        <w:contextualSpacing/>
+        <w:rPr>
+          <w:rFonts w:ascii="Arial" w:eastAsiaTheme="minorEastAsia" w:hAnsi="Arial" w:cs="Arial"/>
+          <w:kern w:val="0"/>
+          <w:sz w:val="22"/>
+          <w:szCs w:val="22"/>
+          <w:lang w:val="ro-RO"/>
+          <w14:ligatures w14:val="none"/>
+        </w:rPr>
+      </w:pPr>
     </w:p>
     <w:p>
       <w:pPr>
@@ -3624,6 +4156,7 @@
     </w:p>
     <w:p>
       <w:pPr>
+        <w:keepNext/>
         <w:tabs>
           <w:tab w:val="left" w:pos="7365"/>
         </w:tabs>
@@ -3645,6 +4178,33 @@
           <w14:ligatures w14:val="none"/>
         </w:rPr>
         <w:t xml:space="preserve">Constructor:             Ing. {constructor_reprezentant}</w:t>
+        <w:tab/>
+        <w:t>……………..</w:t>
+      </w:r>
+    </w:p>
+    <w:p>
+      <w:pPr>
+        <w:tabs>
+          <w:tab w:val="left" w:pos="7365"/>
+        </w:tabs>
+        <w:spacing w:after="200" w:line="240" w:lineRule="auto"/>
+        <w:rPr>
+          <w:rFonts w:ascii="Arial" w:eastAsiaTheme="minorEastAsia" w:hAnsi="Arial" w:cs="Arial"/>
+          <w:kern w:val="0"/>
+          <w:sz w:val="22"/>
+          <w:szCs w:val="22"/>
+          <w14:ligatures w14:val="none"/>
+        </w:rPr>
+      </w:pPr>
+      <w:r>
+        <w:rPr>
+          <w:rFonts w:ascii="Arial" w:eastAsiaTheme="minorEastAsia" w:hAnsi="Arial" w:cs="Arial"/>
+          <w:kern w:val="0"/>
+          <w:sz w:val="22"/>
+          <w:szCs w:val="22"/>
+          <w14:ligatures w14:val="none"/>
+        </w:rPr>
+        <w:t xml:space="preserve">R.T.E.:                     Ing. {rte_nume}</w:t>
         <w:tab/>
         <w:t>……………..</w:t>
       </w:r>
@@ -3995,6 +4555,62 @@
         </w:rPr>
         <w:t xml:space="preserve">Lucrarea poate fi propusă pentru recepție la terminarea lucrărilor.</w:t>
       </w:r>
+    </w:p>
+    <w:p>
+      <w:pPr>
+        <w:spacing w:after="200" w:line="276" w:lineRule="auto"/>
+        <w:contextualSpacing/>
+        <w:rPr>
+          <w:rFonts w:ascii="Arial" w:eastAsiaTheme="minorEastAsia" w:hAnsi="Arial" w:cs="Arial"/>
+          <w:kern w:val="0"/>
+          <w:sz w:val="22"/>
+          <w:szCs w:val="22"/>
+          <w:lang w:val="ro-RO"/>
+          <w14:ligatures w14:val="none"/>
+        </w:rPr>
+      </w:pPr>
+    </w:p>
+    <w:p>
+      <w:pPr>
+        <w:spacing w:after="200" w:line="276" w:lineRule="auto"/>
+        <w:contextualSpacing/>
+        <w:rPr>
+          <w:rFonts w:ascii="Arial" w:eastAsiaTheme="minorEastAsia" w:hAnsi="Arial" w:cs="Arial"/>
+          <w:kern w:val="0"/>
+          <w:sz w:val="22"/>
+          <w:szCs w:val="22"/>
+          <w:lang w:val="ro-RO"/>
+          <w14:ligatures w14:val="none"/>
+        </w:rPr>
+      </w:pPr>
+    </w:p>
+    <w:p>
+      <w:pPr>
+        <w:spacing w:after="200" w:line="276" w:lineRule="auto"/>
+        <w:contextualSpacing/>
+        <w:rPr>
+          <w:rFonts w:ascii="Arial" w:eastAsiaTheme="minorEastAsia" w:hAnsi="Arial" w:cs="Arial"/>
+          <w:kern w:val="0"/>
+          <w:sz w:val="22"/>
+          <w:szCs w:val="22"/>
+          <w:lang w:val="ro-RO"/>
+          <w14:ligatures w14:val="none"/>
+        </w:rPr>
+      </w:pPr>
+    </w:p>
+    <w:p>
+      <w:pPr>
+        <w:spacing w:after="200" w:line="276" w:lineRule="auto"/>
+        <w:contextualSpacing/>
+        <w:rPr>
+          <w:rFonts w:ascii="Arial" w:eastAsiaTheme="minorEastAsia" w:hAnsi="Arial" w:cs="Arial"/>
+          <w:kern w:val="0"/>
+          <w:sz w:val="22"/>
+          <w:szCs w:val="22"/>
+          <w:lang w:val="ro-RO"/>
+          <w14:ligatures w14:val="none"/>
+        </w:rPr>
+      </w:pPr>
     </w:p>
     <w:p>
       <w:pPr>
@@ -4136,6 +4752,34 @@
           <w14:ligatures w14:val="none"/>
         </w:rPr>
         <w:t xml:space="preserve">Constructor:             Ing. {constructor_reprezentant}</w:t>
+        <w:tab/>
+        <w:t>……………..</w:t>
+      </w:r>
+    </w:p>
+    <w:p>
+      <w:pPr>
+        <w:keepNext/>
+        <w:tabs>
+          <w:tab w:val="left" w:pos="7365"/>
+        </w:tabs>
+        <w:spacing w:after="200" w:line="240" w:lineRule="auto"/>
+        <w:rPr>
+          <w:rFonts w:ascii="Arial" w:eastAsiaTheme="minorEastAsia" w:hAnsi="Arial" w:cs="Arial"/>
+          <w:kern w:val="0"/>
+          <w:sz w:val="22"/>
+          <w:szCs w:val="22"/>
+          <w14:ligatures w14:val="none"/>
+        </w:rPr>
+      </w:pPr>
+      <w:r>
+        <w:rPr>
+          <w:rFonts w:ascii="Arial" w:eastAsiaTheme="minorEastAsia" w:hAnsi="Arial" w:cs="Arial"/>
+          <w:kern w:val="0"/>
+          <w:sz w:val="22"/>
+          <w:szCs w:val="22"/>
+          <w14:ligatures w14:val="none"/>
+        </w:rPr>
+        <w:t xml:space="preserve">R.T.E.:                     Ing. {rte_nume}</w:t>
         <w:tab/>
         <w:t>……………..</w:t>
       </w:r>

--- a/ing-assistant/templates/pv-rz.docx
+++ b/ing-assistant/templates/pv-rz.docx
@@ -42,7 +42,7 @@
           <w:lang w:val="ro-RO"/>
           <w14:ligatures w14:val="none"/>
         </w:rPr>
-        <w:t xml:space="preserve">PROCES VERBAL DE PREDARE – PRIMIRE</w:t>
+        <w:t>PROCES VERBAL DE PREDARE – PRIMIRE</w:t>
       </w:r>
     </w:p>
     <w:p>
@@ -70,7 +70,7 @@
           <w:lang w:val="ro-RO"/>
           <w14:ligatures w14:val="none"/>
         </w:rPr>
-        <w:t xml:space="preserve">FRONT DE LUCRU</w:t>
+        <w:t>FRONT DE LUCRU</w:t>
       </w:r>
     </w:p>
     <w:p>
@@ -96,7 +96,7 @@
           <w:lang w:val="ro-RO"/>
           <w14:ligatures w14:val="none"/>
         </w:rPr>
-        <w:t xml:space="preserve">Nr.........Data .................</w:t>
+        <w:t>Nr.........Data .................</w:t>
       </w:r>
     </w:p>
     <w:p>
@@ -164,7 +164,7 @@
           <w:lang w:val="ro-RO"/>
           <w14:ligatures w14:val="none"/>
         </w:rPr>
-        <w:t xml:space="preserve">Rezervor de înmagazinare {specificatie_conducta}, obiectivul {tronson_cod}, comuna {locatie}.</w:t>
+        <w:t>Rezervor de înmagazinare {specificatie_conducta}, tip {reper_start}, volum {lungime} mc, comuna {locatie}.</w:t>
       </w:r>
     </w:p>
     <w:p>
@@ -230,7 +230,7 @@
           <w:lang w:val="ro-RO"/>
           <w14:ligatures w14:val="none"/>
         </w:rPr>
-        <w:t xml:space="preserve">Autorizația de construire nr. {autorizatie_nr} din {autorizatie_data} emisă de Consiliul Primăriei Comunei {locatie};</w:t>
+        <w:t>Autorizația de construire nr. {autorizatie_nr} din {autorizatie_data} emisă de Consiliul Primăriei Comunei {locatie};</w:t>
       </w:r>
     </w:p>
     <w:p>
@@ -259,7 +259,7 @@
           <w:lang w:val="ro-RO"/>
           <w14:ligatures w14:val="none"/>
         </w:rPr>
-        <w:t xml:space="preserve">Proiectul nr. {proiect_nr}, întocmit de {proiectant_companie}, planșele {planse}.</w:t>
+        <w:t>Proiectul nr. {proiect_nr}, întocmit de {proiectant_companie}, planșele {planse}.</w:t>
       </w:r>
     </w:p>
     <w:p>
@@ -309,42 +309,18 @@
           <w:lang w:val="ro-RO"/>
           <w14:ligatures w14:val="none"/>
         </w:rPr>
-        <w:t xml:space="preserve">ing. </w:t>
-      </w:r>
-      <w:r>
-        <w:rPr>
-          <w:rFonts w:ascii="Arial" w:eastAsiaTheme="minorEastAsia" w:hAnsi="Arial" w:cs="Arial"/>
-          <w:b/>
-          <w:bCs/>
-          <w:kern w:val="0"/>
-          <w:sz w:val="22"/>
-          <w:szCs w:val="22"/>
-          <w:lang w:val="ro-RO"/>
-          <w14:ligatures w14:val="none"/>
-        </w:rPr>
-        <w:t xml:space="preserve">{diriginte_nume}</w:t>
-      </w:r>
-      <w:r>
-        <w:rPr>
-          <w:rFonts w:ascii="Arial" w:eastAsiaTheme="minorEastAsia" w:hAnsi="Arial" w:cs="Arial"/>
-          <w:kern w:val="0"/>
-          <w:sz w:val="22"/>
-          <w:szCs w:val="22"/>
-          <w:lang w:val="ro-RO"/>
-          <w14:ligatures w14:val="none"/>
-        </w:rPr>
-        <w:t xml:space="preserve">, </w:t>
-      </w:r>
-      <w:r>
-        <w:rPr>
-          <w:rFonts w:ascii="Arial" w:eastAsiaTheme="minorEastAsia" w:hAnsi="Arial" w:cs="Arial"/>
-          <w:kern w:val="0"/>
-          <w:sz w:val="22"/>
-          <w:szCs w:val="22"/>
-          <w:lang w:val="ro-RO"/>
-          <w14:ligatures w14:val="none"/>
-        </w:rPr>
-        <w:t xml:space="preserve">predă amplasamentul obiectivului </w:t>
+        <w:t>ing. {diriginte_nume}</w:t>
+      </w:r>
+      <w:r>
+        <w:rPr>
+          <w:rFonts w:ascii="Arial" w:eastAsiaTheme="minorEastAsia" w:hAnsi="Arial" w:cs="Arial"/>
+          <w:kern w:val="0"/>
+          <w:sz w:val="22"/>
+          <w:szCs w:val="22"/>
+          <w:lang w:val="ro-RO"/>
+          <w14:ligatures w14:val="none"/>
+        </w:rPr>
+        <w:t xml:space="preserve">, predă amplasamentul obiectivului </w:t>
       </w:r>
       <w:r>
         <w:rPr>
@@ -359,72 +335,42 @@
           <w:lang w:val="ro-RO"/>
           <w14:ligatures w14:val="none"/>
         </w:rPr>
-        <w:t xml:space="preserve">„</w:t>
+        <w:t>„{obiectiv}”</w:t>
+      </w:r>
+      <w:r>
+        <w:rPr>
+          <w:rFonts w:ascii="Arial" w:eastAsiaTheme="minorEastAsia" w:hAnsi="Arial" w:cs="Arial"/>
+          <w:kern w:val="0"/>
+          <w:sz w:val="22"/>
+          <w:szCs w:val="22"/>
+          <w:lang w:val="ro-RO"/>
+          <w14:ligatures w14:val="none"/>
+        </w:rPr>
+        <w:t xml:space="preserve"> către constructorul S.C. CORNELL’S FLOOR S.R.L. Botoșani, reprezentat de </w:t>
       </w:r>
       <w:r>
         <w:rPr>
           <w:rFonts w:ascii="Arial" w:eastAsiaTheme="minorEastAsia" w:hAnsi="Arial" w:cs="Arial"/>
           <w:b/>
           <w:bCs/>
-          <w:i/>
-          <w:iCs/>
-          <w:kern w:val="0"/>
-          <w:sz w:val="22"/>
-          <w:szCs w:val="22"/>
-          <w:lang w:val="ro-RO"/>
-          <w14:ligatures w14:val="none"/>
-        </w:rPr>
-        <w:t xml:space="preserve">{obiectiv}</w:t>
-      </w:r>
-      <w:r>
-        <w:rPr>
-          <w:rFonts w:ascii="Arial" w:eastAsiaTheme="minorEastAsia" w:hAnsi="Arial" w:cs="Arial"/>
-          <w:b/>
-          <w:bCs/>
-          <w:i/>
-          <w:iCs/>
-          <w:kern w:val="0"/>
-          <w:sz w:val="22"/>
-          <w:szCs w:val="22"/>
-          <w:lang w:val="ro-RO"/>
-          <w14:ligatures w14:val="none"/>
-        </w:rPr>
-        <w:t xml:space="preserve">”</w:t>
-      </w:r>
-      <w:r>
-        <w:rPr>
-          <w:rFonts w:ascii="Arial" w:eastAsiaTheme="minorEastAsia" w:hAnsi="Arial" w:cs="Arial"/>
-          <w:kern w:val="0"/>
-          <w:sz w:val="22"/>
-          <w:szCs w:val="22"/>
-          <w:lang w:val="ro-RO"/>
-          <w14:ligatures w14:val="none"/>
-        </w:rPr>
-        <w:t xml:space="preserve"> către constructorul S.C. CORNELL’S FLOOR S.R.L. Botoșani, reprezentat de </w:t>
-      </w:r>
-      <w:r>
-        <w:rPr>
-          <w:rFonts w:ascii="Arial" w:eastAsiaTheme="minorEastAsia" w:hAnsi="Arial" w:cs="Arial"/>
-          <w:b/>
-          <w:bCs/>
-          <w:kern w:val="0"/>
-          <w:sz w:val="22"/>
-          <w:szCs w:val="22"/>
-          <w:lang w:val="ro-RO"/>
-          <w14:ligatures w14:val="none"/>
-        </w:rPr>
-        <w:t xml:space="preserve">ing. {constructor_reprezentant}</w:t>
-      </w:r>
-      <w:r>
-        <w:rPr>
-          <w:rFonts w:ascii="Arial" w:eastAsiaTheme="minorEastAsia" w:hAnsi="Arial" w:cs="Arial"/>
-          <w:kern w:val="0"/>
-          <w:sz w:val="22"/>
-          <w:szCs w:val="22"/>
-          <w:lang w:val="ro-RO"/>
-          <w14:ligatures w14:val="none"/>
-        </w:rPr>
-        <w:t xml:space="preserve">, care preia frontul de lucru pentru executarea lucrărilor de construcții la rezervorul de înmagazinare, în condițiile stabilite de autorizația de construire și de proiectul mai sus amintit.</w:t>
+          <w:kern w:val="0"/>
+          <w:sz w:val="22"/>
+          <w:szCs w:val="22"/>
+          <w:lang w:val="ro-RO"/>
+          <w14:ligatures w14:val="none"/>
+        </w:rPr>
+        <w:t>ing. {constructor_reprezentant}</w:t>
+      </w:r>
+      <w:r>
+        <w:rPr>
+          <w:rFonts w:ascii="Arial" w:eastAsiaTheme="minorEastAsia" w:hAnsi="Arial" w:cs="Arial"/>
+          <w:kern w:val="0"/>
+          <w:sz w:val="22"/>
+          <w:szCs w:val="22"/>
+          <w:lang w:val="ro-RO"/>
+          <w14:ligatures w14:val="none"/>
+        </w:rPr>
+        <w:t>, care preia frontul de lucru pentru executarea lucrărilor de construcții la rezervorul de înmagazinare, în condițiile stabilite de autorizația de construire și de proiectul mai sus amintit.</w:t>
       </w:r>
     </w:p>
     <w:p>
@@ -477,7 +423,7 @@
           <w:lang w:val="ro-RO"/>
           <w14:ligatures w14:val="none"/>
         </w:rPr>
-        <w:t xml:space="preserve">Frontul de lucru predat corespunde cu amplasamentul și planșele din proiectul nr. {proiect_nr}.</w:t>
+        <w:t>Frontul de lucru predat corespunde cu amplasamentul și planșele din proiectul nr. {proiect_nr}.</w:t>
       </w:r>
     </w:p>
     <w:p>
@@ -506,7 +452,7 @@
           <w:lang w:val="ro-RO"/>
           <w14:ligatures w14:val="none"/>
         </w:rPr>
-        <w:t xml:space="preserve">Constructorul a verificat vizual limitele frontului de lucru și accesul utilajelor pe amplasament.</w:t>
+        <w:t>Constructorul a verificat vizual limitele frontului de lucru și accesul utilajelor pe amplasament.</w:t>
       </w:r>
     </w:p>
     <w:p>
@@ -535,39 +481,15 @@
           <w:lang w:val="ro-RO"/>
           <w14:ligatures w14:val="none"/>
         </w:rPr>
-        <w:t xml:space="preserve">Se poate trece la executarea lucrărilor de construcții la rezervorul de înmagazinare.</w:t>
-      </w:r>
-    </w:p>
-    <w:p>
-      <w:pPr>
-        <w:spacing w:after="200" w:line="276" w:lineRule="auto"/>
-        <w:contextualSpacing/>
-        <w:rPr>
-          <w:rFonts w:ascii="Arial" w:eastAsiaTheme="minorEastAsia" w:hAnsi="Arial" w:cs="Arial"/>
-          <w:kern w:val="0"/>
-          <w:sz w:val="22"/>
-          <w:szCs w:val="22"/>
-          <w:lang w:val="ro-RO"/>
-          <w14:ligatures w14:val="none"/>
-        </w:rPr>
-      </w:pPr>
-    </w:p>
-    <w:p>
-      <w:pPr>
-        <w:spacing w:after="200" w:line="276" w:lineRule="auto"/>
-        <w:contextualSpacing/>
-        <w:rPr>
-          <w:rFonts w:ascii="Arial" w:eastAsiaTheme="minorEastAsia" w:hAnsi="Arial" w:cs="Arial"/>
-          <w:kern w:val="0"/>
-          <w:sz w:val="22"/>
-          <w:szCs w:val="22"/>
-          <w:lang w:val="ro-RO"/>
-          <w14:ligatures w14:val="none"/>
-        </w:rPr>
-      </w:pPr>
-    </w:p>
-    <w:p>
-      <w:pPr>
+        <w:t>Se poate trece la executarea lucrărilor de construcții la rezervorul de înmagazinare.</w:t>
+      </w:r>
+    </w:p>
+    <w:p>
+      <w:pPr>
+        <w:numPr>
+          <w:ilvl w:val="0"/>
+          <w:numId w:val="1"/>
+        </w:numPr>
         <w:spacing w:after="200" w:line="276" w:lineRule="auto"/>
         <w:contextualSpacing/>
         <w:rPr>
@@ -608,30 +530,43 @@
           <w:kern w:val="0"/>
           <w:sz w:val="22"/>
           <w:szCs w:val="22"/>
-          <w14:ligatures w14:val="none"/>
-        </w:rPr>
-      </w:pPr>
-      <w:r>
-        <w:rPr>
-          <w:rFonts w:ascii="Arial" w:eastAsiaTheme="minorEastAsia" w:hAnsi="Arial" w:cs="Arial"/>
-          <w:kern w:val="0"/>
-          <w:sz w:val="22"/>
-          <w:szCs w:val="22"/>
+          <w:lang w:val="pt-BR"/>
+          <w14:ligatures w14:val="none"/>
+        </w:rPr>
+      </w:pPr>
+      <w:r>
+        <w:rPr>
+          <w:rFonts w:ascii="Arial" w:eastAsiaTheme="minorEastAsia" w:hAnsi="Arial" w:cs="Arial"/>
+          <w:kern w:val="0"/>
+          <w:sz w:val="22"/>
+          <w:szCs w:val="22"/>
+          <w:lang w:val="pt-BR"/>
           <w14:ligatures w14:val="none"/>
         </w:rPr>
         <w:tab/>
-      </w:r>
-      <w:r>
-        <w:rPr>
-          <w:rFonts w:ascii="Arial" w:eastAsiaTheme="minorEastAsia" w:hAnsi="Arial" w:cs="Arial"/>
-          <w:kern w:val="0"/>
-          <w:sz w:val="22"/>
-          <w:szCs w:val="22"/>
-          <w14:ligatures w14:val="none"/>
-        </w:rPr>
         <w:t xml:space="preserve">      Nume</w:t>
+      </w:r>
+      <w:r>
+        <w:rPr>
+          <w:rFonts w:ascii="Arial" w:eastAsiaTheme="minorEastAsia" w:hAnsi="Arial" w:cs="Arial"/>
+          <w:kern w:val="0"/>
+          <w:sz w:val="22"/>
+          <w:szCs w:val="22"/>
+          <w:lang w:val="pt-BR"/>
+          <w14:ligatures w14:val="none"/>
+        </w:rPr>
         <w:tab/>
         <w:t>Prenume</w:t>
+      </w:r>
+      <w:r>
+        <w:rPr>
+          <w:rFonts w:ascii="Arial" w:eastAsiaTheme="minorEastAsia" w:hAnsi="Arial" w:cs="Arial"/>
+          <w:kern w:val="0"/>
+          <w:sz w:val="22"/>
+          <w:szCs w:val="22"/>
+          <w:lang w:val="pt-BR"/>
+          <w14:ligatures w14:val="none"/>
+        </w:rPr>
         <w:tab/>
         <w:t>Semnătura</w:t>
       </w:r>
@@ -650,6 +585,7 @@
           <w:kern w:val="0"/>
           <w:sz w:val="22"/>
           <w:szCs w:val="22"/>
+          <w:lang w:val="pt-BR"/>
           <w14:ligatures w14:val="none"/>
         </w:rPr>
       </w:pPr>
@@ -666,18 +602,30 @@
           <w:kern w:val="0"/>
           <w:sz w:val="22"/>
           <w:szCs w:val="22"/>
-          <w14:ligatures w14:val="none"/>
-        </w:rPr>
-      </w:pPr>
-      <w:r>
-        <w:rPr>
-          <w:rFonts w:ascii="Arial" w:eastAsiaTheme="minorEastAsia" w:hAnsi="Arial" w:cs="Arial"/>
-          <w:kern w:val="0"/>
-          <w:sz w:val="22"/>
-          <w:szCs w:val="22"/>
-          <w14:ligatures w14:val="none"/>
-        </w:rPr>
-        <w:t xml:space="preserve">Diriginte șantier:      Ing. {diriginte_nume}</w:t>
+          <w:lang w:val="pt-BR"/>
+          <w14:ligatures w14:val="none"/>
+        </w:rPr>
+      </w:pPr>
+      <w:r>
+        <w:rPr>
+          <w:rFonts w:ascii="Arial" w:eastAsiaTheme="minorEastAsia" w:hAnsi="Arial" w:cs="Arial"/>
+          <w:kern w:val="0"/>
+          <w:sz w:val="22"/>
+          <w:szCs w:val="22"/>
+          <w:lang w:val="pt-BR"/>
+          <w14:ligatures w14:val="none"/>
+        </w:rPr>
+        <w:t>Diriginte șantier:      Ing. {diriginte_nume}</w:t>
+      </w:r>
+      <w:r>
+        <w:rPr>
+          <w:rFonts w:ascii="Arial" w:eastAsiaTheme="minorEastAsia" w:hAnsi="Arial" w:cs="Arial"/>
+          <w:kern w:val="0"/>
+          <w:sz w:val="22"/>
+          <w:szCs w:val="22"/>
+          <w:lang w:val="pt-BR"/>
+          <w14:ligatures w14:val="none"/>
+        </w:rPr>
         <w:tab/>
         <w:t>……………..</w:t>
       </w:r>
@@ -694,21 +642,10 @@
           <w:kern w:val="0"/>
           <w:sz w:val="22"/>
           <w:szCs w:val="22"/>
-          <w14:ligatures w14:val="none"/>
-        </w:rPr>
-      </w:pPr>
-      <w:r>
-        <w:rPr>
-          <w:rFonts w:ascii="Arial" w:eastAsiaTheme="minorEastAsia" w:hAnsi="Arial" w:cs="Arial"/>
-          <w:kern w:val="0"/>
-          <w:sz w:val="22"/>
-          <w:szCs w:val="22"/>
-          <w14:ligatures w14:val="none"/>
-        </w:rPr>
-        <w:t xml:space="preserve">Constructor:             Ing. {constructor_reprezentant}</w:t>
-        <w:tab/>
-        <w:t>……………..</w:t>
-      </w:r>
+          <w:lang w:val="pt-BR"/>
+          <w14:ligatures w14:val="none"/>
+        </w:rPr>
+      </w:pPr>
     </w:p>
     <w:p>
       <w:pPr>
@@ -722,24 +659,37 @@
           <w:kern w:val="0"/>
           <w:sz w:val="22"/>
           <w:szCs w:val="22"/>
-          <w14:ligatures w14:val="none"/>
-        </w:rPr>
-      </w:pPr>
-      <w:r>
-        <w:rPr>
-          <w:rFonts w:ascii="Arial" w:eastAsiaTheme="minorEastAsia" w:hAnsi="Arial" w:cs="Arial"/>
-          <w:kern w:val="0"/>
-          <w:sz w:val="22"/>
-          <w:szCs w:val="22"/>
-          <w14:ligatures w14:val="none"/>
-        </w:rPr>
-        <w:t xml:space="preserve">R.T.E.:                     Ing. {rte_nume}</w:t>
+          <w:lang w:val="pt-BR"/>
+          <w14:ligatures w14:val="none"/>
+        </w:rPr>
+      </w:pPr>
+      <w:r>
+        <w:rPr>
+          <w:rFonts w:ascii="Arial" w:eastAsiaTheme="minorEastAsia" w:hAnsi="Arial" w:cs="Arial"/>
+          <w:kern w:val="0"/>
+          <w:sz w:val="22"/>
+          <w:szCs w:val="22"/>
+          <w:lang w:val="pt-BR"/>
+          <w14:ligatures w14:val="none"/>
+        </w:rPr>
+        <w:t>Constructor:             Ing. {constructor_reprezentant}</w:t>
+      </w:r>
+      <w:r>
+        <w:rPr>
+          <w:rFonts w:ascii="Arial" w:eastAsiaTheme="minorEastAsia" w:hAnsi="Arial" w:cs="Arial"/>
+          <w:kern w:val="0"/>
+          <w:sz w:val="22"/>
+          <w:szCs w:val="22"/>
+          <w:lang w:val="pt-BR"/>
+          <w14:ligatures w14:val="none"/>
+        </w:rPr>
         <w:tab/>
         <w:t>……………..</w:t>
       </w:r>
     </w:p>
     <w:p>
       <w:pPr>
+        <w:keepNext/>
         <w:tabs>
           <w:tab w:val="left" w:pos="7365"/>
         </w:tabs>
@@ -749,18 +699,47 @@
           <w:kern w:val="0"/>
           <w:sz w:val="22"/>
           <w:szCs w:val="22"/>
-          <w14:ligatures w14:val="none"/>
-        </w:rPr>
-      </w:pPr>
-      <w:r>
-        <w:rPr>
-          <w:rFonts w:ascii="Arial" w:eastAsiaTheme="minorEastAsia" w:hAnsi="Arial" w:cs="Arial"/>
-          <w:kern w:val="0"/>
-          <w:sz w:val="22"/>
-          <w:szCs w:val="22"/>
-          <w14:ligatures w14:val="none"/>
-        </w:rPr>
-        <w:t xml:space="preserve">Proiectant.:              Ing. {proiectant_reprezentant}</w:t>
+          <w:lang w:val="pt-BR"/>
+          <w14:ligatures w14:val="none"/>
+        </w:rPr>
+      </w:pPr>
+    </w:p>
+    <w:p>
+      <w:pPr>
+        <w:keepNext/>
+        <w:tabs>
+          <w:tab w:val="left" w:pos="7365"/>
+        </w:tabs>
+        <w:spacing w:after="200" w:line="240" w:lineRule="auto"/>
+        <w:rPr>
+          <w:rFonts w:ascii="Arial" w:eastAsiaTheme="minorEastAsia" w:hAnsi="Arial" w:cs="Arial"/>
+          <w:kern w:val="0"/>
+          <w:sz w:val="22"/>
+          <w:szCs w:val="22"/>
+          <w:lang w:val="pt-BR"/>
+          <w14:ligatures w14:val="none"/>
+        </w:rPr>
+      </w:pPr>
+      <w:r>
+        <w:rPr>
+          <w:rFonts w:ascii="Arial" w:eastAsiaTheme="minorEastAsia" w:hAnsi="Arial" w:cs="Arial"/>
+          <w:kern w:val="0"/>
+          <w:sz w:val="22"/>
+          <w:szCs w:val="22"/>
+          <w:lang w:val="pt-BR"/>
+          <w14:ligatures w14:val="none"/>
+        </w:rPr>
+        <w:t>R.T.E.:                     Ing. {rte_nume}</w:t>
+      </w:r>
+      <w:r>
+        <w:rPr>
+          <w:rFonts w:ascii="Arial" w:eastAsiaTheme="minorEastAsia" w:hAnsi="Arial" w:cs="Arial"/>
+          <w:kern w:val="0"/>
+          <w:sz w:val="22"/>
+          <w:szCs w:val="22"/>
+          <w:lang w:val="pt-BR"/>
+          <w14:ligatures w14:val="none"/>
+        </w:rPr>
         <w:tab/>
         <w:t>……………..</w:t>
       </w:r>
@@ -768,6 +747,62 @@
     <w:p>
       <w:pPr>
         <w:keepNext/>
+        <w:tabs>
+          <w:tab w:val="left" w:pos="7365"/>
+        </w:tabs>
+        <w:spacing w:after="200" w:line="240" w:lineRule="auto"/>
+        <w:rPr>
+          <w:rFonts w:ascii="Arial" w:eastAsiaTheme="minorEastAsia" w:hAnsi="Arial" w:cs="Arial"/>
+          <w:kern w:val="0"/>
+          <w:sz w:val="22"/>
+          <w:szCs w:val="22"/>
+          <w:lang w:val="pt-BR"/>
+          <w14:ligatures w14:val="none"/>
+        </w:rPr>
+      </w:pPr>
+    </w:p>
+    <w:p>
+      <w:pPr>
+        <w:tabs>
+          <w:tab w:val="left" w:pos="7365"/>
+        </w:tabs>
+        <w:spacing w:after="200" w:line="240" w:lineRule="auto"/>
+        <w:rPr>
+          <w:rFonts w:ascii="Arial" w:eastAsiaTheme="minorEastAsia" w:hAnsi="Arial" w:cs="Arial"/>
+          <w:kern w:val="0"/>
+          <w:sz w:val="22"/>
+          <w:szCs w:val="22"/>
+          <w:lang w:val="pt-BR"/>
+          <w14:ligatures w14:val="none"/>
+        </w:rPr>
+      </w:pPr>
+      <w:r>
+        <w:rPr>
+          <w:rFonts w:ascii="Arial" w:eastAsiaTheme="minorEastAsia" w:hAnsi="Arial" w:cs="Arial"/>
+          <w:kern w:val="0"/>
+          <w:sz w:val="22"/>
+          <w:szCs w:val="22"/>
+          <w:lang w:val="pt-BR"/>
+          <w14:ligatures w14:val="none"/>
+        </w:rPr>
+        <w:t>Proiectant.:              Ing. {proiectant_reprezentant}</w:t>
+      </w:r>
+      <w:r>
+        <w:rPr>
+          <w:rFonts w:ascii="Arial" w:eastAsiaTheme="minorEastAsia" w:hAnsi="Arial" w:cs="Arial"/>
+          <w:kern w:val="0"/>
+          <w:sz w:val="22"/>
+          <w:szCs w:val="22"/>
+          <w:lang w:val="pt-BR"/>
+          <w14:ligatures w14:val="none"/>
+        </w:rPr>
+        <w:tab/>
+        <w:t>……………..</w:t>
+      </w:r>
+    </w:p>
+    <w:p>
+      <w:pPr>
+        <w:keepNext/>
         <w:pageBreakBefore/>
         <w:spacing w:before="120" w:after="0" w:line="23" w:lineRule="atLeast"/>
         <w:jc w:val="center"/>
@@ -791,7 +826,8 @@
           <w:lang w:val="ro-RO"/>
           <w14:ligatures w14:val="none"/>
         </w:rPr>
-        <w:t xml:space="preserve">PROCES VERBAL DE RECEPȚIE CALITATIVĂ</w:t>
+        <w:lastRenderedPageBreak/>
+        <w:t>PROCES VERBAL DE RECEPȚIE CALITATIVĂ</w:t>
       </w:r>
     </w:p>
     <w:p>
@@ -809,18 +845,6 @@
           <w14:ligatures w14:val="none"/>
         </w:rPr>
       </w:pPr>
-      <w:r>
-        <w:rPr>
-          <w:rFonts w:ascii="Arial" w:eastAsiaTheme="minorEastAsia" w:hAnsi="Arial" w:cs="Arial"/>
-          <w:b/>
-          <w:kern w:val="0"/>
-          <w:sz w:val="22"/>
-          <w:szCs w:val="22"/>
-          <w:lang w:val="ro-RO"/>
-          <w14:ligatures w14:val="none"/>
-        </w:rPr>
-        <w:t xml:space="preserve">A SĂPĂTURILOR LA REZERVOR</w:t>
-      </w:r>
     </w:p>
     <w:p>
       <w:pPr>
@@ -845,7 +869,7 @@
           <w:lang w:val="ro-RO"/>
           <w14:ligatures w14:val="none"/>
         </w:rPr>
-        <w:t xml:space="preserve">Nr.........Data .................</w:t>
+        <w:t>Nr.........Data .................</w:t>
       </w:r>
     </w:p>
     <w:p>
@@ -908,7 +932,7 @@
           <w:lang w:val="ro-RO"/>
           <w14:ligatures w14:val="none"/>
         </w:rPr>
-        <w:t xml:space="preserve">Execuția săpăturilor pentru fundația rezervorului de înmagazinare;</w:t>
+        <w:t>Execuția săpăturilor pentru fundația rezervorului de înmagazinare;</w:t>
       </w:r>
     </w:p>
     <w:p>
@@ -974,7 +998,7 @@
           <w:lang w:val="ro-RO"/>
           <w14:ligatures w14:val="none"/>
         </w:rPr>
-        <w:t xml:space="preserve">Rezervor de înmagazinare {specificatie_conducta}, obiectivul {tronson_cod}, comuna {locatie}.</w:t>
+        <w:t>Rezervor de înmagazinare {specificatie_conducta}, tip {reper_start}, volum {lungime} mc, comuna {locatie}.</w:t>
       </w:r>
     </w:p>
     <w:p>
@@ -1051,7 +1075,7 @@
           <w:lang w:val="ro-RO"/>
           <w14:ligatures w14:val="none"/>
         </w:rPr>
-        <w:t xml:space="preserve">Săpăturile s-au executat conform cotelor și dimensiunilor din proiectul tehnic nr. {proiect_nr}.</w:t>
+        <w:t>Săpăturile s-au executat conform cotelor și dimensiunilor din proiectul tehnic nr. {proiect_nr}.</w:t>
       </w:r>
     </w:p>
     <w:p>
@@ -1080,7 +1104,7 @@
           <w:lang w:val="ro-RO"/>
           <w14:ligatures w14:val="none"/>
         </w:rPr>
-        <w:t xml:space="preserve">Natura terenului corespunde cu studiul geotehnic al proiectului.</w:t>
+        <w:t>Natura terenului corespunde cu studiul geotehnic al proiectului.</w:t>
       </w:r>
     </w:p>
     <w:p>
@@ -1109,8 +1133,79 @@
           <w:lang w:val="ro-RO"/>
           <w14:ligatures w14:val="none"/>
         </w:rPr>
-        <w:t xml:space="preserve">Se poate trece la execuția lucrărilor de sprijinire.</w:t>
-      </w:r>
+        <w:t>Pereții săpăturii nu prezintă surpări sau fisuri, iar pământul excavat a fost depozitat la distanța regulamentară față de marginea săpăturii.</w:t>
+      </w:r>
+    </w:p>
+    <w:p>
+      <w:pPr>
+        <w:numPr>
+          <w:ilvl w:val="0"/>
+          <w:numId w:val="1"/>
+        </w:numPr>
+        <w:spacing w:after="200" w:line="276" w:lineRule="auto"/>
+        <w:contextualSpacing/>
+        <w:rPr>
+          <w:rFonts w:ascii="Arial" w:eastAsiaTheme="minorEastAsia" w:hAnsi="Arial" w:cs="Arial"/>
+          <w:kern w:val="0"/>
+          <w:sz w:val="22"/>
+          <w:szCs w:val="22"/>
+          <w:lang w:val="ro-RO"/>
+          <w14:ligatures w14:val="none"/>
+        </w:rPr>
+      </w:pPr>
+      <w:r>
+        <w:rPr>
+          <w:rFonts w:ascii="Arial" w:eastAsiaTheme="minorEastAsia" w:hAnsi="Arial" w:cs="Arial"/>
+          <w:kern w:val="0"/>
+          <w:sz w:val="22"/>
+          <w:szCs w:val="22"/>
+          <w:lang w:val="ro-RO"/>
+          <w14:ligatures w14:val="none"/>
+        </w:rPr>
+        <w:t>Se poate trece la execuția lucrărilor de sprijinire.</w:t>
+      </w:r>
+    </w:p>
+    <w:p>
+      <w:pPr>
+        <w:spacing w:after="200" w:line="276" w:lineRule="auto"/>
+        <w:contextualSpacing/>
+        <w:rPr>
+          <w:rFonts w:ascii="Arial" w:eastAsiaTheme="minorEastAsia" w:hAnsi="Arial" w:cs="Arial"/>
+          <w:kern w:val="0"/>
+          <w:sz w:val="22"/>
+          <w:szCs w:val="22"/>
+          <w:lang w:val="ro-RO"/>
+          <w14:ligatures w14:val="none"/>
+        </w:rPr>
+      </w:pPr>
+    </w:p>
+    <w:p>
+      <w:pPr>
+        <w:spacing w:after="200" w:line="276" w:lineRule="auto"/>
+        <w:contextualSpacing/>
+        <w:rPr>
+          <w:rFonts w:ascii="Arial" w:eastAsiaTheme="minorEastAsia" w:hAnsi="Arial" w:cs="Arial"/>
+          <w:kern w:val="0"/>
+          <w:sz w:val="22"/>
+          <w:szCs w:val="22"/>
+          <w:lang w:val="ro-RO"/>
+          <w14:ligatures w14:val="none"/>
+        </w:rPr>
+      </w:pPr>
+    </w:p>
+    <w:p>
+      <w:pPr>
+        <w:spacing w:after="200" w:line="276" w:lineRule="auto"/>
+        <w:contextualSpacing/>
+        <w:rPr>
+          <w:rFonts w:ascii="Arial" w:eastAsiaTheme="minorEastAsia" w:hAnsi="Arial" w:cs="Arial"/>
+          <w:kern w:val="0"/>
+          <w:sz w:val="22"/>
+          <w:szCs w:val="22"/>
+          <w:lang w:val="ro-RO"/>
+          <w14:ligatures w14:val="none"/>
+        </w:rPr>
+      </w:pPr>
     </w:p>
     <w:p>
       <w:pPr>
@@ -1210,30 +1305,43 @@
           <w:kern w:val="0"/>
           <w:sz w:val="22"/>
           <w:szCs w:val="22"/>
-          <w14:ligatures w14:val="none"/>
-        </w:rPr>
-      </w:pPr>
-      <w:r>
-        <w:rPr>
-          <w:rFonts w:ascii="Arial" w:eastAsiaTheme="minorEastAsia" w:hAnsi="Arial" w:cs="Arial"/>
-          <w:kern w:val="0"/>
-          <w:sz w:val="22"/>
-          <w:szCs w:val="22"/>
+          <w:lang w:val="pt-BR"/>
+          <w14:ligatures w14:val="none"/>
+        </w:rPr>
+      </w:pPr>
+      <w:r>
+        <w:rPr>
+          <w:rFonts w:ascii="Arial" w:eastAsiaTheme="minorEastAsia" w:hAnsi="Arial" w:cs="Arial"/>
+          <w:kern w:val="0"/>
+          <w:sz w:val="22"/>
+          <w:szCs w:val="22"/>
+          <w:lang w:val="pt-BR"/>
           <w14:ligatures w14:val="none"/>
         </w:rPr>
         <w:tab/>
-      </w:r>
-      <w:r>
-        <w:rPr>
-          <w:rFonts w:ascii="Arial" w:eastAsiaTheme="minorEastAsia" w:hAnsi="Arial" w:cs="Arial"/>
-          <w:kern w:val="0"/>
-          <w:sz w:val="22"/>
-          <w:szCs w:val="22"/>
-          <w14:ligatures w14:val="none"/>
-        </w:rPr>
         <w:t xml:space="preserve">      Nume</w:t>
+      </w:r>
+      <w:r>
+        <w:rPr>
+          <w:rFonts w:ascii="Arial" w:eastAsiaTheme="minorEastAsia" w:hAnsi="Arial" w:cs="Arial"/>
+          <w:kern w:val="0"/>
+          <w:sz w:val="22"/>
+          <w:szCs w:val="22"/>
+          <w:lang w:val="pt-BR"/>
+          <w14:ligatures w14:val="none"/>
+        </w:rPr>
         <w:tab/>
         <w:t>Prenume</w:t>
+      </w:r>
+      <w:r>
+        <w:rPr>
+          <w:rFonts w:ascii="Arial" w:eastAsiaTheme="minorEastAsia" w:hAnsi="Arial" w:cs="Arial"/>
+          <w:kern w:val="0"/>
+          <w:sz w:val="22"/>
+          <w:szCs w:val="22"/>
+          <w:lang w:val="pt-BR"/>
+          <w14:ligatures w14:val="none"/>
+        </w:rPr>
         <w:tab/>
         <w:t>Semnătura</w:t>
       </w:r>
@@ -1252,6 +1360,7 @@
           <w:kern w:val="0"/>
           <w:sz w:val="22"/>
           <w:szCs w:val="22"/>
+          <w:lang w:val="pt-BR"/>
           <w14:ligatures w14:val="none"/>
         </w:rPr>
       </w:pPr>
@@ -1268,18 +1377,30 @@
           <w:kern w:val="0"/>
           <w:sz w:val="22"/>
           <w:szCs w:val="22"/>
-          <w14:ligatures w14:val="none"/>
-        </w:rPr>
-      </w:pPr>
-      <w:r>
-        <w:rPr>
-          <w:rFonts w:ascii="Arial" w:eastAsiaTheme="minorEastAsia" w:hAnsi="Arial" w:cs="Arial"/>
-          <w:kern w:val="0"/>
-          <w:sz w:val="22"/>
-          <w:szCs w:val="22"/>
-          <w14:ligatures w14:val="none"/>
-        </w:rPr>
-        <w:t xml:space="preserve">Diriginte șantier:      Ing. {diriginte_nume}</w:t>
+          <w:lang w:val="pt-BR"/>
+          <w14:ligatures w14:val="none"/>
+        </w:rPr>
+      </w:pPr>
+      <w:r>
+        <w:rPr>
+          <w:rFonts w:ascii="Arial" w:eastAsiaTheme="minorEastAsia" w:hAnsi="Arial" w:cs="Arial"/>
+          <w:kern w:val="0"/>
+          <w:sz w:val="22"/>
+          <w:szCs w:val="22"/>
+          <w:lang w:val="pt-BR"/>
+          <w14:ligatures w14:val="none"/>
+        </w:rPr>
+        <w:t>Diriginte șantier:      Ing. {diriginte_nume}</w:t>
+      </w:r>
+      <w:r>
+        <w:rPr>
+          <w:rFonts w:ascii="Arial" w:eastAsiaTheme="minorEastAsia" w:hAnsi="Arial" w:cs="Arial"/>
+          <w:kern w:val="0"/>
+          <w:sz w:val="22"/>
+          <w:szCs w:val="22"/>
+          <w:lang w:val="pt-BR"/>
+          <w14:ligatures w14:val="none"/>
+        </w:rPr>
         <w:tab/>
         <w:t>……………..</w:t>
       </w:r>
@@ -1296,24 +1417,14 @@
           <w:kern w:val="0"/>
           <w:sz w:val="22"/>
           <w:szCs w:val="22"/>
-          <w14:ligatures w14:val="none"/>
-        </w:rPr>
-      </w:pPr>
-      <w:r>
-        <w:rPr>
-          <w:rFonts w:ascii="Arial" w:eastAsiaTheme="minorEastAsia" w:hAnsi="Arial" w:cs="Arial"/>
-          <w:kern w:val="0"/>
-          <w:sz w:val="22"/>
-          <w:szCs w:val="22"/>
-          <w14:ligatures w14:val="none"/>
-        </w:rPr>
-        <w:t xml:space="preserve">Constructor:             Ing. {constructor_reprezentant}</w:t>
-        <w:tab/>
-        <w:t>……………..</w:t>
-      </w:r>
-    </w:p>
-    <w:p>
-      <w:pPr>
+          <w:lang w:val="pt-BR"/>
+          <w14:ligatures w14:val="none"/>
+        </w:rPr>
+      </w:pPr>
+    </w:p>
+    <w:p>
+      <w:pPr>
+        <w:keepNext/>
         <w:tabs>
           <w:tab w:val="left" w:pos="7365"/>
         </w:tabs>
@@ -1323,18 +1434,30 @@
           <w:kern w:val="0"/>
           <w:sz w:val="22"/>
           <w:szCs w:val="22"/>
-          <w14:ligatures w14:val="none"/>
-        </w:rPr>
-      </w:pPr>
-      <w:r>
-        <w:rPr>
-          <w:rFonts w:ascii="Arial" w:eastAsiaTheme="minorEastAsia" w:hAnsi="Arial" w:cs="Arial"/>
-          <w:kern w:val="0"/>
-          <w:sz w:val="22"/>
-          <w:szCs w:val="22"/>
-          <w14:ligatures w14:val="none"/>
-        </w:rPr>
-        <w:t xml:space="preserve">R.T.E.:                     Ing. {rte_nume}</w:t>
+          <w:lang w:val="pt-BR"/>
+          <w14:ligatures w14:val="none"/>
+        </w:rPr>
+      </w:pPr>
+      <w:r>
+        <w:rPr>
+          <w:rFonts w:ascii="Arial" w:eastAsiaTheme="minorEastAsia" w:hAnsi="Arial" w:cs="Arial"/>
+          <w:kern w:val="0"/>
+          <w:sz w:val="22"/>
+          <w:szCs w:val="22"/>
+          <w:lang w:val="pt-BR"/>
+          <w14:ligatures w14:val="none"/>
+        </w:rPr>
+        <w:t>Constructor:             Ing. {constructor_reprezentant}</w:t>
+      </w:r>
+      <w:r>
+        <w:rPr>
+          <w:rFonts w:ascii="Arial" w:eastAsiaTheme="minorEastAsia" w:hAnsi="Arial" w:cs="Arial"/>
+          <w:kern w:val="0"/>
+          <w:sz w:val="22"/>
+          <w:szCs w:val="22"/>
+          <w:lang w:val="pt-BR"/>
+          <w14:ligatures w14:val="none"/>
+        </w:rPr>
         <w:tab/>
         <w:t>……………..</w:t>
       </w:r>
@@ -1342,6 +1465,62 @@
     <w:p>
       <w:pPr>
         <w:keepNext/>
+        <w:tabs>
+          <w:tab w:val="left" w:pos="7365"/>
+        </w:tabs>
+        <w:spacing w:after="200" w:line="240" w:lineRule="auto"/>
+        <w:rPr>
+          <w:rFonts w:ascii="Arial" w:eastAsiaTheme="minorEastAsia" w:hAnsi="Arial" w:cs="Arial"/>
+          <w:kern w:val="0"/>
+          <w:sz w:val="22"/>
+          <w:szCs w:val="22"/>
+          <w:lang w:val="pt-BR"/>
+          <w14:ligatures w14:val="none"/>
+        </w:rPr>
+      </w:pPr>
+    </w:p>
+    <w:p>
+      <w:pPr>
+        <w:tabs>
+          <w:tab w:val="left" w:pos="7365"/>
+        </w:tabs>
+        <w:spacing w:after="200" w:line="240" w:lineRule="auto"/>
+        <w:rPr>
+          <w:rFonts w:ascii="Arial" w:eastAsiaTheme="minorEastAsia" w:hAnsi="Arial" w:cs="Arial"/>
+          <w:kern w:val="0"/>
+          <w:sz w:val="22"/>
+          <w:szCs w:val="22"/>
+          <w:lang w:val="pt-BR"/>
+          <w14:ligatures w14:val="none"/>
+        </w:rPr>
+      </w:pPr>
+      <w:r>
+        <w:rPr>
+          <w:rFonts w:ascii="Arial" w:eastAsiaTheme="minorEastAsia" w:hAnsi="Arial" w:cs="Arial"/>
+          <w:kern w:val="0"/>
+          <w:sz w:val="22"/>
+          <w:szCs w:val="22"/>
+          <w:lang w:val="pt-BR"/>
+          <w14:ligatures w14:val="none"/>
+        </w:rPr>
+        <w:t>R.T.E.:                     Ing. {rte_nume}</w:t>
+      </w:r>
+      <w:r>
+        <w:rPr>
+          <w:rFonts w:ascii="Arial" w:eastAsiaTheme="minorEastAsia" w:hAnsi="Arial" w:cs="Arial"/>
+          <w:kern w:val="0"/>
+          <w:sz w:val="22"/>
+          <w:szCs w:val="22"/>
+          <w:lang w:val="pt-BR"/>
+          <w14:ligatures w14:val="none"/>
+        </w:rPr>
+        <w:tab/>
+        <w:t>……………..</w:t>
+      </w:r>
+    </w:p>
+    <w:p>
+      <w:pPr>
+        <w:keepNext/>
         <w:pageBreakBefore/>
         <w:spacing w:before="120" w:after="0" w:line="23" w:lineRule="atLeast"/>
         <w:jc w:val="center"/>
@@ -1365,7 +1544,8 @@
           <w:lang w:val="ro-RO"/>
           <w14:ligatures w14:val="none"/>
         </w:rPr>
-        <w:t xml:space="preserve">PROCES VERBAL DE RECEPȚIE CALITATIVĂ</w:t>
+        <w:lastRenderedPageBreak/>
+        <w:t>PROCES VERBAL DE RECEPȚIE CALITATIVĂ</w:t>
       </w:r>
     </w:p>
     <w:p>
@@ -1383,18 +1563,6 @@
           <w14:ligatures w14:val="none"/>
         </w:rPr>
       </w:pPr>
-      <w:r>
-        <w:rPr>
-          <w:rFonts w:ascii="Arial" w:eastAsiaTheme="minorEastAsia" w:hAnsi="Arial" w:cs="Arial"/>
-          <w:b/>
-          <w:kern w:val="0"/>
-          <w:sz w:val="22"/>
-          <w:szCs w:val="22"/>
-          <w:lang w:val="ro-RO"/>
-          <w14:ligatures w14:val="none"/>
-        </w:rPr>
-        <w:t xml:space="preserve">A LUCRĂRILOR DE SPRIJINIRE</w:t>
-      </w:r>
     </w:p>
     <w:p>
       <w:pPr>
@@ -1419,7 +1587,7 @@
           <w:lang w:val="ro-RO"/>
           <w14:ligatures w14:val="none"/>
         </w:rPr>
-        <w:t xml:space="preserve">Nr.........Data .................</w:t>
+        <w:t>Nr.........Data .................</w:t>
       </w:r>
     </w:p>
     <w:p>
@@ -1482,7 +1650,7 @@
           <w:lang w:val="ro-RO"/>
           <w14:ligatures w14:val="none"/>
         </w:rPr>
-        <w:t xml:space="preserve">Lucrările de sprijinire a săpăturii pentru rezervorul de înmagazinare;</w:t>
+        <w:t>Lucrările de sprijinire a săpăturii pentru rezervorul de înmagazinare;</w:t>
       </w:r>
     </w:p>
     <w:p>
@@ -1548,7 +1716,7 @@
           <w:lang w:val="ro-RO"/>
           <w14:ligatures w14:val="none"/>
         </w:rPr>
-        <w:t xml:space="preserve">Rezervor de înmagazinare {specificatie_conducta}, obiectivul {tronson_cod}, comuna {locatie}.</w:t>
+        <w:t>Rezervor de înmagazinare {specificatie_conducta}, tip {reper_start}, volum {lungime} mc, comuna {locatie}.</w:t>
       </w:r>
     </w:p>
     <w:p>
@@ -1625,7 +1793,7 @@
           <w:lang w:val="ro-RO"/>
           <w14:ligatures w14:val="none"/>
         </w:rPr>
-        <w:t xml:space="preserve">Lucrările de sprijinire sunt executate conform cerințelor proiectului tehnic nr. {proiect_nr}.</w:t>
+        <w:t>Lucrările de sprijinire sunt executate conform cerințelor proiectului tehnic nr. {proiect_nr}.</w:t>
       </w:r>
     </w:p>
     <w:p>
@@ -1654,7 +1822,7 @@
           <w:lang w:val="ro-RO"/>
           <w14:ligatures w14:val="none"/>
         </w:rPr>
-        <w:t xml:space="preserve">Sprijinirile asigură stabilitatea pereților săpăturii pe toată perioada execuției.</w:t>
+        <w:t>Sprijinirile asigură stabilitatea pereților săpăturii pe toată perioada execuției.</w:t>
       </w:r>
     </w:p>
     <w:p>
@@ -1670,24 +1838,281 @@
           <w:kern w:val="0"/>
           <w:sz w:val="22"/>
           <w:szCs w:val="22"/>
-          <w:lang w:val="ro-RO"/>
-          <w14:ligatures w14:val="none"/>
-        </w:rPr>
-      </w:pPr>
-      <w:r>
-        <w:rPr>
-          <w:rFonts w:ascii="Arial" w:eastAsiaTheme="minorEastAsia" w:hAnsi="Arial" w:cs="Arial"/>
-          <w:kern w:val="0"/>
-          <w:sz w:val="22"/>
-          <w:szCs w:val="22"/>
-          <w:lang w:val="ro-RO"/>
-          <w14:ligatures w14:val="none"/>
-        </w:rPr>
-        <w:t xml:space="preserve">Se poate trece la execuția lucrărilor de cofrare.</w:t>
-      </w:r>
-    </w:p>
-    <w:p>
-      <w:pPr>
+          <w:lang w:val="en-GB"/>
+          <w14:ligatures w14:val="none"/>
+        </w:rPr>
+      </w:pPr>
+      <w:proofErr w:type="spellStart"/>
+      <w:r>
+        <w:rPr>
+          <w:rFonts w:ascii="Arial" w:eastAsiaTheme="minorEastAsia" w:hAnsi="Arial" w:cs="Arial"/>
+          <w:kern w:val="0"/>
+          <w:sz w:val="22"/>
+          <w:szCs w:val="22"/>
+          <w:lang w:val="en-GB"/>
+          <w14:ligatures w14:val="none"/>
+        </w:rPr>
+        <w:t>Elementele</w:t>
+      </w:r>
+      <w:proofErr w:type="spellEnd"/>
+      <w:r>
+        <w:rPr>
+          <w:rFonts w:ascii="Arial" w:eastAsiaTheme="minorEastAsia" w:hAnsi="Arial" w:cs="Arial"/>
+          <w:kern w:val="0"/>
+          <w:sz w:val="22"/>
+          <w:szCs w:val="22"/>
+          <w:lang w:val="en-GB"/>
+          <w14:ligatures w14:val="none"/>
+        </w:rPr>
+        <w:t xml:space="preserve"> de </w:t>
+      </w:r>
+      <w:proofErr w:type="spellStart"/>
+      <w:r>
+        <w:rPr>
+          <w:rFonts w:ascii="Arial" w:eastAsiaTheme="minorEastAsia" w:hAnsi="Arial" w:cs="Arial"/>
+          <w:kern w:val="0"/>
+          <w:sz w:val="22"/>
+          <w:szCs w:val="22"/>
+          <w:lang w:val="en-GB"/>
+          <w14:ligatures w14:val="none"/>
+        </w:rPr>
+        <w:t>sprijinire</w:t>
+      </w:r>
+      <w:proofErr w:type="spellEnd"/>
+      <w:r>
+        <w:rPr>
+          <w:rFonts w:ascii="Arial" w:eastAsiaTheme="minorEastAsia" w:hAnsi="Arial" w:cs="Arial"/>
+          <w:kern w:val="0"/>
+          <w:sz w:val="22"/>
+          <w:szCs w:val="22"/>
+          <w:lang w:val="en-GB"/>
+          <w14:ligatures w14:val="none"/>
+        </w:rPr>
+        <w:t xml:space="preserve"> (</w:t>
+      </w:r>
+      <w:proofErr w:type="spellStart"/>
+      <w:r>
+        <w:rPr>
+          <w:rFonts w:ascii="Arial" w:eastAsiaTheme="minorEastAsia" w:hAnsi="Arial" w:cs="Arial"/>
+          <w:kern w:val="0"/>
+          <w:sz w:val="22"/>
+          <w:szCs w:val="22"/>
+          <w:lang w:val="en-GB"/>
+          <w14:ligatures w14:val="none"/>
+        </w:rPr>
+        <w:t>dulapi</w:t>
+      </w:r>
+      <w:proofErr w:type="spellEnd"/>
+      <w:r>
+        <w:rPr>
+          <w:rFonts w:ascii="Arial" w:eastAsiaTheme="minorEastAsia" w:hAnsi="Arial" w:cs="Arial"/>
+          <w:kern w:val="0"/>
+          <w:sz w:val="22"/>
+          <w:szCs w:val="22"/>
+          <w:lang w:val="en-GB"/>
+          <w14:ligatures w14:val="none"/>
+        </w:rPr>
+        <w:t xml:space="preserve">, filate, </w:t>
+      </w:r>
+      <w:proofErr w:type="spellStart"/>
+      <w:r>
+        <w:rPr>
+          <w:rFonts w:ascii="Arial" w:eastAsiaTheme="minorEastAsia" w:hAnsi="Arial" w:cs="Arial"/>
+          <w:kern w:val="0"/>
+          <w:sz w:val="22"/>
+          <w:szCs w:val="22"/>
+          <w:lang w:val="en-GB"/>
+          <w14:ligatures w14:val="none"/>
+        </w:rPr>
+        <w:t>șpraițuri</w:t>
+      </w:r>
+      <w:proofErr w:type="spellEnd"/>
+      <w:r>
+        <w:rPr>
+          <w:rFonts w:ascii="Arial" w:eastAsiaTheme="minorEastAsia" w:hAnsi="Arial" w:cs="Arial"/>
+          <w:kern w:val="0"/>
+          <w:sz w:val="22"/>
+          <w:szCs w:val="22"/>
+          <w:lang w:val="en-GB"/>
+          <w14:ligatures w14:val="none"/>
+        </w:rPr>
+        <w:t xml:space="preserve">) sunt </w:t>
+      </w:r>
+      <w:proofErr w:type="spellStart"/>
+      <w:r>
+        <w:rPr>
+          <w:rFonts w:ascii="Arial" w:eastAsiaTheme="minorEastAsia" w:hAnsi="Arial" w:cs="Arial"/>
+          <w:kern w:val="0"/>
+          <w:sz w:val="22"/>
+          <w:szCs w:val="22"/>
+          <w:lang w:val="en-GB"/>
+          <w14:ligatures w14:val="none"/>
+        </w:rPr>
+        <w:t>montate</w:t>
+      </w:r>
+      <w:proofErr w:type="spellEnd"/>
+      <w:r>
+        <w:rPr>
+          <w:rFonts w:ascii="Arial" w:eastAsiaTheme="minorEastAsia" w:hAnsi="Arial" w:cs="Arial"/>
+          <w:kern w:val="0"/>
+          <w:sz w:val="22"/>
+          <w:szCs w:val="22"/>
+          <w:lang w:val="en-GB"/>
+          <w14:ligatures w14:val="none"/>
+        </w:rPr>
+        <w:t xml:space="preserve"> </w:t>
+      </w:r>
+      <w:proofErr w:type="spellStart"/>
+      <w:r>
+        <w:rPr>
+          <w:rFonts w:ascii="Arial" w:eastAsiaTheme="minorEastAsia" w:hAnsi="Arial" w:cs="Arial"/>
+          <w:kern w:val="0"/>
+          <w:sz w:val="22"/>
+          <w:szCs w:val="22"/>
+          <w:lang w:val="en-GB"/>
+          <w14:ligatures w14:val="none"/>
+        </w:rPr>
+        <w:t>corect</w:t>
+      </w:r>
+      <w:proofErr w:type="spellEnd"/>
+      <w:r>
+        <w:rPr>
+          <w:rFonts w:ascii="Arial" w:eastAsiaTheme="minorEastAsia" w:hAnsi="Arial" w:cs="Arial"/>
+          <w:kern w:val="0"/>
+          <w:sz w:val="22"/>
+          <w:szCs w:val="22"/>
+          <w:lang w:val="en-GB"/>
+          <w14:ligatures w14:val="none"/>
+        </w:rPr>
+        <w:t xml:space="preserve">, bine fixate </w:t>
+      </w:r>
+      <w:proofErr w:type="spellStart"/>
+      <w:r>
+        <w:rPr>
+          <w:rFonts w:ascii="Arial" w:eastAsiaTheme="minorEastAsia" w:hAnsi="Arial" w:cs="Arial"/>
+          <w:kern w:val="0"/>
+          <w:sz w:val="22"/>
+          <w:szCs w:val="22"/>
+          <w:lang w:val="en-GB"/>
+          <w14:ligatures w14:val="none"/>
+        </w:rPr>
+        <w:t>și</w:t>
+      </w:r>
+      <w:proofErr w:type="spellEnd"/>
+      <w:r>
+        <w:rPr>
+          <w:rFonts w:ascii="Arial" w:eastAsiaTheme="minorEastAsia" w:hAnsi="Arial" w:cs="Arial"/>
+          <w:kern w:val="0"/>
+          <w:sz w:val="22"/>
+          <w:szCs w:val="22"/>
+          <w:lang w:val="en-GB"/>
+          <w14:ligatures w14:val="none"/>
+        </w:rPr>
+        <w:t xml:space="preserve"> nu </w:t>
+      </w:r>
+      <w:proofErr w:type="spellStart"/>
+      <w:r>
+        <w:rPr>
+          <w:rFonts w:ascii="Arial" w:eastAsiaTheme="minorEastAsia" w:hAnsi="Arial" w:cs="Arial"/>
+          <w:kern w:val="0"/>
+          <w:sz w:val="22"/>
+          <w:szCs w:val="22"/>
+          <w:lang w:val="en-GB"/>
+          <w14:ligatures w14:val="none"/>
+        </w:rPr>
+        <w:t>prezintă</w:t>
+      </w:r>
+      <w:proofErr w:type="spellEnd"/>
+      <w:r>
+        <w:rPr>
+          <w:rFonts w:ascii="Arial" w:eastAsiaTheme="minorEastAsia" w:hAnsi="Arial" w:cs="Arial"/>
+          <w:kern w:val="0"/>
+          <w:sz w:val="22"/>
+          <w:szCs w:val="22"/>
+          <w:lang w:val="en-GB"/>
+          <w14:ligatures w14:val="none"/>
+        </w:rPr>
+        <w:t xml:space="preserve"> </w:t>
+      </w:r>
+      <w:proofErr w:type="spellStart"/>
+      <w:r>
+        <w:rPr>
+          <w:rFonts w:ascii="Arial" w:eastAsiaTheme="minorEastAsia" w:hAnsi="Arial" w:cs="Arial"/>
+          <w:kern w:val="0"/>
+          <w:sz w:val="22"/>
+          <w:szCs w:val="22"/>
+          <w:lang w:val="en-GB"/>
+          <w14:ligatures w14:val="none"/>
+        </w:rPr>
+        <w:t>deformații</w:t>
+      </w:r>
+      <w:proofErr w:type="spellEnd"/>
+      <w:r>
+        <w:rPr>
+          <w:rFonts w:ascii="Arial" w:eastAsiaTheme="minorEastAsia" w:hAnsi="Arial" w:cs="Arial"/>
+          <w:kern w:val="0"/>
+          <w:sz w:val="22"/>
+          <w:szCs w:val="22"/>
+          <w:lang w:val="en-GB"/>
+          <w14:ligatures w14:val="none"/>
+        </w:rPr>
+        <w:t xml:space="preserve"> </w:t>
+      </w:r>
+      <w:proofErr w:type="spellStart"/>
+      <w:r>
+        <w:rPr>
+          <w:rFonts w:ascii="Arial" w:eastAsiaTheme="minorEastAsia" w:hAnsi="Arial" w:cs="Arial"/>
+          <w:kern w:val="0"/>
+          <w:sz w:val="22"/>
+          <w:szCs w:val="22"/>
+          <w:lang w:val="en-GB"/>
+          <w14:ligatures w14:val="none"/>
+        </w:rPr>
+        <w:t>sau</w:t>
+      </w:r>
+      <w:proofErr w:type="spellEnd"/>
+      <w:r>
+        <w:rPr>
+          <w:rFonts w:ascii="Arial" w:eastAsiaTheme="minorEastAsia" w:hAnsi="Arial" w:cs="Arial"/>
+          <w:kern w:val="0"/>
+          <w:sz w:val="22"/>
+          <w:szCs w:val="22"/>
+          <w:lang w:val="en-GB"/>
+          <w14:ligatures w14:val="none"/>
+        </w:rPr>
+        <w:t xml:space="preserve"> </w:t>
+      </w:r>
+      <w:proofErr w:type="spellStart"/>
+      <w:r>
+        <w:rPr>
+          <w:rFonts w:ascii="Arial" w:eastAsiaTheme="minorEastAsia" w:hAnsi="Arial" w:cs="Arial"/>
+          <w:kern w:val="0"/>
+          <w:sz w:val="22"/>
+          <w:szCs w:val="22"/>
+          <w:lang w:val="en-GB"/>
+          <w14:ligatures w14:val="none"/>
+        </w:rPr>
+        <w:t>degradări</w:t>
+      </w:r>
+      <w:proofErr w:type="spellEnd"/>
+      <w:r>
+        <w:rPr>
+          <w:rFonts w:ascii="Arial" w:eastAsiaTheme="minorEastAsia" w:hAnsi="Arial" w:cs="Arial"/>
+          <w:kern w:val="0"/>
+          <w:sz w:val="22"/>
+          <w:szCs w:val="22"/>
+          <w:lang w:val="en-GB"/>
+          <w14:ligatures w14:val="none"/>
+        </w:rPr>
+        <w:t xml:space="preserve">. </w:t>
+      </w:r>
+    </w:p>
+    <w:p>
+      <w:pPr>
+        <w:numPr>
+          <w:ilvl w:val="0"/>
+          <w:numId w:val="1"/>
+        </w:numPr>
         <w:spacing w:after="200" w:line="276" w:lineRule="auto"/>
         <w:contextualSpacing/>
         <w:rPr>
@@ -1699,6 +2124,46 @@
           <w14:ligatures w14:val="none"/>
         </w:rPr>
       </w:pPr>
+      <w:r>
+        <w:rPr>
+          <w:rFonts w:ascii="Arial" w:eastAsiaTheme="minorEastAsia" w:hAnsi="Arial" w:cs="Arial"/>
+          <w:kern w:val="0"/>
+          <w:sz w:val="22"/>
+          <w:szCs w:val="22"/>
+          <w:lang w:val="pt-BR"/>
+          <w14:ligatures w14:val="none"/>
+        </w:rPr>
+        <w:t>Sprijinirile permit executarea în siguranță a lucrărilor următoare (cofrare, armare, betonare), cu respectarea normelor de securitate și sănătate în muncă.</w:t>
+      </w:r>
+    </w:p>
+    <w:p>
+      <w:pPr>
+        <w:numPr>
+          <w:ilvl w:val="0"/>
+          <w:numId w:val="1"/>
+        </w:numPr>
+        <w:spacing w:after="200" w:line="276" w:lineRule="auto"/>
+        <w:contextualSpacing/>
+        <w:rPr>
+          <w:rFonts w:ascii="Arial" w:eastAsiaTheme="minorEastAsia" w:hAnsi="Arial" w:cs="Arial"/>
+          <w:kern w:val="0"/>
+          <w:sz w:val="22"/>
+          <w:szCs w:val="22"/>
+          <w:lang w:val="ro-RO"/>
+          <w14:ligatures w14:val="none"/>
+        </w:rPr>
+      </w:pPr>
+      <w:r>
+        <w:rPr>
+          <w:rFonts w:ascii="Arial" w:eastAsiaTheme="minorEastAsia" w:hAnsi="Arial" w:cs="Arial"/>
+          <w:kern w:val="0"/>
+          <w:sz w:val="22"/>
+          <w:szCs w:val="22"/>
+          <w:lang w:val="ro-RO"/>
+          <w14:ligatures w14:val="none"/>
+        </w:rPr>
+        <w:t>Se poate trece la execuția lucrărilor de cofrare.</w:t>
+      </w:r>
     </w:p>
     <w:p>
       <w:pPr>
@@ -1784,30 +2249,43 @@
           <w:kern w:val="0"/>
           <w:sz w:val="22"/>
           <w:szCs w:val="22"/>
-          <w14:ligatures w14:val="none"/>
-        </w:rPr>
-      </w:pPr>
-      <w:r>
-        <w:rPr>
-          <w:rFonts w:ascii="Arial" w:eastAsiaTheme="minorEastAsia" w:hAnsi="Arial" w:cs="Arial"/>
-          <w:kern w:val="0"/>
-          <w:sz w:val="22"/>
-          <w:szCs w:val="22"/>
+          <w:lang w:val="pt-BR"/>
+          <w14:ligatures w14:val="none"/>
+        </w:rPr>
+      </w:pPr>
+      <w:r>
+        <w:rPr>
+          <w:rFonts w:ascii="Arial" w:eastAsiaTheme="minorEastAsia" w:hAnsi="Arial" w:cs="Arial"/>
+          <w:kern w:val="0"/>
+          <w:sz w:val="22"/>
+          <w:szCs w:val="22"/>
+          <w:lang w:val="pt-BR"/>
           <w14:ligatures w14:val="none"/>
         </w:rPr>
         <w:tab/>
-      </w:r>
-      <w:r>
-        <w:rPr>
-          <w:rFonts w:ascii="Arial" w:eastAsiaTheme="minorEastAsia" w:hAnsi="Arial" w:cs="Arial"/>
-          <w:kern w:val="0"/>
-          <w:sz w:val="22"/>
-          <w:szCs w:val="22"/>
-          <w14:ligatures w14:val="none"/>
-        </w:rPr>
         <w:t xml:space="preserve">      Nume</w:t>
+      </w:r>
+      <w:r>
+        <w:rPr>
+          <w:rFonts w:ascii="Arial" w:eastAsiaTheme="minorEastAsia" w:hAnsi="Arial" w:cs="Arial"/>
+          <w:kern w:val="0"/>
+          <w:sz w:val="22"/>
+          <w:szCs w:val="22"/>
+          <w:lang w:val="pt-BR"/>
+          <w14:ligatures w14:val="none"/>
+        </w:rPr>
         <w:tab/>
         <w:t>Prenume</w:t>
+      </w:r>
+      <w:r>
+        <w:rPr>
+          <w:rFonts w:ascii="Arial" w:eastAsiaTheme="minorEastAsia" w:hAnsi="Arial" w:cs="Arial"/>
+          <w:kern w:val="0"/>
+          <w:sz w:val="22"/>
+          <w:szCs w:val="22"/>
+          <w:lang w:val="pt-BR"/>
+          <w14:ligatures w14:val="none"/>
+        </w:rPr>
         <w:tab/>
         <w:t>Semnătura</w:t>
       </w:r>
@@ -1826,6 +2304,7 @@
           <w:kern w:val="0"/>
           <w:sz w:val="22"/>
           <w:szCs w:val="22"/>
+          <w:lang w:val="pt-BR"/>
           <w14:ligatures w14:val="none"/>
         </w:rPr>
       </w:pPr>
@@ -1842,18 +2321,30 @@
           <w:kern w:val="0"/>
           <w:sz w:val="22"/>
           <w:szCs w:val="22"/>
-          <w14:ligatures w14:val="none"/>
-        </w:rPr>
-      </w:pPr>
-      <w:r>
-        <w:rPr>
-          <w:rFonts w:ascii="Arial" w:eastAsiaTheme="minorEastAsia" w:hAnsi="Arial" w:cs="Arial"/>
-          <w:kern w:val="0"/>
-          <w:sz w:val="22"/>
-          <w:szCs w:val="22"/>
-          <w14:ligatures w14:val="none"/>
-        </w:rPr>
-        <w:t xml:space="preserve">Diriginte șantier:      Ing. {diriginte_nume}</w:t>
+          <w:lang w:val="pt-BR"/>
+          <w14:ligatures w14:val="none"/>
+        </w:rPr>
+      </w:pPr>
+      <w:r>
+        <w:rPr>
+          <w:rFonts w:ascii="Arial" w:eastAsiaTheme="minorEastAsia" w:hAnsi="Arial" w:cs="Arial"/>
+          <w:kern w:val="0"/>
+          <w:sz w:val="22"/>
+          <w:szCs w:val="22"/>
+          <w:lang w:val="pt-BR"/>
+          <w14:ligatures w14:val="none"/>
+        </w:rPr>
+        <w:t>Diriginte șantier:      Ing. {diriginte_nume}</w:t>
+      </w:r>
+      <w:r>
+        <w:rPr>
+          <w:rFonts w:ascii="Arial" w:eastAsiaTheme="minorEastAsia" w:hAnsi="Arial" w:cs="Arial"/>
+          <w:kern w:val="0"/>
+          <w:sz w:val="22"/>
+          <w:szCs w:val="22"/>
+          <w:lang w:val="pt-BR"/>
+          <w14:ligatures w14:val="none"/>
+        </w:rPr>
         <w:tab/>
         <w:t>……………..</w:t>
       </w:r>
@@ -1870,24 +2361,14 @@
           <w:kern w:val="0"/>
           <w:sz w:val="22"/>
           <w:szCs w:val="22"/>
-          <w14:ligatures w14:val="none"/>
-        </w:rPr>
-      </w:pPr>
-      <w:r>
-        <w:rPr>
-          <w:rFonts w:ascii="Arial" w:eastAsiaTheme="minorEastAsia" w:hAnsi="Arial" w:cs="Arial"/>
-          <w:kern w:val="0"/>
-          <w:sz w:val="22"/>
-          <w:szCs w:val="22"/>
-          <w14:ligatures w14:val="none"/>
-        </w:rPr>
-        <w:t xml:space="preserve">Constructor:             Ing. {constructor_reprezentant}</w:t>
-        <w:tab/>
-        <w:t>……………..</w:t>
-      </w:r>
-    </w:p>
-    <w:p>
-      <w:pPr>
+          <w:lang w:val="pt-BR"/>
+          <w14:ligatures w14:val="none"/>
+        </w:rPr>
+      </w:pPr>
+    </w:p>
+    <w:p>
+      <w:pPr>
+        <w:keepNext/>
         <w:tabs>
           <w:tab w:val="left" w:pos="7365"/>
         </w:tabs>
@@ -1897,18 +2378,30 @@
           <w:kern w:val="0"/>
           <w:sz w:val="22"/>
           <w:szCs w:val="22"/>
-          <w14:ligatures w14:val="none"/>
-        </w:rPr>
-      </w:pPr>
-      <w:r>
-        <w:rPr>
-          <w:rFonts w:ascii="Arial" w:eastAsiaTheme="minorEastAsia" w:hAnsi="Arial" w:cs="Arial"/>
-          <w:kern w:val="0"/>
-          <w:sz w:val="22"/>
-          <w:szCs w:val="22"/>
-          <w14:ligatures w14:val="none"/>
-        </w:rPr>
-        <w:t xml:space="preserve">R.T.E.:                     Ing. {rte_nume}</w:t>
+          <w:lang w:val="pt-BR"/>
+          <w14:ligatures w14:val="none"/>
+        </w:rPr>
+      </w:pPr>
+      <w:r>
+        <w:rPr>
+          <w:rFonts w:ascii="Arial" w:eastAsiaTheme="minorEastAsia" w:hAnsi="Arial" w:cs="Arial"/>
+          <w:kern w:val="0"/>
+          <w:sz w:val="22"/>
+          <w:szCs w:val="22"/>
+          <w:lang w:val="pt-BR"/>
+          <w14:ligatures w14:val="none"/>
+        </w:rPr>
+        <w:t>Constructor:             Ing. {constructor_reprezentant}</w:t>
+      </w:r>
+      <w:r>
+        <w:rPr>
+          <w:rFonts w:ascii="Arial" w:eastAsiaTheme="minorEastAsia" w:hAnsi="Arial" w:cs="Arial"/>
+          <w:kern w:val="0"/>
+          <w:sz w:val="22"/>
+          <w:szCs w:val="22"/>
+          <w:lang w:val="pt-BR"/>
+          <w14:ligatures w14:val="none"/>
+        </w:rPr>
         <w:tab/>
         <w:t>……………..</w:t>
       </w:r>
@@ -1916,6 +2409,62 @@
     <w:p>
       <w:pPr>
         <w:keepNext/>
+        <w:tabs>
+          <w:tab w:val="left" w:pos="7365"/>
+        </w:tabs>
+        <w:spacing w:after="200" w:line="240" w:lineRule="auto"/>
+        <w:rPr>
+          <w:rFonts w:ascii="Arial" w:eastAsiaTheme="minorEastAsia" w:hAnsi="Arial" w:cs="Arial"/>
+          <w:kern w:val="0"/>
+          <w:sz w:val="22"/>
+          <w:szCs w:val="22"/>
+          <w:lang w:val="pt-BR"/>
+          <w14:ligatures w14:val="none"/>
+        </w:rPr>
+      </w:pPr>
+    </w:p>
+    <w:p>
+      <w:pPr>
+        <w:tabs>
+          <w:tab w:val="left" w:pos="7365"/>
+        </w:tabs>
+        <w:spacing w:after="200" w:line="240" w:lineRule="auto"/>
+        <w:rPr>
+          <w:rFonts w:ascii="Arial" w:eastAsiaTheme="minorEastAsia" w:hAnsi="Arial" w:cs="Arial"/>
+          <w:kern w:val="0"/>
+          <w:sz w:val="22"/>
+          <w:szCs w:val="22"/>
+          <w:lang w:val="pt-BR"/>
+          <w14:ligatures w14:val="none"/>
+        </w:rPr>
+      </w:pPr>
+      <w:r>
+        <w:rPr>
+          <w:rFonts w:ascii="Arial" w:eastAsiaTheme="minorEastAsia" w:hAnsi="Arial" w:cs="Arial"/>
+          <w:kern w:val="0"/>
+          <w:sz w:val="22"/>
+          <w:szCs w:val="22"/>
+          <w:lang w:val="pt-BR"/>
+          <w14:ligatures w14:val="none"/>
+        </w:rPr>
+        <w:t>R.T.E.:                     Ing. {rte_nume}</w:t>
+      </w:r>
+      <w:r>
+        <w:rPr>
+          <w:rFonts w:ascii="Arial" w:eastAsiaTheme="minorEastAsia" w:hAnsi="Arial" w:cs="Arial"/>
+          <w:kern w:val="0"/>
+          <w:sz w:val="22"/>
+          <w:szCs w:val="22"/>
+          <w:lang w:val="pt-BR"/>
+          <w14:ligatures w14:val="none"/>
+        </w:rPr>
+        <w:tab/>
+        <w:t>……………..</w:t>
+      </w:r>
+    </w:p>
+    <w:p>
+      <w:pPr>
+        <w:keepNext/>
         <w:pageBreakBefore/>
         <w:spacing w:before="120" w:after="0" w:line="23" w:lineRule="atLeast"/>
         <w:jc w:val="center"/>
@@ -1939,7 +2488,8 @@
           <w:lang w:val="ro-RO"/>
           <w14:ligatures w14:val="none"/>
         </w:rPr>
-        <w:t xml:space="preserve">PROCES VERBAL DE RECEPȚIE CALITATIVĂ</w:t>
+        <w:lastRenderedPageBreak/>
+        <w:t>PROCES VERBAL DE RECEPȚIE CALITATIVĂ</w:t>
       </w:r>
     </w:p>
     <w:p>
@@ -1957,18 +2507,6 @@
           <w14:ligatures w14:val="none"/>
         </w:rPr>
       </w:pPr>
-      <w:r>
-        <w:rPr>
-          <w:rFonts w:ascii="Arial" w:eastAsiaTheme="minorEastAsia" w:hAnsi="Arial" w:cs="Arial"/>
-          <w:b/>
-          <w:kern w:val="0"/>
-          <w:sz w:val="22"/>
-          <w:szCs w:val="22"/>
-          <w:lang w:val="ro-RO"/>
-          <w14:ligatures w14:val="none"/>
-        </w:rPr>
-        <w:t xml:space="preserve">A LUCRĂRILOR DE COFRARE</w:t>
-      </w:r>
     </w:p>
     <w:p>
       <w:pPr>
@@ -1993,7 +2531,7 @@
           <w:lang w:val="ro-RO"/>
           <w14:ligatures w14:val="none"/>
         </w:rPr>
-        <w:t xml:space="preserve">Nr.........Data .................</w:t>
+        <w:t>Nr.........Data .................</w:t>
       </w:r>
     </w:p>
     <w:p>
@@ -2056,7 +2594,7 @@
           <w:lang w:val="ro-RO"/>
           <w14:ligatures w14:val="none"/>
         </w:rPr>
-        <w:t xml:space="preserve">Recepția calitativă a lucrărilor de cofrare la fundația și pereții rezervorului;</w:t>
+        <w:t>Recepția calitativă a lucrărilor de cofrare la fundația și pereții rezervorului;</w:t>
       </w:r>
     </w:p>
     <w:p>
@@ -2122,7 +2660,7 @@
           <w:lang w:val="ro-RO"/>
           <w14:ligatures w14:val="none"/>
         </w:rPr>
-        <w:t xml:space="preserve">Rezervor de înmagazinare {specificatie_conducta}, obiectivul {tronson_cod}, comuna {locatie}.</w:t>
+        <w:t>Rezervor de înmagazinare {specificatie_conducta}, tip {reper_start}, volum {lungime} mc, comuna {locatie}.</w:t>
       </w:r>
     </w:p>
     <w:p>
@@ -2199,7 +2737,7 @@
           <w:lang w:val="ro-RO"/>
           <w14:ligatures w14:val="none"/>
         </w:rPr>
-        <w:t xml:space="preserve">Cofrajele sunt executate conform proiectului tehnic nr. {proiect_nr}, cu dimensiunile și forma prevăzute.</w:t>
+        <w:t>Cofrajele sunt executate conform proiectului tehnic nr. {proiect_nr}, cu dimensiunile și forma prevăzute.</w:t>
       </w:r>
     </w:p>
     <w:p>
@@ -2228,7 +2766,7 @@
           <w:lang w:val="ro-RO"/>
           <w14:ligatures w14:val="none"/>
         </w:rPr>
-        <w:t xml:space="preserve">Cofrajele sunt etanșe, rigide și corect sprijinite, fără pericol de deformare la turnare.</w:t>
+        <w:t>Cofrajele sunt etanșe, rigide și corect sprijinite, fără pericol de deformare la turnare.</w:t>
       </w:r>
     </w:p>
     <w:p>
@@ -2244,20 +2782,78 @@
           <w:kern w:val="0"/>
           <w:sz w:val="22"/>
           <w:szCs w:val="22"/>
-          <w:lang w:val="ro-RO"/>
-          <w14:ligatures w14:val="none"/>
-        </w:rPr>
-      </w:pPr>
-      <w:r>
-        <w:rPr>
-          <w:rFonts w:ascii="Arial" w:eastAsiaTheme="minorEastAsia" w:hAnsi="Arial" w:cs="Arial"/>
-          <w:kern w:val="0"/>
-          <w:sz w:val="22"/>
-          <w:szCs w:val="22"/>
-          <w:lang w:val="ro-RO"/>
-          <w14:ligatures w14:val="none"/>
-        </w:rPr>
-        <w:t xml:space="preserve">Se poate trece la recepția betonului adus pentru turnare.</w:t>
+          <w:lang w:val="pt-BR"/>
+          <w14:ligatures w14:val="none"/>
+        </w:rPr>
+      </w:pPr>
+      <w:r>
+        <w:rPr>
+          <w:rFonts w:ascii="Arial" w:eastAsiaTheme="minorEastAsia" w:hAnsi="Arial" w:cs="Arial"/>
+          <w:kern w:val="0"/>
+          <w:sz w:val="22"/>
+          <w:szCs w:val="22"/>
+          <w:lang w:val="pt-BR"/>
+          <w14:ligatures w14:val="none"/>
+        </w:rPr>
+        <w:t xml:space="preserve">Suprafața interioară a cofrajelor a fost curățată și tratată cu decofrol, fără resturi de materiale sau impurități. </w:t>
+      </w:r>
+    </w:p>
+    <w:p>
+      <w:pPr>
+        <w:numPr>
+          <w:ilvl w:val="0"/>
+          <w:numId w:val="1"/>
+        </w:numPr>
+        <w:spacing w:after="200" w:line="276" w:lineRule="auto"/>
+        <w:contextualSpacing/>
+        <w:rPr>
+          <w:rFonts w:ascii="Arial" w:eastAsiaTheme="minorEastAsia" w:hAnsi="Arial" w:cs="Arial"/>
+          <w:kern w:val="0"/>
+          <w:sz w:val="22"/>
+          <w:szCs w:val="22"/>
+          <w:lang w:val="ro-RO"/>
+          <w14:ligatures w14:val="none"/>
+        </w:rPr>
+      </w:pPr>
+      <w:r>
+        <w:rPr>
+          <w:rFonts w:ascii="Arial" w:eastAsiaTheme="minorEastAsia" w:hAnsi="Arial" w:cs="Arial"/>
+          <w:kern w:val="0"/>
+          <w:sz w:val="22"/>
+          <w:szCs w:val="22"/>
+          <w:lang w:val="pt-BR"/>
+          <w14:ligatures w14:val="none"/>
+        </w:rPr>
+        <w:t>Golurile și piesele înglobate (treceri conducte, manșoane) sunt poziționate conform proiectului și fixate corespunzător.</w:t>
+      </w:r>
+    </w:p>
+    <w:p>
+      <w:pPr>
+        <w:numPr>
+          <w:ilvl w:val="0"/>
+          <w:numId w:val="1"/>
+        </w:numPr>
+        <w:spacing w:after="200" w:line="276" w:lineRule="auto"/>
+        <w:contextualSpacing/>
+        <w:rPr>
+          <w:rFonts w:ascii="Arial" w:eastAsiaTheme="minorEastAsia" w:hAnsi="Arial" w:cs="Arial"/>
+          <w:kern w:val="0"/>
+          <w:sz w:val="22"/>
+          <w:szCs w:val="22"/>
+          <w:lang w:val="ro-RO"/>
+          <w14:ligatures w14:val="none"/>
+        </w:rPr>
+      </w:pPr>
+      <w:r>
+        <w:rPr>
+          <w:rFonts w:ascii="Arial" w:eastAsiaTheme="minorEastAsia" w:hAnsi="Arial" w:cs="Arial"/>
+          <w:kern w:val="0"/>
+          <w:sz w:val="22"/>
+          <w:szCs w:val="22"/>
+          <w:lang w:val="ro-RO"/>
+          <w14:ligatures w14:val="none"/>
+        </w:rPr>
+        <w:t>Se poate trece la recepția betonului adus pentru turnare.</w:t>
       </w:r>
     </w:p>
     <w:p>
@@ -2358,30 +2954,43 @@
           <w:kern w:val="0"/>
           <w:sz w:val="22"/>
           <w:szCs w:val="22"/>
-          <w14:ligatures w14:val="none"/>
-        </w:rPr>
-      </w:pPr>
-      <w:r>
-        <w:rPr>
-          <w:rFonts w:ascii="Arial" w:eastAsiaTheme="minorEastAsia" w:hAnsi="Arial" w:cs="Arial"/>
-          <w:kern w:val="0"/>
-          <w:sz w:val="22"/>
-          <w:szCs w:val="22"/>
+          <w:lang w:val="pt-BR"/>
+          <w14:ligatures w14:val="none"/>
+        </w:rPr>
+      </w:pPr>
+      <w:r>
+        <w:rPr>
+          <w:rFonts w:ascii="Arial" w:eastAsiaTheme="minorEastAsia" w:hAnsi="Arial" w:cs="Arial"/>
+          <w:kern w:val="0"/>
+          <w:sz w:val="22"/>
+          <w:szCs w:val="22"/>
+          <w:lang w:val="pt-BR"/>
           <w14:ligatures w14:val="none"/>
         </w:rPr>
         <w:tab/>
-      </w:r>
-      <w:r>
-        <w:rPr>
-          <w:rFonts w:ascii="Arial" w:eastAsiaTheme="minorEastAsia" w:hAnsi="Arial" w:cs="Arial"/>
-          <w:kern w:val="0"/>
-          <w:sz w:val="22"/>
-          <w:szCs w:val="22"/>
-          <w14:ligatures w14:val="none"/>
-        </w:rPr>
         <w:t xml:space="preserve">      Nume</w:t>
+      </w:r>
+      <w:r>
+        <w:rPr>
+          <w:rFonts w:ascii="Arial" w:eastAsiaTheme="minorEastAsia" w:hAnsi="Arial" w:cs="Arial"/>
+          <w:kern w:val="0"/>
+          <w:sz w:val="22"/>
+          <w:szCs w:val="22"/>
+          <w:lang w:val="pt-BR"/>
+          <w14:ligatures w14:val="none"/>
+        </w:rPr>
         <w:tab/>
         <w:t>Prenume</w:t>
+      </w:r>
+      <w:r>
+        <w:rPr>
+          <w:rFonts w:ascii="Arial" w:eastAsiaTheme="minorEastAsia" w:hAnsi="Arial" w:cs="Arial"/>
+          <w:kern w:val="0"/>
+          <w:sz w:val="22"/>
+          <w:szCs w:val="22"/>
+          <w:lang w:val="pt-BR"/>
+          <w14:ligatures w14:val="none"/>
+        </w:rPr>
         <w:tab/>
         <w:t>Semnătura</w:t>
       </w:r>
@@ -2400,6 +3009,7 @@
           <w:kern w:val="0"/>
           <w:sz w:val="22"/>
           <w:szCs w:val="22"/>
+          <w:lang w:val="pt-BR"/>
           <w14:ligatures w14:val="none"/>
         </w:rPr>
       </w:pPr>
@@ -2416,18 +3026,30 @@
           <w:kern w:val="0"/>
           <w:sz w:val="22"/>
           <w:szCs w:val="22"/>
-          <w14:ligatures w14:val="none"/>
-        </w:rPr>
-      </w:pPr>
-      <w:r>
-        <w:rPr>
-          <w:rFonts w:ascii="Arial" w:eastAsiaTheme="minorEastAsia" w:hAnsi="Arial" w:cs="Arial"/>
-          <w:kern w:val="0"/>
-          <w:sz w:val="22"/>
-          <w:szCs w:val="22"/>
-          <w14:ligatures w14:val="none"/>
-        </w:rPr>
-        <w:t xml:space="preserve">Diriginte șantier:      Ing. {diriginte_nume}</w:t>
+          <w:lang w:val="pt-BR"/>
+          <w14:ligatures w14:val="none"/>
+        </w:rPr>
+      </w:pPr>
+      <w:r>
+        <w:rPr>
+          <w:rFonts w:ascii="Arial" w:eastAsiaTheme="minorEastAsia" w:hAnsi="Arial" w:cs="Arial"/>
+          <w:kern w:val="0"/>
+          <w:sz w:val="22"/>
+          <w:szCs w:val="22"/>
+          <w:lang w:val="pt-BR"/>
+          <w14:ligatures w14:val="none"/>
+        </w:rPr>
+        <w:t>Diriginte șantier:      Ing. {diriginte_nume}</w:t>
+      </w:r>
+      <w:r>
+        <w:rPr>
+          <w:rFonts w:ascii="Arial" w:eastAsiaTheme="minorEastAsia" w:hAnsi="Arial" w:cs="Arial"/>
+          <w:kern w:val="0"/>
+          <w:sz w:val="22"/>
+          <w:szCs w:val="22"/>
+          <w:lang w:val="pt-BR"/>
+          <w14:ligatures w14:val="none"/>
+        </w:rPr>
         <w:tab/>
         <w:t>……………..</w:t>
       </w:r>
@@ -2444,24 +3066,14 @@
           <w:kern w:val="0"/>
           <w:sz w:val="22"/>
           <w:szCs w:val="22"/>
-          <w14:ligatures w14:val="none"/>
-        </w:rPr>
-      </w:pPr>
-      <w:r>
-        <w:rPr>
-          <w:rFonts w:ascii="Arial" w:eastAsiaTheme="minorEastAsia" w:hAnsi="Arial" w:cs="Arial"/>
-          <w:kern w:val="0"/>
-          <w:sz w:val="22"/>
-          <w:szCs w:val="22"/>
-          <w14:ligatures w14:val="none"/>
-        </w:rPr>
-        <w:t xml:space="preserve">Constructor:             Ing. {constructor_reprezentant}</w:t>
-        <w:tab/>
-        <w:t>……………..</w:t>
-      </w:r>
-    </w:p>
-    <w:p>
-      <w:pPr>
+          <w:lang w:val="pt-BR"/>
+          <w14:ligatures w14:val="none"/>
+        </w:rPr>
+      </w:pPr>
+    </w:p>
+    <w:p>
+      <w:pPr>
+        <w:keepNext/>
         <w:tabs>
           <w:tab w:val="left" w:pos="7365"/>
         </w:tabs>
@@ -2471,18 +3083,30 @@
           <w:kern w:val="0"/>
           <w:sz w:val="22"/>
           <w:szCs w:val="22"/>
-          <w14:ligatures w14:val="none"/>
-        </w:rPr>
-      </w:pPr>
-      <w:r>
-        <w:rPr>
-          <w:rFonts w:ascii="Arial" w:eastAsiaTheme="minorEastAsia" w:hAnsi="Arial" w:cs="Arial"/>
-          <w:kern w:val="0"/>
-          <w:sz w:val="22"/>
-          <w:szCs w:val="22"/>
-          <w14:ligatures w14:val="none"/>
-        </w:rPr>
-        <w:t xml:space="preserve">R.T.E.:                     Ing. {rte_nume}</w:t>
+          <w:lang w:val="pt-BR"/>
+          <w14:ligatures w14:val="none"/>
+        </w:rPr>
+      </w:pPr>
+      <w:r>
+        <w:rPr>
+          <w:rFonts w:ascii="Arial" w:eastAsiaTheme="minorEastAsia" w:hAnsi="Arial" w:cs="Arial"/>
+          <w:kern w:val="0"/>
+          <w:sz w:val="22"/>
+          <w:szCs w:val="22"/>
+          <w:lang w:val="pt-BR"/>
+          <w14:ligatures w14:val="none"/>
+        </w:rPr>
+        <w:t>Constructor:             Ing. {constructor_reprezentant}</w:t>
+      </w:r>
+      <w:r>
+        <w:rPr>
+          <w:rFonts w:ascii="Arial" w:eastAsiaTheme="minorEastAsia" w:hAnsi="Arial" w:cs="Arial"/>
+          <w:kern w:val="0"/>
+          <w:sz w:val="22"/>
+          <w:szCs w:val="22"/>
+          <w:lang w:val="pt-BR"/>
+          <w14:ligatures w14:val="none"/>
+        </w:rPr>
         <w:tab/>
         <w:t>……………..</w:t>
       </w:r>
@@ -2490,6 +3114,62 @@
     <w:p>
       <w:pPr>
         <w:keepNext/>
+        <w:tabs>
+          <w:tab w:val="left" w:pos="7365"/>
+        </w:tabs>
+        <w:spacing w:after="200" w:line="240" w:lineRule="auto"/>
+        <w:rPr>
+          <w:rFonts w:ascii="Arial" w:eastAsiaTheme="minorEastAsia" w:hAnsi="Arial" w:cs="Arial"/>
+          <w:kern w:val="0"/>
+          <w:sz w:val="22"/>
+          <w:szCs w:val="22"/>
+          <w:lang w:val="pt-BR"/>
+          <w14:ligatures w14:val="none"/>
+        </w:rPr>
+      </w:pPr>
+    </w:p>
+    <w:p>
+      <w:pPr>
+        <w:tabs>
+          <w:tab w:val="left" w:pos="7365"/>
+        </w:tabs>
+        <w:spacing w:after="200" w:line="240" w:lineRule="auto"/>
+        <w:rPr>
+          <w:rFonts w:ascii="Arial" w:eastAsiaTheme="minorEastAsia" w:hAnsi="Arial" w:cs="Arial"/>
+          <w:kern w:val="0"/>
+          <w:sz w:val="22"/>
+          <w:szCs w:val="22"/>
+          <w:lang w:val="pt-BR"/>
+          <w14:ligatures w14:val="none"/>
+        </w:rPr>
+      </w:pPr>
+      <w:r>
+        <w:rPr>
+          <w:rFonts w:ascii="Arial" w:eastAsiaTheme="minorEastAsia" w:hAnsi="Arial" w:cs="Arial"/>
+          <w:kern w:val="0"/>
+          <w:sz w:val="22"/>
+          <w:szCs w:val="22"/>
+          <w:lang w:val="pt-BR"/>
+          <w14:ligatures w14:val="none"/>
+        </w:rPr>
+        <w:t>R.T.E.:                     Ing. {rte_nume}</w:t>
+      </w:r>
+      <w:r>
+        <w:rPr>
+          <w:rFonts w:ascii="Arial" w:eastAsiaTheme="minorEastAsia" w:hAnsi="Arial" w:cs="Arial"/>
+          <w:kern w:val="0"/>
+          <w:sz w:val="22"/>
+          <w:szCs w:val="22"/>
+          <w:lang w:val="pt-BR"/>
+          <w14:ligatures w14:val="none"/>
+        </w:rPr>
+        <w:tab/>
+        <w:t>……………..</w:t>
+      </w:r>
+    </w:p>
+    <w:p>
+      <w:pPr>
+        <w:keepNext/>
         <w:pageBreakBefore/>
         <w:spacing w:before="120" w:after="0" w:line="23" w:lineRule="atLeast"/>
         <w:jc w:val="center"/>
@@ -2513,7 +3193,8 @@
           <w:lang w:val="ro-RO"/>
           <w14:ligatures w14:val="none"/>
         </w:rPr>
-        <w:t xml:space="preserve">PROCES VERBAL DE RECEPȚIE CALITATIVĂ</w:t>
+        <w:lastRenderedPageBreak/>
+        <w:t>PROCES VERBAL DE RECEPȚIE CALITATIVĂ</w:t>
       </w:r>
     </w:p>
     <w:p>
@@ -2531,18 +3212,6 @@
           <w14:ligatures w14:val="none"/>
         </w:rPr>
       </w:pPr>
-      <w:r>
-        <w:rPr>
-          <w:rFonts w:ascii="Arial" w:eastAsiaTheme="minorEastAsia" w:hAnsi="Arial" w:cs="Arial"/>
-          <w:b/>
-          <w:kern w:val="0"/>
-          <w:sz w:val="22"/>
-          <w:szCs w:val="22"/>
-          <w:lang w:val="ro-RO"/>
-          <w14:ligatures w14:val="none"/>
-        </w:rPr>
-        <w:t xml:space="preserve">A BETONULUI ADUS PENTRU TURNARE</w:t>
-      </w:r>
     </w:p>
     <w:p>
       <w:pPr>
@@ -2567,7 +3236,7 @@
           <w:lang w:val="ro-RO"/>
           <w14:ligatures w14:val="none"/>
         </w:rPr>
-        <w:t xml:space="preserve">Nr.........Data .................</w:t>
+        <w:t>Nr.........Data .................</w:t>
       </w:r>
     </w:p>
     <w:p>
@@ -2630,7 +3299,7 @@
           <w:lang w:val="ro-RO"/>
           <w14:ligatures w14:val="none"/>
         </w:rPr>
-        <w:t xml:space="preserve">Recepția calitativă pe șantier a betonului adus pentru turnarea fundației și pereților rezervorului;</w:t>
+        <w:t>Recepția calitativă pe șantier a betonului adus pentru turnarea fundației și pereților rezervorului;</w:t>
       </w:r>
     </w:p>
     <w:p>
@@ -2696,7 +3365,7 @@
           <w:lang w:val="ro-RO"/>
           <w14:ligatures w14:val="none"/>
         </w:rPr>
-        <w:t xml:space="preserve">Rezervor de înmagazinare {specificatie_conducta}, obiectivul {tronson_cod}, comuna {locatie}.</w:t>
+        <w:t>Rezervor de înmagazinare {specificatie_conducta}, tip {reper_start}, volum {lungime} mc, comuna {locatie}.</w:t>
       </w:r>
     </w:p>
     <w:p>
@@ -2773,7 +3442,7 @@
           <w:lang w:val="ro-RO"/>
           <w14:ligatures w14:val="none"/>
         </w:rPr>
-        <w:t xml:space="preserve">Betonul livrat corespunde clasei prevăzute în proiectul tehnic nr. {proiect_nr}, fiind însoțit de certificat de calitate/conformitate.</w:t>
+        <w:t>Betonul livrat corespunde clasei prevăzute în proiectul tehnic nr. {proiect_nr}, fiind însoțit de certificat de calitate/conformitate.</w:t>
       </w:r>
     </w:p>
     <w:p>
@@ -2802,7 +3471,7 @@
           <w:lang w:val="ro-RO"/>
           <w14:ligatures w14:val="none"/>
         </w:rPr>
-        <w:t xml:space="preserve">Consistența și timpul de transport al betonului se încadrează în parametrii admiși.</w:t>
+        <w:t>Consistența și timpul de transport al betonului se încadrează în parametrii admiși.</w:t>
       </w:r>
     </w:p>
     <w:p>
@@ -2828,14 +3497,18 @@
           <w:kern w:val="0"/>
           <w:sz w:val="22"/>
           <w:szCs w:val="22"/>
-          <w:lang w:val="ro-RO"/>
-          <w14:ligatures w14:val="none"/>
-        </w:rPr>
-        <w:t xml:space="preserve">Se poate trece la turnarea betonului.</w:t>
-      </w:r>
-    </w:p>
-    <w:p>
-      <w:pPr>
+          <w:lang w:val="pt-BR"/>
+          <w14:ligatures w14:val="none"/>
+        </w:rPr>
+        <w:t>Betonul livrat este omogen, fără separarea agregatelor de pasta de ciment, fără început de priză și fără adaosuri de apă pe șantier.</w:t>
+      </w:r>
+    </w:p>
+    <w:p>
+      <w:pPr>
+        <w:numPr>
+          <w:ilvl w:val="0"/>
+          <w:numId w:val="1"/>
+        </w:numPr>
         <w:spacing w:after="200" w:line="276" w:lineRule="auto"/>
         <w:contextualSpacing/>
         <w:rPr>
@@ -2847,48 +3520,17 @@
           <w14:ligatures w14:val="none"/>
         </w:rPr>
       </w:pPr>
-    </w:p>
-    <w:p>
-      <w:pPr>
-        <w:spacing w:after="200" w:line="276" w:lineRule="auto"/>
-        <w:contextualSpacing/>
-        <w:rPr>
-          <w:rFonts w:ascii="Arial" w:eastAsiaTheme="minorEastAsia" w:hAnsi="Arial" w:cs="Arial"/>
-          <w:kern w:val="0"/>
-          <w:sz w:val="22"/>
-          <w:szCs w:val="22"/>
-          <w:lang w:val="ro-RO"/>
-          <w14:ligatures w14:val="none"/>
-        </w:rPr>
-      </w:pPr>
-    </w:p>
-    <w:p>
-      <w:pPr>
-        <w:spacing w:after="200" w:line="276" w:lineRule="auto"/>
-        <w:contextualSpacing/>
-        <w:rPr>
-          <w:rFonts w:ascii="Arial" w:eastAsiaTheme="minorEastAsia" w:hAnsi="Arial" w:cs="Arial"/>
-          <w:kern w:val="0"/>
-          <w:sz w:val="22"/>
-          <w:szCs w:val="22"/>
-          <w:lang w:val="ro-RO"/>
-          <w14:ligatures w14:val="none"/>
-        </w:rPr>
-      </w:pPr>
-    </w:p>
-    <w:p>
-      <w:pPr>
-        <w:spacing w:after="200" w:line="276" w:lineRule="auto"/>
-        <w:contextualSpacing/>
-        <w:rPr>
-          <w:rFonts w:ascii="Arial" w:eastAsiaTheme="minorEastAsia" w:hAnsi="Arial" w:cs="Arial"/>
-          <w:kern w:val="0"/>
-          <w:sz w:val="22"/>
-          <w:szCs w:val="22"/>
-          <w:lang w:val="ro-RO"/>
-          <w14:ligatures w14:val="none"/>
-        </w:rPr>
-      </w:pPr>
+      <w:r>
+        <w:rPr>
+          <w:rFonts w:ascii="Arial" w:eastAsiaTheme="minorEastAsia" w:hAnsi="Arial" w:cs="Arial"/>
+          <w:kern w:val="0"/>
+          <w:sz w:val="22"/>
+          <w:szCs w:val="22"/>
+          <w:lang w:val="ro-RO"/>
+          <w14:ligatures w14:val="none"/>
+        </w:rPr>
+        <w:t>Se poate trece la turnarea betonului.</w:t>
+      </w:r>
     </w:p>
     <w:p>
       <w:pPr>
@@ -2932,33 +3574,10 @@
           <w:kern w:val="0"/>
           <w:sz w:val="22"/>
           <w:szCs w:val="22"/>
-          <w14:ligatures w14:val="none"/>
-        </w:rPr>
-      </w:pPr>
-      <w:r>
-        <w:rPr>
-          <w:rFonts w:ascii="Arial" w:eastAsiaTheme="minorEastAsia" w:hAnsi="Arial" w:cs="Arial"/>
-          <w:kern w:val="0"/>
-          <w:sz w:val="22"/>
-          <w:szCs w:val="22"/>
-          <w14:ligatures w14:val="none"/>
-        </w:rPr>
-        <w:tab/>
-      </w:r>
-      <w:r>
-        <w:rPr>
-          <w:rFonts w:ascii="Arial" w:eastAsiaTheme="minorEastAsia" w:hAnsi="Arial" w:cs="Arial"/>
-          <w:kern w:val="0"/>
-          <w:sz w:val="22"/>
-          <w:szCs w:val="22"/>
-          <w14:ligatures w14:val="none"/>
-        </w:rPr>
-        <w:t xml:space="preserve">      Nume</w:t>
-        <w:tab/>
-        <w:t>Prenume</w:t>
-        <w:tab/>
-        <w:t>Semnătura</w:t>
-      </w:r>
+          <w:lang w:val="ro-RO"/>
+          <w14:ligatures w14:val="none"/>
+        </w:rPr>
+      </w:pPr>
     </w:p>
     <w:p>
       <w:pPr>
@@ -2974,6 +3593,100 @@
           <w:kern w:val="0"/>
           <w:sz w:val="22"/>
           <w:szCs w:val="22"/>
+          <w:lang w:val="ro-RO"/>
+          <w14:ligatures w14:val="none"/>
+        </w:rPr>
+      </w:pPr>
+    </w:p>
+    <w:p>
+      <w:pPr>
+        <w:keepNext/>
+        <w:tabs>
+          <w:tab w:val="left" w:pos="1755"/>
+          <w:tab w:val="center" w:pos="4680"/>
+          <w:tab w:val="left" w:pos="7365"/>
+        </w:tabs>
+        <w:spacing w:after="200" w:line="240" w:lineRule="auto"/>
+        <w:rPr>
+          <w:rFonts w:ascii="Arial" w:eastAsiaTheme="minorEastAsia" w:hAnsi="Arial" w:cs="Arial"/>
+          <w:kern w:val="0"/>
+          <w:sz w:val="22"/>
+          <w:szCs w:val="22"/>
+          <w:lang w:val="ro-RO"/>
+          <w14:ligatures w14:val="none"/>
+        </w:rPr>
+      </w:pPr>
+    </w:p>
+    <w:p>
+      <w:pPr>
+        <w:keepNext/>
+        <w:tabs>
+          <w:tab w:val="left" w:pos="1755"/>
+          <w:tab w:val="center" w:pos="4680"/>
+          <w:tab w:val="left" w:pos="7365"/>
+        </w:tabs>
+        <w:spacing w:after="200" w:line="240" w:lineRule="auto"/>
+        <w:rPr>
+          <w:rFonts w:ascii="Arial" w:eastAsiaTheme="minorEastAsia" w:hAnsi="Arial" w:cs="Arial"/>
+          <w:kern w:val="0"/>
+          <w:sz w:val="22"/>
+          <w:szCs w:val="22"/>
+          <w:lang w:val="pt-BR"/>
+          <w14:ligatures w14:val="none"/>
+        </w:rPr>
+      </w:pPr>
+      <w:r>
+        <w:rPr>
+          <w:rFonts w:ascii="Arial" w:eastAsiaTheme="minorEastAsia" w:hAnsi="Arial" w:cs="Arial"/>
+          <w:kern w:val="0"/>
+          <w:sz w:val="22"/>
+          <w:szCs w:val="22"/>
+          <w:lang w:val="pt-BR"/>
+          <w14:ligatures w14:val="none"/>
+        </w:rPr>
+        <w:tab/>
+        <w:t xml:space="preserve">      Nume</w:t>
+      </w:r>
+      <w:r>
+        <w:rPr>
+          <w:rFonts w:ascii="Arial" w:eastAsiaTheme="minorEastAsia" w:hAnsi="Arial" w:cs="Arial"/>
+          <w:kern w:val="0"/>
+          <w:sz w:val="22"/>
+          <w:szCs w:val="22"/>
+          <w:lang w:val="pt-BR"/>
+          <w14:ligatures w14:val="none"/>
+        </w:rPr>
+        <w:tab/>
+        <w:t>Prenume</w:t>
+      </w:r>
+      <w:r>
+        <w:rPr>
+          <w:rFonts w:ascii="Arial" w:eastAsiaTheme="minorEastAsia" w:hAnsi="Arial" w:cs="Arial"/>
+          <w:kern w:val="0"/>
+          <w:sz w:val="22"/>
+          <w:szCs w:val="22"/>
+          <w:lang w:val="pt-BR"/>
+          <w14:ligatures w14:val="none"/>
+        </w:rPr>
+        <w:tab/>
+        <w:t>Semnătura</w:t>
+      </w:r>
+    </w:p>
+    <w:p>
+      <w:pPr>
+        <w:keepNext/>
+        <w:tabs>
+          <w:tab w:val="left" w:pos="1755"/>
+          <w:tab w:val="center" w:pos="4680"/>
+          <w:tab w:val="left" w:pos="7365"/>
+        </w:tabs>
+        <w:spacing w:after="200" w:line="240" w:lineRule="auto"/>
+        <w:rPr>
+          <w:rFonts w:ascii="Arial" w:eastAsiaTheme="minorEastAsia" w:hAnsi="Arial" w:cs="Arial"/>
+          <w:kern w:val="0"/>
+          <w:sz w:val="22"/>
+          <w:szCs w:val="22"/>
+          <w:lang w:val="pt-BR"/>
           <w14:ligatures w14:val="none"/>
         </w:rPr>
       </w:pPr>
@@ -2990,18 +3703,30 @@
           <w:kern w:val="0"/>
           <w:sz w:val="22"/>
           <w:szCs w:val="22"/>
-          <w14:ligatures w14:val="none"/>
-        </w:rPr>
-      </w:pPr>
-      <w:r>
-        <w:rPr>
-          <w:rFonts w:ascii="Arial" w:eastAsiaTheme="minorEastAsia" w:hAnsi="Arial" w:cs="Arial"/>
-          <w:kern w:val="0"/>
-          <w:sz w:val="22"/>
-          <w:szCs w:val="22"/>
-          <w14:ligatures w14:val="none"/>
-        </w:rPr>
-        <w:t xml:space="preserve">Diriginte șantier:      Ing. {diriginte_nume}</w:t>
+          <w:lang w:val="pt-BR"/>
+          <w14:ligatures w14:val="none"/>
+        </w:rPr>
+      </w:pPr>
+      <w:r>
+        <w:rPr>
+          <w:rFonts w:ascii="Arial" w:eastAsiaTheme="minorEastAsia" w:hAnsi="Arial" w:cs="Arial"/>
+          <w:kern w:val="0"/>
+          <w:sz w:val="22"/>
+          <w:szCs w:val="22"/>
+          <w:lang w:val="pt-BR"/>
+          <w14:ligatures w14:val="none"/>
+        </w:rPr>
+        <w:t>Diriginte șantier:      Ing. {diriginte_nume}</w:t>
+      </w:r>
+      <w:r>
+        <w:rPr>
+          <w:rFonts w:ascii="Arial" w:eastAsiaTheme="minorEastAsia" w:hAnsi="Arial" w:cs="Arial"/>
+          <w:kern w:val="0"/>
+          <w:sz w:val="22"/>
+          <w:szCs w:val="22"/>
+          <w:lang w:val="pt-BR"/>
+          <w14:ligatures w14:val="none"/>
+        </w:rPr>
         <w:tab/>
         <w:t>……………..</w:t>
       </w:r>
@@ -3018,24 +3743,14 @@
           <w:kern w:val="0"/>
           <w:sz w:val="22"/>
           <w:szCs w:val="22"/>
-          <w14:ligatures w14:val="none"/>
-        </w:rPr>
-      </w:pPr>
-      <w:r>
-        <w:rPr>
-          <w:rFonts w:ascii="Arial" w:eastAsiaTheme="minorEastAsia" w:hAnsi="Arial" w:cs="Arial"/>
-          <w:kern w:val="0"/>
-          <w:sz w:val="22"/>
-          <w:szCs w:val="22"/>
-          <w14:ligatures w14:val="none"/>
-        </w:rPr>
-        <w:t xml:space="preserve">Constructor:             Ing. {constructor_reprezentant}</w:t>
-        <w:tab/>
-        <w:t>……………..</w:t>
-      </w:r>
-    </w:p>
-    <w:p>
-      <w:pPr>
+          <w:lang w:val="pt-BR"/>
+          <w14:ligatures w14:val="none"/>
+        </w:rPr>
+      </w:pPr>
+    </w:p>
+    <w:p>
+      <w:pPr>
+        <w:keepNext/>
         <w:tabs>
           <w:tab w:val="left" w:pos="7365"/>
         </w:tabs>
@@ -3045,18 +3760,30 @@
           <w:kern w:val="0"/>
           <w:sz w:val="22"/>
           <w:szCs w:val="22"/>
-          <w14:ligatures w14:val="none"/>
-        </w:rPr>
-      </w:pPr>
-      <w:r>
-        <w:rPr>
-          <w:rFonts w:ascii="Arial" w:eastAsiaTheme="minorEastAsia" w:hAnsi="Arial" w:cs="Arial"/>
-          <w:kern w:val="0"/>
-          <w:sz w:val="22"/>
-          <w:szCs w:val="22"/>
-          <w14:ligatures w14:val="none"/>
-        </w:rPr>
-        <w:t xml:space="preserve">R.T.E.:                     Ing. {rte_nume}</w:t>
+          <w:lang w:val="pt-BR"/>
+          <w14:ligatures w14:val="none"/>
+        </w:rPr>
+      </w:pPr>
+      <w:r>
+        <w:rPr>
+          <w:rFonts w:ascii="Arial" w:eastAsiaTheme="minorEastAsia" w:hAnsi="Arial" w:cs="Arial"/>
+          <w:kern w:val="0"/>
+          <w:sz w:val="22"/>
+          <w:szCs w:val="22"/>
+          <w:lang w:val="pt-BR"/>
+          <w14:ligatures w14:val="none"/>
+        </w:rPr>
+        <w:t>Constructor:             Ing. {constructor_reprezentant}</w:t>
+      </w:r>
+      <w:r>
+        <w:rPr>
+          <w:rFonts w:ascii="Arial" w:eastAsiaTheme="minorEastAsia" w:hAnsi="Arial" w:cs="Arial"/>
+          <w:kern w:val="0"/>
+          <w:sz w:val="22"/>
+          <w:szCs w:val="22"/>
+          <w:lang w:val="pt-BR"/>
+          <w14:ligatures w14:val="none"/>
+        </w:rPr>
         <w:tab/>
         <w:t>……………..</w:t>
       </w:r>
@@ -3064,6 +3791,62 @@
     <w:p>
       <w:pPr>
         <w:keepNext/>
+        <w:tabs>
+          <w:tab w:val="left" w:pos="7365"/>
+        </w:tabs>
+        <w:spacing w:after="200" w:line="240" w:lineRule="auto"/>
+        <w:rPr>
+          <w:rFonts w:ascii="Arial" w:eastAsiaTheme="minorEastAsia" w:hAnsi="Arial" w:cs="Arial"/>
+          <w:kern w:val="0"/>
+          <w:sz w:val="22"/>
+          <w:szCs w:val="22"/>
+          <w:lang w:val="pt-BR"/>
+          <w14:ligatures w14:val="none"/>
+        </w:rPr>
+      </w:pPr>
+    </w:p>
+    <w:p>
+      <w:pPr>
+        <w:tabs>
+          <w:tab w:val="left" w:pos="7365"/>
+        </w:tabs>
+        <w:spacing w:after="200" w:line="240" w:lineRule="auto"/>
+        <w:rPr>
+          <w:rFonts w:ascii="Arial" w:eastAsiaTheme="minorEastAsia" w:hAnsi="Arial" w:cs="Arial"/>
+          <w:kern w:val="0"/>
+          <w:sz w:val="22"/>
+          <w:szCs w:val="22"/>
+          <w:lang w:val="pt-BR"/>
+          <w14:ligatures w14:val="none"/>
+        </w:rPr>
+      </w:pPr>
+      <w:r>
+        <w:rPr>
+          <w:rFonts w:ascii="Arial" w:eastAsiaTheme="minorEastAsia" w:hAnsi="Arial" w:cs="Arial"/>
+          <w:kern w:val="0"/>
+          <w:sz w:val="22"/>
+          <w:szCs w:val="22"/>
+          <w:lang w:val="pt-BR"/>
+          <w14:ligatures w14:val="none"/>
+        </w:rPr>
+        <w:t>R.T.E.:                     Ing. {rte_nume}</w:t>
+      </w:r>
+      <w:r>
+        <w:rPr>
+          <w:rFonts w:ascii="Arial" w:eastAsiaTheme="minorEastAsia" w:hAnsi="Arial" w:cs="Arial"/>
+          <w:kern w:val="0"/>
+          <w:sz w:val="22"/>
+          <w:szCs w:val="22"/>
+          <w:lang w:val="pt-BR"/>
+          <w14:ligatures w14:val="none"/>
+        </w:rPr>
+        <w:tab/>
+        <w:t>……………..</w:t>
+      </w:r>
+    </w:p>
+    <w:p>
+      <w:pPr>
+        <w:keepNext/>
         <w:pageBreakBefore/>
         <w:spacing w:before="120" w:after="0" w:line="23" w:lineRule="atLeast"/>
         <w:jc w:val="center"/>
@@ -3087,7 +3870,8 @@
           <w:lang w:val="ro-RO"/>
           <w14:ligatures w14:val="none"/>
         </w:rPr>
-        <w:t xml:space="preserve">PROCES VERBAL DE RECEPȚIE CALITATIVĂ</w:t>
+        <w:lastRenderedPageBreak/>
+        <w:t>PROCES VERBAL DE RECEPȚIE CALITATIVĂ</w:t>
       </w:r>
     </w:p>
     <w:p>
@@ -3105,18 +3889,6 @@
           <w14:ligatures w14:val="none"/>
         </w:rPr>
       </w:pPr>
-      <w:r>
-        <w:rPr>
-          <w:rFonts w:ascii="Arial" w:eastAsiaTheme="minorEastAsia" w:hAnsi="Arial" w:cs="Arial"/>
-          <w:b/>
-          <w:kern w:val="0"/>
-          <w:sz w:val="22"/>
-          <w:szCs w:val="22"/>
-          <w:lang w:val="ro-RO"/>
-          <w14:ligatures w14:val="none"/>
-        </w:rPr>
-        <w:t xml:space="preserve">A TURNĂRII ȘI VIBRĂRII BETONULUI</w:t>
-      </w:r>
     </w:p>
     <w:p>
       <w:pPr>
@@ -3141,7 +3913,7 @@
           <w:lang w:val="ro-RO"/>
           <w14:ligatures w14:val="none"/>
         </w:rPr>
-        <w:t xml:space="preserve">Nr.........Data .................</w:t>
+        <w:t>Nr.........Data .................</w:t>
       </w:r>
     </w:p>
     <w:p>
@@ -3204,7 +3976,7 @@
           <w:lang w:val="ro-RO"/>
           <w14:ligatures w14:val="none"/>
         </w:rPr>
-        <w:t xml:space="preserve">Turnarea și vibrarea betonului în fundația și pereții rezervorului;</w:t>
+        <w:t>Turnarea și vibrarea betonului în fundația și pereții rezervorului;</w:t>
       </w:r>
     </w:p>
     <w:p>
@@ -3270,7 +4042,7 @@
           <w:lang w:val="ro-RO"/>
           <w14:ligatures w14:val="none"/>
         </w:rPr>
-        <w:t xml:space="preserve">Rezervor de înmagazinare {specificatie_conducta}, obiectivul {tronson_cod}, comuna {locatie}.</w:t>
+        <w:t>Rezervor de înmagazinare {specificatie_conducta}, tip {reper_start}, volum {lungime} mc, comuna {locatie}.</w:t>
       </w:r>
     </w:p>
     <w:p>
@@ -3347,7 +4119,7 @@
           <w:lang w:val="ro-RO"/>
           <w14:ligatures w14:val="none"/>
         </w:rPr>
-        <w:t xml:space="preserve">Turnarea și vibrarea betonului în fundație și pereți s-au efectuat conform caietului de sarcini.</w:t>
+        <w:t>Turnarea și vibrarea betonului în fundație și pereți s-au efectuat conform caietului de sarcini.</w:t>
       </w:r>
     </w:p>
     <w:p>
@@ -3376,7 +4148,7 @@
           <w:lang w:val="ro-RO"/>
           <w14:ligatures w14:val="none"/>
         </w:rPr>
-        <w:t xml:space="preserve">Nu au fost identificate segregări, goluri sau defecte de compactare a betonului.</w:t>
+        <w:t>Nu au fost identificate segregări, goluri sau defecte de compactare a betonului.</w:t>
       </w:r>
     </w:p>
     <w:p>
@@ -3402,11 +4174,54 @@
           <w:kern w:val="0"/>
           <w:sz w:val="22"/>
           <w:szCs w:val="22"/>
-          <w:lang w:val="ro-RO"/>
-          <w14:ligatures w14:val="none"/>
-        </w:rPr>
-        <w:t xml:space="preserve">Se poate trece la următoarea fază de execuție.</w:t>
-      </w:r>
+          <w:lang w:val="pt-BR"/>
+          <w14:ligatures w14:val="none"/>
+        </w:rPr>
+        <w:t>Turnarea s-a realizat continuu, în straturi, cu respectarea înălțimii maxime de cădere liberă a betonului.</w:t>
+      </w:r>
+    </w:p>
+    <w:p>
+      <w:pPr>
+        <w:numPr>
+          <w:ilvl w:val="0"/>
+          <w:numId w:val="1"/>
+        </w:numPr>
+        <w:spacing w:after="200" w:line="276" w:lineRule="auto"/>
+        <w:contextualSpacing/>
+        <w:rPr>
+          <w:rFonts w:ascii="Arial" w:eastAsiaTheme="minorEastAsia" w:hAnsi="Arial" w:cs="Arial"/>
+          <w:kern w:val="0"/>
+          <w:sz w:val="22"/>
+          <w:szCs w:val="22"/>
+          <w:lang w:val="ro-RO"/>
+          <w14:ligatures w14:val="none"/>
+        </w:rPr>
+      </w:pPr>
+      <w:r>
+        <w:rPr>
+          <w:rFonts w:ascii="Arial" w:eastAsiaTheme="minorEastAsia" w:hAnsi="Arial" w:cs="Arial"/>
+          <w:kern w:val="0"/>
+          <w:sz w:val="22"/>
+          <w:szCs w:val="22"/>
+          <w:lang w:val="ro-RO"/>
+          <w14:ligatures w14:val="none"/>
+        </w:rPr>
+        <w:t>Se poate trece la următoarea fază de execuție.</w:t>
+      </w:r>
+    </w:p>
+    <w:p>
+      <w:pPr>
+        <w:spacing w:after="200" w:line="276" w:lineRule="auto"/>
+        <w:contextualSpacing/>
+        <w:rPr>
+          <w:rFonts w:ascii="Arial" w:eastAsiaTheme="minorEastAsia" w:hAnsi="Arial" w:cs="Arial"/>
+          <w:kern w:val="0"/>
+          <w:sz w:val="22"/>
+          <w:szCs w:val="22"/>
+          <w:lang w:val="ro-RO"/>
+          <w14:ligatures w14:val="none"/>
+        </w:rPr>
+      </w:pPr>
     </w:p>
     <w:p>
       <w:pPr>
@@ -3506,30 +4321,43 @@
           <w:kern w:val="0"/>
           <w:sz w:val="22"/>
           <w:szCs w:val="22"/>
-          <w14:ligatures w14:val="none"/>
-        </w:rPr>
-      </w:pPr>
-      <w:r>
-        <w:rPr>
-          <w:rFonts w:ascii="Arial" w:eastAsiaTheme="minorEastAsia" w:hAnsi="Arial" w:cs="Arial"/>
-          <w:kern w:val="0"/>
-          <w:sz w:val="22"/>
-          <w:szCs w:val="22"/>
+          <w:lang w:val="pt-BR"/>
+          <w14:ligatures w14:val="none"/>
+        </w:rPr>
+      </w:pPr>
+      <w:r>
+        <w:rPr>
+          <w:rFonts w:ascii="Arial" w:eastAsiaTheme="minorEastAsia" w:hAnsi="Arial" w:cs="Arial"/>
+          <w:kern w:val="0"/>
+          <w:sz w:val="22"/>
+          <w:szCs w:val="22"/>
+          <w:lang w:val="pt-BR"/>
           <w14:ligatures w14:val="none"/>
         </w:rPr>
         <w:tab/>
-      </w:r>
-      <w:r>
-        <w:rPr>
-          <w:rFonts w:ascii="Arial" w:eastAsiaTheme="minorEastAsia" w:hAnsi="Arial" w:cs="Arial"/>
-          <w:kern w:val="0"/>
-          <w:sz w:val="22"/>
-          <w:szCs w:val="22"/>
-          <w14:ligatures w14:val="none"/>
-        </w:rPr>
         <w:t xml:space="preserve">      Nume</w:t>
+      </w:r>
+      <w:r>
+        <w:rPr>
+          <w:rFonts w:ascii="Arial" w:eastAsiaTheme="minorEastAsia" w:hAnsi="Arial" w:cs="Arial"/>
+          <w:kern w:val="0"/>
+          <w:sz w:val="22"/>
+          <w:szCs w:val="22"/>
+          <w:lang w:val="pt-BR"/>
+          <w14:ligatures w14:val="none"/>
+        </w:rPr>
         <w:tab/>
         <w:t>Prenume</w:t>
+      </w:r>
+      <w:r>
+        <w:rPr>
+          <w:rFonts w:ascii="Arial" w:eastAsiaTheme="minorEastAsia" w:hAnsi="Arial" w:cs="Arial"/>
+          <w:kern w:val="0"/>
+          <w:sz w:val="22"/>
+          <w:szCs w:val="22"/>
+          <w:lang w:val="pt-BR"/>
+          <w14:ligatures w14:val="none"/>
+        </w:rPr>
         <w:tab/>
         <w:t>Semnătura</w:t>
       </w:r>
@@ -3548,6 +4376,7 @@
           <w:kern w:val="0"/>
           <w:sz w:val="22"/>
           <w:szCs w:val="22"/>
+          <w:lang w:val="pt-BR"/>
           <w14:ligatures w14:val="none"/>
         </w:rPr>
       </w:pPr>
@@ -3564,18 +4393,30 @@
           <w:kern w:val="0"/>
           <w:sz w:val="22"/>
           <w:szCs w:val="22"/>
-          <w14:ligatures w14:val="none"/>
-        </w:rPr>
-      </w:pPr>
-      <w:r>
-        <w:rPr>
-          <w:rFonts w:ascii="Arial" w:eastAsiaTheme="minorEastAsia" w:hAnsi="Arial" w:cs="Arial"/>
-          <w:kern w:val="0"/>
-          <w:sz w:val="22"/>
-          <w:szCs w:val="22"/>
-          <w14:ligatures w14:val="none"/>
-        </w:rPr>
-        <w:t xml:space="preserve">Diriginte șantier:      Ing. {diriginte_nume}</w:t>
+          <w:lang w:val="pt-BR"/>
+          <w14:ligatures w14:val="none"/>
+        </w:rPr>
+      </w:pPr>
+      <w:r>
+        <w:rPr>
+          <w:rFonts w:ascii="Arial" w:eastAsiaTheme="minorEastAsia" w:hAnsi="Arial" w:cs="Arial"/>
+          <w:kern w:val="0"/>
+          <w:sz w:val="22"/>
+          <w:szCs w:val="22"/>
+          <w:lang w:val="pt-BR"/>
+          <w14:ligatures w14:val="none"/>
+        </w:rPr>
+        <w:t>Diriginte șantier:      Ing. {diriginte_nume}</w:t>
+      </w:r>
+      <w:r>
+        <w:rPr>
+          <w:rFonts w:ascii="Arial" w:eastAsiaTheme="minorEastAsia" w:hAnsi="Arial" w:cs="Arial"/>
+          <w:kern w:val="0"/>
+          <w:sz w:val="22"/>
+          <w:szCs w:val="22"/>
+          <w:lang w:val="pt-BR"/>
+          <w14:ligatures w14:val="none"/>
+        </w:rPr>
         <w:tab/>
         <w:t>……………..</w:t>
       </w:r>
@@ -3592,24 +4433,14 @@
           <w:kern w:val="0"/>
           <w:sz w:val="22"/>
           <w:szCs w:val="22"/>
-          <w14:ligatures w14:val="none"/>
-        </w:rPr>
-      </w:pPr>
-      <w:r>
-        <w:rPr>
-          <w:rFonts w:ascii="Arial" w:eastAsiaTheme="minorEastAsia" w:hAnsi="Arial" w:cs="Arial"/>
-          <w:kern w:val="0"/>
-          <w:sz w:val="22"/>
-          <w:szCs w:val="22"/>
-          <w14:ligatures w14:val="none"/>
-        </w:rPr>
-        <w:t xml:space="preserve">Constructor:             Ing. {constructor_reprezentant}</w:t>
-        <w:tab/>
-        <w:t>……………..</w:t>
-      </w:r>
-    </w:p>
-    <w:p>
-      <w:pPr>
+          <w:lang w:val="pt-BR"/>
+          <w14:ligatures w14:val="none"/>
+        </w:rPr>
+      </w:pPr>
+    </w:p>
+    <w:p>
+      <w:pPr>
+        <w:keepNext/>
         <w:tabs>
           <w:tab w:val="left" w:pos="7365"/>
         </w:tabs>
@@ -3619,18 +4450,30 @@
           <w:kern w:val="0"/>
           <w:sz w:val="22"/>
           <w:szCs w:val="22"/>
-          <w14:ligatures w14:val="none"/>
-        </w:rPr>
-      </w:pPr>
-      <w:r>
-        <w:rPr>
-          <w:rFonts w:ascii="Arial" w:eastAsiaTheme="minorEastAsia" w:hAnsi="Arial" w:cs="Arial"/>
-          <w:kern w:val="0"/>
-          <w:sz w:val="22"/>
-          <w:szCs w:val="22"/>
-          <w14:ligatures w14:val="none"/>
-        </w:rPr>
-        <w:t xml:space="preserve">R.T.E.:                     Ing. {rte_nume}</w:t>
+          <w:lang w:val="pt-BR"/>
+          <w14:ligatures w14:val="none"/>
+        </w:rPr>
+      </w:pPr>
+      <w:r>
+        <w:rPr>
+          <w:rFonts w:ascii="Arial" w:eastAsiaTheme="minorEastAsia" w:hAnsi="Arial" w:cs="Arial"/>
+          <w:kern w:val="0"/>
+          <w:sz w:val="22"/>
+          <w:szCs w:val="22"/>
+          <w:lang w:val="pt-BR"/>
+          <w14:ligatures w14:val="none"/>
+        </w:rPr>
+        <w:t>Constructor:             Ing. {constructor_reprezentant}</w:t>
+      </w:r>
+      <w:r>
+        <w:rPr>
+          <w:rFonts w:ascii="Arial" w:eastAsiaTheme="minorEastAsia" w:hAnsi="Arial" w:cs="Arial"/>
+          <w:kern w:val="0"/>
+          <w:sz w:val="22"/>
+          <w:szCs w:val="22"/>
+          <w:lang w:val="pt-BR"/>
+          <w14:ligatures w14:val="none"/>
+        </w:rPr>
         <w:tab/>
         <w:t>……………..</w:t>
       </w:r>
@@ -3638,6 +4481,62 @@
     <w:p>
       <w:pPr>
         <w:keepNext/>
+        <w:tabs>
+          <w:tab w:val="left" w:pos="7365"/>
+        </w:tabs>
+        <w:spacing w:after="200" w:line="240" w:lineRule="auto"/>
+        <w:rPr>
+          <w:rFonts w:ascii="Arial" w:eastAsiaTheme="minorEastAsia" w:hAnsi="Arial" w:cs="Arial"/>
+          <w:kern w:val="0"/>
+          <w:sz w:val="22"/>
+          <w:szCs w:val="22"/>
+          <w:lang w:val="pt-BR"/>
+          <w14:ligatures w14:val="none"/>
+        </w:rPr>
+      </w:pPr>
+    </w:p>
+    <w:p>
+      <w:pPr>
+        <w:tabs>
+          <w:tab w:val="left" w:pos="7365"/>
+        </w:tabs>
+        <w:spacing w:after="200" w:line="240" w:lineRule="auto"/>
+        <w:rPr>
+          <w:rFonts w:ascii="Arial" w:eastAsiaTheme="minorEastAsia" w:hAnsi="Arial" w:cs="Arial"/>
+          <w:kern w:val="0"/>
+          <w:sz w:val="22"/>
+          <w:szCs w:val="22"/>
+          <w:lang w:val="pt-BR"/>
+          <w14:ligatures w14:val="none"/>
+        </w:rPr>
+      </w:pPr>
+      <w:r>
+        <w:rPr>
+          <w:rFonts w:ascii="Arial" w:eastAsiaTheme="minorEastAsia" w:hAnsi="Arial" w:cs="Arial"/>
+          <w:kern w:val="0"/>
+          <w:sz w:val="22"/>
+          <w:szCs w:val="22"/>
+          <w:lang w:val="pt-BR"/>
+          <w14:ligatures w14:val="none"/>
+        </w:rPr>
+        <w:t>R.T.E.:                     Ing. {rte_nume}</w:t>
+      </w:r>
+      <w:r>
+        <w:rPr>
+          <w:rFonts w:ascii="Arial" w:eastAsiaTheme="minorEastAsia" w:hAnsi="Arial" w:cs="Arial"/>
+          <w:kern w:val="0"/>
+          <w:sz w:val="22"/>
+          <w:szCs w:val="22"/>
+          <w:lang w:val="pt-BR"/>
+          <w14:ligatures w14:val="none"/>
+        </w:rPr>
+        <w:tab/>
+        <w:t>……………..</w:t>
+      </w:r>
+    </w:p>
+    <w:p>
+      <w:pPr>
+        <w:keepNext/>
         <w:pageBreakBefore/>
         <w:spacing w:before="120" w:after="0" w:line="23" w:lineRule="atLeast"/>
         <w:jc w:val="center"/>
@@ -3661,7 +4560,8 @@
           <w:lang w:val="ro-RO"/>
           <w14:ligatures w14:val="none"/>
         </w:rPr>
-        <w:t xml:space="preserve">PROCES VERBAL DE RECEPȚIE CALITATIVĂ</w:t>
+        <w:lastRenderedPageBreak/>
+        <w:t>PROCES VERBAL DE RECEPȚIE CALITATIVĂ</w:t>
       </w:r>
     </w:p>
     <w:p>
@@ -3679,18 +4579,6 @@
           <w14:ligatures w14:val="none"/>
         </w:rPr>
       </w:pPr>
-      <w:r>
-        <w:rPr>
-          <w:rFonts w:ascii="Arial" w:eastAsiaTheme="minorEastAsia" w:hAnsi="Arial" w:cs="Arial"/>
-          <w:b/>
-          <w:kern w:val="0"/>
-          <w:sz w:val="22"/>
-          <w:szCs w:val="22"/>
-          <w:lang w:val="ro-RO"/>
-          <w14:ligatures w14:val="none"/>
-        </w:rPr>
-        <w:t xml:space="preserve">A REZERVORULUI DE ÎNMAGAZINARE</w:t>
-      </w:r>
     </w:p>
     <w:p>
       <w:pPr>
@@ -3715,7 +4603,7 @@
           <w:lang w:val="ro-RO"/>
           <w14:ligatures w14:val="none"/>
         </w:rPr>
-        <w:t xml:space="preserve">Nr.........Data .................</w:t>
+        <w:t>Nr.........Data .................</w:t>
       </w:r>
     </w:p>
     <w:p>
@@ -3778,7 +4666,7 @@
           <w:lang w:val="ro-RO"/>
           <w14:ligatures w14:val="none"/>
         </w:rPr>
-        <w:t xml:space="preserve">Recepția calitativă pe șantier a rezervorului de înmagazinare;</w:t>
+        <w:t>Recepția calitativă pe șantier a rezervorului de înmagazinare;</w:t>
       </w:r>
     </w:p>
     <w:p>
@@ -3844,7 +4732,7 @@
           <w:lang w:val="ro-RO"/>
           <w14:ligatures w14:val="none"/>
         </w:rPr>
-        <w:t xml:space="preserve">Rezervor de înmagazinare {specificatie_conducta}, obiectivul {tronson_cod}, comuna {locatie}.</w:t>
+        <w:t>Rezervor de înmagazinare {specificatie_conducta}, tip {reper_start}, volum {lungime} mc, comuna {locatie}.</w:t>
       </w:r>
     </w:p>
     <w:p>
@@ -3921,7 +4809,7 @@
           <w:lang w:val="ro-RO"/>
           <w14:ligatures w14:val="none"/>
         </w:rPr>
-        <w:t xml:space="preserve">Rezervorul de înmagazinare corespunde specificațiilor tehnice și cantitative din proiectul nr. {proiect_nr}.</w:t>
+        <w:t>Rezervorul de înmagazinare corespunde specificațiilor tehnice și cantitative din proiectul nr. {proiect_nr}.</w:t>
       </w:r>
     </w:p>
     <w:p>
@@ -3950,7 +4838,7 @@
           <w:lang w:val="ro-RO"/>
           <w14:ligatures w14:val="none"/>
         </w:rPr>
-        <w:t xml:space="preserve">Rezervorul este însoțit de certificate de calitate/conformitate și nu prezintă deteriorări vizibile.</w:t>
+        <w:t>Rezervorul este însoțit de certificate de calitate/conformitate și nu prezintă deteriorări vizibile.</w:t>
       </w:r>
     </w:p>
     <w:p>
@@ -3970,16 +4858,320 @@
           <w14:ligatures w14:val="none"/>
         </w:rPr>
       </w:pPr>
-      <w:r>
-        <w:rPr>
-          <w:rFonts w:ascii="Arial" w:eastAsiaTheme="minorEastAsia" w:hAnsi="Arial" w:cs="Arial"/>
-          <w:kern w:val="0"/>
-          <w:sz w:val="22"/>
-          <w:szCs w:val="22"/>
-          <w:lang w:val="ro-RO"/>
-          <w14:ligatures w14:val="none"/>
-        </w:rPr>
-        <w:t xml:space="preserve">Se poate trece la montarea suporturilor și a rezervorului.</w:t>
+      <w:proofErr w:type="spellStart"/>
+      <w:r>
+        <w:rPr>
+          <w:rFonts w:ascii="Arial" w:eastAsiaTheme="minorEastAsia" w:hAnsi="Arial" w:cs="Arial"/>
+          <w:kern w:val="0"/>
+          <w:sz w:val="22"/>
+          <w:szCs w:val="22"/>
+          <w14:ligatures w14:val="none"/>
+        </w:rPr>
+        <w:t>Rezervorul</w:t>
+      </w:r>
+      <w:proofErr w:type="spellEnd"/>
+      <w:r>
+        <w:rPr>
+          <w:rFonts w:ascii="Arial" w:eastAsiaTheme="minorEastAsia" w:hAnsi="Arial" w:cs="Arial"/>
+          <w:kern w:val="0"/>
+          <w:sz w:val="22"/>
+          <w:szCs w:val="22"/>
+          <w14:ligatures w14:val="none"/>
+        </w:rPr>
+        <w:t xml:space="preserve"> are </w:t>
+      </w:r>
+      <w:proofErr w:type="spellStart"/>
+      <w:r>
+        <w:rPr>
+          <w:rFonts w:ascii="Arial" w:eastAsiaTheme="minorEastAsia" w:hAnsi="Arial" w:cs="Arial"/>
+          <w:kern w:val="0"/>
+          <w:sz w:val="22"/>
+          <w:szCs w:val="22"/>
+          <w14:ligatures w14:val="none"/>
+        </w:rPr>
+        <w:t>toate</w:t>
+      </w:r>
+      <w:proofErr w:type="spellEnd"/>
+      <w:r>
+        <w:rPr>
+          <w:rFonts w:ascii="Arial" w:eastAsiaTheme="minorEastAsia" w:hAnsi="Arial" w:cs="Arial"/>
+          <w:kern w:val="0"/>
+          <w:sz w:val="22"/>
+          <w:szCs w:val="22"/>
+          <w14:ligatures w14:val="none"/>
+        </w:rPr>
+        <w:t xml:space="preserve"> </w:t>
+      </w:r>
+      <w:proofErr w:type="spellStart"/>
+      <w:r>
+        <w:rPr>
+          <w:rFonts w:ascii="Arial" w:eastAsiaTheme="minorEastAsia" w:hAnsi="Arial" w:cs="Arial"/>
+          <w:kern w:val="0"/>
+          <w:sz w:val="22"/>
+          <w:szCs w:val="22"/>
+          <w14:ligatures w14:val="none"/>
+        </w:rPr>
+        <w:t>componentele</w:t>
+      </w:r>
+      <w:proofErr w:type="spellEnd"/>
+      <w:r>
+        <w:rPr>
+          <w:rFonts w:ascii="Arial" w:eastAsiaTheme="minorEastAsia" w:hAnsi="Arial" w:cs="Arial"/>
+          <w:kern w:val="0"/>
+          <w:sz w:val="22"/>
+          <w:szCs w:val="22"/>
+          <w14:ligatures w14:val="none"/>
+        </w:rPr>
+        <w:t xml:space="preserve"> </w:t>
+      </w:r>
+      <w:proofErr w:type="spellStart"/>
+      <w:r>
+        <w:rPr>
+          <w:rFonts w:ascii="Arial" w:eastAsiaTheme="minorEastAsia" w:hAnsi="Arial" w:cs="Arial"/>
+          <w:kern w:val="0"/>
+          <w:sz w:val="22"/>
+          <w:szCs w:val="22"/>
+          <w14:ligatures w14:val="none"/>
+        </w:rPr>
+        <w:t>și</w:t>
+      </w:r>
+      <w:proofErr w:type="spellEnd"/>
+      <w:r>
+        <w:rPr>
+          <w:rFonts w:ascii="Arial" w:eastAsiaTheme="minorEastAsia" w:hAnsi="Arial" w:cs="Arial"/>
+          <w:kern w:val="0"/>
+          <w:sz w:val="22"/>
+          <w:szCs w:val="22"/>
+          <w14:ligatures w14:val="none"/>
+        </w:rPr>
+        <w:t xml:space="preserve"> </w:t>
+      </w:r>
+      <w:proofErr w:type="spellStart"/>
+      <w:r>
+        <w:rPr>
+          <w:rFonts w:ascii="Arial" w:eastAsiaTheme="minorEastAsia" w:hAnsi="Arial" w:cs="Arial"/>
+          <w:kern w:val="0"/>
+          <w:sz w:val="22"/>
+          <w:szCs w:val="22"/>
+          <w14:ligatures w14:val="none"/>
+        </w:rPr>
+        <w:t>accesoriile</w:t>
+      </w:r>
+      <w:proofErr w:type="spellEnd"/>
+      <w:r>
+        <w:rPr>
+          <w:rFonts w:ascii="Arial" w:eastAsiaTheme="minorEastAsia" w:hAnsi="Arial" w:cs="Arial"/>
+          <w:kern w:val="0"/>
+          <w:sz w:val="22"/>
+          <w:szCs w:val="22"/>
+          <w14:ligatures w14:val="none"/>
+        </w:rPr>
+        <w:t xml:space="preserve"> </w:t>
+      </w:r>
+      <w:proofErr w:type="spellStart"/>
+      <w:r>
+        <w:rPr>
+          <w:rFonts w:ascii="Arial" w:eastAsiaTheme="minorEastAsia" w:hAnsi="Arial" w:cs="Arial"/>
+          <w:kern w:val="0"/>
+          <w:sz w:val="22"/>
+          <w:szCs w:val="22"/>
+          <w14:ligatures w14:val="none"/>
+        </w:rPr>
+        <w:t>prevăzute</w:t>
+      </w:r>
+      <w:proofErr w:type="spellEnd"/>
+      <w:r>
+        <w:rPr>
+          <w:rFonts w:ascii="Arial" w:eastAsiaTheme="minorEastAsia" w:hAnsi="Arial" w:cs="Arial"/>
+          <w:kern w:val="0"/>
+          <w:sz w:val="22"/>
+          <w:szCs w:val="22"/>
+          <w14:ligatures w14:val="none"/>
+        </w:rPr>
+        <w:t xml:space="preserve">: </w:t>
+      </w:r>
+      <w:proofErr w:type="spellStart"/>
+      <w:r>
+        <w:rPr>
+          <w:rFonts w:ascii="Arial" w:eastAsiaTheme="minorEastAsia" w:hAnsi="Arial" w:cs="Arial"/>
+          <w:kern w:val="0"/>
+          <w:sz w:val="22"/>
+          <w:szCs w:val="22"/>
+          <w14:ligatures w14:val="none"/>
+        </w:rPr>
+        <w:t>racorduri</w:t>
+      </w:r>
+      <w:proofErr w:type="spellEnd"/>
+      <w:r>
+        <w:rPr>
+          <w:rFonts w:ascii="Arial" w:eastAsiaTheme="minorEastAsia" w:hAnsi="Arial" w:cs="Arial"/>
+          <w:kern w:val="0"/>
+          <w:sz w:val="22"/>
+          <w:szCs w:val="22"/>
+          <w14:ligatures w14:val="none"/>
+        </w:rPr>
+        <w:t xml:space="preserve">, </w:t>
+      </w:r>
+      <w:proofErr w:type="spellStart"/>
+      <w:r>
+        <w:rPr>
+          <w:rFonts w:ascii="Arial" w:eastAsiaTheme="minorEastAsia" w:hAnsi="Arial" w:cs="Arial"/>
+          <w:kern w:val="0"/>
+          <w:sz w:val="22"/>
+          <w:szCs w:val="22"/>
+          <w14:ligatures w14:val="none"/>
+        </w:rPr>
+        <w:t>capace</w:t>
+      </w:r>
+      <w:proofErr w:type="spellEnd"/>
+      <w:r>
+        <w:rPr>
+          <w:rFonts w:ascii="Arial" w:eastAsiaTheme="minorEastAsia" w:hAnsi="Arial" w:cs="Arial"/>
+          <w:kern w:val="0"/>
+          <w:sz w:val="22"/>
+          <w:szCs w:val="22"/>
+          <w14:ligatures w14:val="none"/>
+        </w:rPr>
+        <w:t xml:space="preserve"> de </w:t>
+      </w:r>
+      <w:proofErr w:type="spellStart"/>
+      <w:r>
+        <w:rPr>
+          <w:rFonts w:ascii="Arial" w:eastAsiaTheme="minorEastAsia" w:hAnsi="Arial" w:cs="Arial"/>
+          <w:kern w:val="0"/>
+          <w:sz w:val="22"/>
+          <w:szCs w:val="22"/>
+          <w14:ligatures w14:val="none"/>
+        </w:rPr>
+        <w:t>vizitare</w:t>
+      </w:r>
+      <w:proofErr w:type="spellEnd"/>
+      <w:r>
+        <w:rPr>
+          <w:rFonts w:ascii="Arial" w:eastAsiaTheme="minorEastAsia" w:hAnsi="Arial" w:cs="Arial"/>
+          <w:kern w:val="0"/>
+          <w:sz w:val="22"/>
+          <w:szCs w:val="22"/>
+          <w14:ligatures w14:val="none"/>
+        </w:rPr>
+        <w:t xml:space="preserve">, </w:t>
+      </w:r>
+      <w:proofErr w:type="spellStart"/>
+      <w:r>
+        <w:rPr>
+          <w:rFonts w:ascii="Arial" w:eastAsiaTheme="minorEastAsia" w:hAnsi="Arial" w:cs="Arial"/>
+          <w:kern w:val="0"/>
+          <w:sz w:val="22"/>
+          <w:szCs w:val="22"/>
+          <w14:ligatures w14:val="none"/>
+        </w:rPr>
+        <w:t>scări</w:t>
+      </w:r>
+      <w:proofErr w:type="spellEnd"/>
+      <w:r>
+        <w:rPr>
+          <w:rFonts w:ascii="Arial" w:eastAsiaTheme="minorEastAsia" w:hAnsi="Arial" w:cs="Arial"/>
+          <w:kern w:val="0"/>
+          <w:sz w:val="22"/>
+          <w:szCs w:val="22"/>
+          <w14:ligatures w14:val="none"/>
+        </w:rPr>
+        <w:t xml:space="preserve">, </w:t>
+      </w:r>
+      <w:proofErr w:type="spellStart"/>
+      <w:r>
+        <w:rPr>
+          <w:rFonts w:ascii="Arial" w:eastAsiaTheme="minorEastAsia" w:hAnsi="Arial" w:cs="Arial"/>
+          <w:kern w:val="0"/>
+          <w:sz w:val="22"/>
+          <w:szCs w:val="22"/>
+          <w14:ligatures w14:val="none"/>
+        </w:rPr>
+        <w:t>aerisiri</w:t>
+      </w:r>
+      <w:proofErr w:type="spellEnd"/>
+      <w:r>
+        <w:rPr>
+          <w:rFonts w:ascii="Arial" w:eastAsiaTheme="minorEastAsia" w:hAnsi="Arial" w:cs="Arial"/>
+          <w:kern w:val="0"/>
+          <w:sz w:val="22"/>
+          <w:szCs w:val="22"/>
+          <w14:ligatures w14:val="none"/>
+        </w:rPr>
+        <w:t xml:space="preserve"> </w:t>
+      </w:r>
+      <w:proofErr w:type="spellStart"/>
+      <w:r>
+        <w:rPr>
+          <w:rFonts w:ascii="Arial" w:eastAsiaTheme="minorEastAsia" w:hAnsi="Arial" w:cs="Arial"/>
+          <w:kern w:val="0"/>
+          <w:sz w:val="22"/>
+          <w:szCs w:val="22"/>
+          <w14:ligatures w14:val="none"/>
+        </w:rPr>
+        <w:t>și</w:t>
+      </w:r>
+      <w:proofErr w:type="spellEnd"/>
+      <w:r>
+        <w:rPr>
+          <w:rFonts w:ascii="Arial" w:eastAsiaTheme="minorEastAsia" w:hAnsi="Arial" w:cs="Arial"/>
+          <w:kern w:val="0"/>
+          <w:sz w:val="22"/>
+          <w:szCs w:val="22"/>
+          <w14:ligatures w14:val="none"/>
+        </w:rPr>
+        <w:t xml:space="preserve"> </w:t>
+      </w:r>
+      <w:proofErr w:type="spellStart"/>
+      <w:r>
+        <w:rPr>
+          <w:rFonts w:ascii="Arial" w:eastAsiaTheme="minorEastAsia" w:hAnsi="Arial" w:cs="Arial"/>
+          <w:kern w:val="0"/>
+          <w:sz w:val="22"/>
+          <w:szCs w:val="22"/>
+          <w14:ligatures w14:val="none"/>
+        </w:rPr>
+        <w:t>garnituri</w:t>
+      </w:r>
+      <w:proofErr w:type="spellEnd"/>
+      <w:r>
+        <w:rPr>
+          <w:rFonts w:ascii="Arial" w:eastAsiaTheme="minorEastAsia" w:hAnsi="Arial" w:cs="Arial"/>
+          <w:kern w:val="0"/>
+          <w:sz w:val="22"/>
+          <w:szCs w:val="22"/>
+          <w14:ligatures w14:val="none"/>
+        </w:rPr>
+        <w:t>.</w:t>
+      </w:r>
+    </w:p>
+    <w:p>
+      <w:pPr>
+        <w:numPr>
+          <w:ilvl w:val="0"/>
+          <w:numId w:val="1"/>
+        </w:numPr>
+        <w:spacing w:after="200" w:line="276" w:lineRule="auto"/>
+        <w:contextualSpacing/>
+        <w:rPr>
+          <w:rFonts w:ascii="Arial" w:eastAsiaTheme="minorEastAsia" w:hAnsi="Arial" w:cs="Arial"/>
+          <w:kern w:val="0"/>
+          <w:sz w:val="22"/>
+          <w:szCs w:val="22"/>
+          <w:lang w:val="ro-RO"/>
+          <w14:ligatures w14:val="none"/>
+        </w:rPr>
+      </w:pPr>
+      <w:r>
+        <w:rPr>
+          <w:rFonts w:ascii="Arial" w:eastAsiaTheme="minorEastAsia" w:hAnsi="Arial" w:cs="Arial"/>
+          <w:kern w:val="0"/>
+          <w:sz w:val="22"/>
+          <w:szCs w:val="22"/>
+          <w:lang w:val="ro-RO"/>
+          <w14:ligatures w14:val="none"/>
+        </w:rPr>
+        <w:t>Se poate trece la montarea suporturilor și a rezervorului.</w:t>
       </w:r>
     </w:p>
     <w:p>
@@ -4080,30 +5272,43 @@
           <w:kern w:val="0"/>
           <w:sz w:val="22"/>
           <w:szCs w:val="22"/>
-          <w14:ligatures w14:val="none"/>
-        </w:rPr>
-      </w:pPr>
-      <w:r>
-        <w:rPr>
-          <w:rFonts w:ascii="Arial" w:eastAsiaTheme="minorEastAsia" w:hAnsi="Arial" w:cs="Arial"/>
-          <w:kern w:val="0"/>
-          <w:sz w:val="22"/>
-          <w:szCs w:val="22"/>
+          <w:lang w:val="pt-BR"/>
+          <w14:ligatures w14:val="none"/>
+        </w:rPr>
+      </w:pPr>
+      <w:r>
+        <w:rPr>
+          <w:rFonts w:ascii="Arial" w:eastAsiaTheme="minorEastAsia" w:hAnsi="Arial" w:cs="Arial"/>
+          <w:kern w:val="0"/>
+          <w:sz w:val="22"/>
+          <w:szCs w:val="22"/>
+          <w:lang w:val="pt-BR"/>
           <w14:ligatures w14:val="none"/>
         </w:rPr>
         <w:tab/>
-      </w:r>
-      <w:r>
-        <w:rPr>
-          <w:rFonts w:ascii="Arial" w:eastAsiaTheme="minorEastAsia" w:hAnsi="Arial" w:cs="Arial"/>
-          <w:kern w:val="0"/>
-          <w:sz w:val="22"/>
-          <w:szCs w:val="22"/>
-          <w14:ligatures w14:val="none"/>
-        </w:rPr>
         <w:t xml:space="preserve">      Nume</w:t>
+      </w:r>
+      <w:r>
+        <w:rPr>
+          <w:rFonts w:ascii="Arial" w:eastAsiaTheme="minorEastAsia" w:hAnsi="Arial" w:cs="Arial"/>
+          <w:kern w:val="0"/>
+          <w:sz w:val="22"/>
+          <w:szCs w:val="22"/>
+          <w:lang w:val="pt-BR"/>
+          <w14:ligatures w14:val="none"/>
+        </w:rPr>
         <w:tab/>
         <w:t>Prenume</w:t>
+      </w:r>
+      <w:r>
+        <w:rPr>
+          <w:rFonts w:ascii="Arial" w:eastAsiaTheme="minorEastAsia" w:hAnsi="Arial" w:cs="Arial"/>
+          <w:kern w:val="0"/>
+          <w:sz w:val="22"/>
+          <w:szCs w:val="22"/>
+          <w:lang w:val="pt-BR"/>
+          <w14:ligatures w14:val="none"/>
+        </w:rPr>
         <w:tab/>
         <w:t>Semnătura</w:t>
       </w:r>
@@ -4122,6 +5327,7 @@
           <w:kern w:val="0"/>
           <w:sz w:val="22"/>
           <w:szCs w:val="22"/>
+          <w:lang w:val="pt-BR"/>
           <w14:ligatures w14:val="none"/>
         </w:rPr>
       </w:pPr>
@@ -4138,18 +5344,30 @@
           <w:kern w:val="0"/>
           <w:sz w:val="22"/>
           <w:szCs w:val="22"/>
-          <w14:ligatures w14:val="none"/>
-        </w:rPr>
-      </w:pPr>
-      <w:r>
-        <w:rPr>
-          <w:rFonts w:ascii="Arial" w:eastAsiaTheme="minorEastAsia" w:hAnsi="Arial" w:cs="Arial"/>
-          <w:kern w:val="0"/>
-          <w:sz w:val="22"/>
-          <w:szCs w:val="22"/>
-          <w14:ligatures w14:val="none"/>
-        </w:rPr>
-        <w:t xml:space="preserve">Diriginte șantier:      Ing. {diriginte_nume}</w:t>
+          <w:lang w:val="pt-BR"/>
+          <w14:ligatures w14:val="none"/>
+        </w:rPr>
+      </w:pPr>
+      <w:r>
+        <w:rPr>
+          <w:rFonts w:ascii="Arial" w:eastAsiaTheme="minorEastAsia" w:hAnsi="Arial" w:cs="Arial"/>
+          <w:kern w:val="0"/>
+          <w:sz w:val="22"/>
+          <w:szCs w:val="22"/>
+          <w:lang w:val="pt-BR"/>
+          <w14:ligatures w14:val="none"/>
+        </w:rPr>
+        <w:t>Diriginte șantier:      Ing. {diriginte_nume}</w:t>
+      </w:r>
+      <w:r>
+        <w:rPr>
+          <w:rFonts w:ascii="Arial" w:eastAsiaTheme="minorEastAsia" w:hAnsi="Arial" w:cs="Arial"/>
+          <w:kern w:val="0"/>
+          <w:sz w:val="22"/>
+          <w:szCs w:val="22"/>
+          <w:lang w:val="pt-BR"/>
+          <w14:ligatures w14:val="none"/>
+        </w:rPr>
         <w:tab/>
         <w:t>……………..</w:t>
       </w:r>
@@ -4166,24 +5384,14 @@
           <w:kern w:val="0"/>
           <w:sz w:val="22"/>
           <w:szCs w:val="22"/>
-          <w14:ligatures w14:val="none"/>
-        </w:rPr>
-      </w:pPr>
-      <w:r>
-        <w:rPr>
-          <w:rFonts w:ascii="Arial" w:eastAsiaTheme="minorEastAsia" w:hAnsi="Arial" w:cs="Arial"/>
-          <w:kern w:val="0"/>
-          <w:sz w:val="22"/>
-          <w:szCs w:val="22"/>
-          <w14:ligatures w14:val="none"/>
-        </w:rPr>
-        <w:t xml:space="preserve">Constructor:             Ing. {constructor_reprezentant}</w:t>
-        <w:tab/>
-        <w:t>……………..</w:t>
-      </w:r>
-    </w:p>
-    <w:p>
-      <w:pPr>
+          <w:lang w:val="pt-BR"/>
+          <w14:ligatures w14:val="none"/>
+        </w:rPr>
+      </w:pPr>
+    </w:p>
+    <w:p>
+      <w:pPr>
+        <w:keepNext/>
         <w:tabs>
           <w:tab w:val="left" w:pos="7365"/>
         </w:tabs>
@@ -4193,18 +5401,30 @@
           <w:kern w:val="0"/>
           <w:sz w:val="22"/>
           <w:szCs w:val="22"/>
-          <w14:ligatures w14:val="none"/>
-        </w:rPr>
-      </w:pPr>
-      <w:r>
-        <w:rPr>
-          <w:rFonts w:ascii="Arial" w:eastAsiaTheme="minorEastAsia" w:hAnsi="Arial" w:cs="Arial"/>
-          <w:kern w:val="0"/>
-          <w:sz w:val="22"/>
-          <w:szCs w:val="22"/>
-          <w14:ligatures w14:val="none"/>
-        </w:rPr>
-        <w:t xml:space="preserve">R.T.E.:                     Ing. {rte_nume}</w:t>
+          <w:lang w:val="pt-BR"/>
+          <w14:ligatures w14:val="none"/>
+        </w:rPr>
+      </w:pPr>
+      <w:r>
+        <w:rPr>
+          <w:rFonts w:ascii="Arial" w:eastAsiaTheme="minorEastAsia" w:hAnsi="Arial" w:cs="Arial"/>
+          <w:kern w:val="0"/>
+          <w:sz w:val="22"/>
+          <w:szCs w:val="22"/>
+          <w:lang w:val="pt-BR"/>
+          <w14:ligatures w14:val="none"/>
+        </w:rPr>
+        <w:t>Constructor:             Ing. {constructor_reprezentant}</w:t>
+      </w:r>
+      <w:r>
+        <w:rPr>
+          <w:rFonts w:ascii="Arial" w:eastAsiaTheme="minorEastAsia" w:hAnsi="Arial" w:cs="Arial"/>
+          <w:kern w:val="0"/>
+          <w:sz w:val="22"/>
+          <w:szCs w:val="22"/>
+          <w:lang w:val="pt-BR"/>
+          <w14:ligatures w14:val="none"/>
+        </w:rPr>
         <w:tab/>
         <w:t>……………..</w:t>
       </w:r>
@@ -4212,6 +5432,62 @@
     <w:p>
       <w:pPr>
         <w:keepNext/>
+        <w:tabs>
+          <w:tab w:val="left" w:pos="7365"/>
+        </w:tabs>
+        <w:spacing w:after="200" w:line="240" w:lineRule="auto"/>
+        <w:rPr>
+          <w:rFonts w:ascii="Arial" w:eastAsiaTheme="minorEastAsia" w:hAnsi="Arial" w:cs="Arial"/>
+          <w:kern w:val="0"/>
+          <w:sz w:val="22"/>
+          <w:szCs w:val="22"/>
+          <w:lang w:val="pt-BR"/>
+          <w14:ligatures w14:val="none"/>
+        </w:rPr>
+      </w:pPr>
+    </w:p>
+    <w:p>
+      <w:pPr>
+        <w:tabs>
+          <w:tab w:val="left" w:pos="7365"/>
+        </w:tabs>
+        <w:spacing w:after="200" w:line="240" w:lineRule="auto"/>
+        <w:rPr>
+          <w:rFonts w:ascii="Arial" w:eastAsiaTheme="minorEastAsia" w:hAnsi="Arial" w:cs="Arial"/>
+          <w:kern w:val="0"/>
+          <w:sz w:val="22"/>
+          <w:szCs w:val="22"/>
+          <w:lang w:val="pt-BR"/>
+          <w14:ligatures w14:val="none"/>
+        </w:rPr>
+      </w:pPr>
+      <w:r>
+        <w:rPr>
+          <w:rFonts w:ascii="Arial" w:eastAsiaTheme="minorEastAsia" w:hAnsi="Arial" w:cs="Arial"/>
+          <w:kern w:val="0"/>
+          <w:sz w:val="22"/>
+          <w:szCs w:val="22"/>
+          <w:lang w:val="pt-BR"/>
+          <w14:ligatures w14:val="none"/>
+        </w:rPr>
+        <w:t>R.T.E.:                     Ing. {rte_nume}</w:t>
+      </w:r>
+      <w:r>
+        <w:rPr>
+          <w:rFonts w:ascii="Arial" w:eastAsiaTheme="minorEastAsia" w:hAnsi="Arial" w:cs="Arial"/>
+          <w:kern w:val="0"/>
+          <w:sz w:val="22"/>
+          <w:szCs w:val="22"/>
+          <w:lang w:val="pt-BR"/>
+          <w14:ligatures w14:val="none"/>
+        </w:rPr>
+        <w:tab/>
+        <w:t>……………..</w:t>
+      </w:r>
+    </w:p>
+    <w:p>
+      <w:pPr>
+        <w:keepNext/>
         <w:pageBreakBefore/>
         <w:spacing w:before="120" w:after="0" w:line="23" w:lineRule="atLeast"/>
         <w:jc w:val="center"/>
@@ -4235,7 +5511,20 @@
           <w:lang w:val="ro-RO"/>
           <w14:ligatures w14:val="none"/>
         </w:rPr>
-        <w:t xml:space="preserve">PROCES-VERBAL DE RECEPȚIE</w:t>
+        <w:lastRenderedPageBreak/>
+        <w:t>PROCES-VERBAL DE RECEPȚIE</w:t>
+      </w:r>
+      <w:r>
+        <w:rPr>
+          <w:rFonts w:ascii="Arial" w:eastAsiaTheme="minorEastAsia" w:hAnsi="Arial" w:cs="Arial"/>
+          <w:b/>
+          <w:kern w:val="0"/>
+          <w:sz w:val="22"/>
+          <w:szCs w:val="22"/>
+          <w:lang w:val="ro-RO"/>
+          <w14:ligatures w14:val="none"/>
+        </w:rPr>
+        <w:t xml:space="preserve"> CALITATIVĂ</w:t>
       </w:r>
     </w:p>
     <w:p>
@@ -4253,18 +5542,6 @@
           <w14:ligatures w14:val="none"/>
         </w:rPr>
       </w:pPr>
-      <w:r>
-        <w:rPr>
-          <w:rFonts w:ascii="Arial" w:eastAsiaTheme="minorEastAsia" w:hAnsi="Arial" w:cs="Arial"/>
-          <w:b/>
-          <w:kern w:val="0"/>
-          <w:sz w:val="22"/>
-          <w:szCs w:val="22"/>
-          <w:lang w:val="ro-RO"/>
-          <w14:ligatures w14:val="none"/>
-        </w:rPr>
-        <w:t xml:space="preserve">A MONTĂRII SUPORTURILOR ȘI A REZERVORULUI</w:t>
-      </w:r>
     </w:p>
     <w:p>
       <w:pPr>
@@ -4289,7 +5566,7 @@
           <w:lang w:val="ro-RO"/>
           <w14:ligatures w14:val="none"/>
         </w:rPr>
-        <w:t xml:space="preserve">Nr.........Data .................</w:t>
+        <w:t>Nr.........Data .................</w:t>
       </w:r>
     </w:p>
     <w:p>
@@ -4352,7 +5629,7 @@
           <w:lang w:val="ro-RO"/>
           <w14:ligatures w14:val="none"/>
         </w:rPr>
-        <w:t xml:space="preserve">Recepția calitativă a montării suporturilor și a rezervorului de înmagazinare;</w:t>
+        <w:t>Recepția calitativă a montării suporturilor și a rezervorului de înmagazinare;</w:t>
       </w:r>
     </w:p>
     <w:p>
@@ -4418,7 +5695,7 @@
           <w:lang w:val="ro-RO"/>
           <w14:ligatures w14:val="none"/>
         </w:rPr>
-        <w:t xml:space="preserve">Rezervor de înmagazinare {specificatie_conducta}, obiectivul {tronson_cod}, comuna {locatie}.</w:t>
+        <w:t>Rezervor de înmagazinare {specificatie_conducta}, tip {reper_start}, volum {lungime} mc, comuna {locatie}.</w:t>
       </w:r>
     </w:p>
     <w:p>
@@ -4495,7 +5772,7 @@
           <w:lang w:val="ro-RO"/>
           <w14:ligatures w14:val="none"/>
         </w:rPr>
-        <w:t xml:space="preserve">Suporturile și rezervorul au fost montate conform proiectului tehnic nr. {proiect_nr}, corect nivelate și fixate.</w:t>
+        <w:t>Suporturile și rezervorul au fost montate conform proiectului tehnic nr. {proiect_nr}, corect nivelate și fixate.</w:t>
       </w:r>
     </w:p>
     <w:p>
@@ -4524,7 +5801,7 @@
           <w:lang w:val="ro-RO"/>
           <w14:ligatures w14:val="none"/>
         </w:rPr>
-        <w:t xml:space="preserve">Lucrările s-au realizat conform proiectului tehnic de execuție.</w:t>
+        <w:t>Lucrările s-au realizat conform proiectului tehnic de execuție.</w:t>
       </w:r>
     </w:p>
     <w:p>
@@ -4550,14 +5827,18 @@
           <w:kern w:val="0"/>
           <w:sz w:val="22"/>
           <w:szCs w:val="22"/>
-          <w:lang w:val="ro-RO"/>
-          <w14:ligatures w14:val="none"/>
-        </w:rPr>
-        <w:t xml:space="preserve">Lucrarea poate fi propusă pentru recepție la terminarea lucrărilor.</w:t>
-      </w:r>
-    </w:p>
-    <w:p>
-      <w:pPr>
+          <w:lang w:val="pt-BR"/>
+          <w14:ligatures w14:val="none"/>
+        </w:rPr>
+        <w:t>Racordurile rezervorului sunt poziționate conform proiectului, pentru legarea la conductele de alimentare, distribuție, preaplin și golire.</w:t>
+      </w:r>
+    </w:p>
+    <w:p>
+      <w:pPr>
+        <w:numPr>
+          <w:ilvl w:val="0"/>
+          <w:numId w:val="1"/>
+        </w:numPr>
         <w:spacing w:after="200" w:line="276" w:lineRule="auto"/>
         <w:contextualSpacing/>
         <w:rPr>
@@ -4569,6 +5850,46 @@
           <w14:ligatures w14:val="none"/>
         </w:rPr>
       </w:pPr>
+      <w:r>
+        <w:rPr>
+          <w:rFonts w:ascii="Arial" w:eastAsiaTheme="minorEastAsia" w:hAnsi="Arial" w:cs="Arial"/>
+          <w:kern w:val="0"/>
+          <w:sz w:val="22"/>
+          <w:szCs w:val="22"/>
+          <w:lang w:val="pt-BR"/>
+          <w14:ligatures w14:val="none"/>
+        </w:rPr>
+        <w:t>Îmbinările și elementele de fixare au fost verificate, iar rezervorul nu prezintă deformații sau deteriorări apărute în timpul montajului.</w:t>
+      </w:r>
+    </w:p>
+    <w:p>
+      <w:pPr>
+        <w:numPr>
+          <w:ilvl w:val="0"/>
+          <w:numId w:val="1"/>
+        </w:numPr>
+        <w:spacing w:after="200" w:line="276" w:lineRule="auto"/>
+        <w:contextualSpacing/>
+        <w:rPr>
+          <w:rFonts w:ascii="Arial" w:eastAsiaTheme="minorEastAsia" w:hAnsi="Arial" w:cs="Arial"/>
+          <w:kern w:val="0"/>
+          <w:sz w:val="22"/>
+          <w:szCs w:val="22"/>
+          <w:lang w:val="ro-RO"/>
+          <w14:ligatures w14:val="none"/>
+        </w:rPr>
+      </w:pPr>
+      <w:r>
+        <w:rPr>
+          <w:rFonts w:ascii="Arial" w:eastAsiaTheme="minorEastAsia" w:hAnsi="Arial" w:cs="Arial"/>
+          <w:kern w:val="0"/>
+          <w:sz w:val="22"/>
+          <w:szCs w:val="22"/>
+          <w:lang w:val="ro-RO"/>
+          <w14:ligatures w14:val="none"/>
+        </w:rPr>
+        <w:t>Lucrarea poate fi propusă pentru recepție la terminarea lucrărilor.</w:t>
+      </w:r>
     </w:p>
     <w:p>
       <w:pPr>
@@ -4654,30 +5975,43 @@
           <w:kern w:val="0"/>
           <w:sz w:val="22"/>
           <w:szCs w:val="22"/>
-          <w14:ligatures w14:val="none"/>
-        </w:rPr>
-      </w:pPr>
-      <w:r>
-        <w:rPr>
-          <w:rFonts w:ascii="Arial" w:eastAsiaTheme="minorEastAsia" w:hAnsi="Arial" w:cs="Arial"/>
-          <w:kern w:val="0"/>
-          <w:sz w:val="22"/>
-          <w:szCs w:val="22"/>
+          <w:lang w:val="pt-BR"/>
+          <w14:ligatures w14:val="none"/>
+        </w:rPr>
+      </w:pPr>
+      <w:r>
+        <w:rPr>
+          <w:rFonts w:ascii="Arial" w:eastAsiaTheme="minorEastAsia" w:hAnsi="Arial" w:cs="Arial"/>
+          <w:kern w:val="0"/>
+          <w:sz w:val="22"/>
+          <w:szCs w:val="22"/>
+          <w:lang w:val="pt-BR"/>
           <w14:ligatures w14:val="none"/>
         </w:rPr>
         <w:tab/>
-      </w:r>
-      <w:r>
-        <w:rPr>
-          <w:rFonts w:ascii="Arial" w:eastAsiaTheme="minorEastAsia" w:hAnsi="Arial" w:cs="Arial"/>
-          <w:kern w:val="0"/>
-          <w:sz w:val="22"/>
-          <w:szCs w:val="22"/>
-          <w14:ligatures w14:val="none"/>
-        </w:rPr>
         <w:t xml:space="preserve">      Nume</w:t>
+      </w:r>
+      <w:r>
+        <w:rPr>
+          <w:rFonts w:ascii="Arial" w:eastAsiaTheme="minorEastAsia" w:hAnsi="Arial" w:cs="Arial"/>
+          <w:kern w:val="0"/>
+          <w:sz w:val="22"/>
+          <w:szCs w:val="22"/>
+          <w:lang w:val="pt-BR"/>
+          <w14:ligatures w14:val="none"/>
+        </w:rPr>
         <w:tab/>
         <w:t>Prenume</w:t>
+      </w:r>
+      <w:r>
+        <w:rPr>
+          <w:rFonts w:ascii="Arial" w:eastAsiaTheme="minorEastAsia" w:hAnsi="Arial" w:cs="Arial"/>
+          <w:kern w:val="0"/>
+          <w:sz w:val="22"/>
+          <w:szCs w:val="22"/>
+          <w:lang w:val="pt-BR"/>
+          <w14:ligatures w14:val="none"/>
+        </w:rPr>
         <w:tab/>
         <w:t>Semnătura</w:t>
       </w:r>
@@ -4696,6 +6030,7 @@
           <w:kern w:val="0"/>
           <w:sz w:val="22"/>
           <w:szCs w:val="22"/>
+          <w:lang w:val="pt-BR"/>
           <w14:ligatures w14:val="none"/>
         </w:rPr>
       </w:pPr>
@@ -4712,18 +6047,30 @@
           <w:kern w:val="0"/>
           <w:sz w:val="22"/>
           <w:szCs w:val="22"/>
-          <w14:ligatures w14:val="none"/>
-        </w:rPr>
-      </w:pPr>
-      <w:r>
-        <w:rPr>
-          <w:rFonts w:ascii="Arial" w:eastAsiaTheme="minorEastAsia" w:hAnsi="Arial" w:cs="Arial"/>
-          <w:kern w:val="0"/>
-          <w:sz w:val="22"/>
-          <w:szCs w:val="22"/>
-          <w14:ligatures w14:val="none"/>
-        </w:rPr>
-        <w:t xml:space="preserve">Diriginte șantier:      Ing. {diriginte_nume}</w:t>
+          <w:lang w:val="pt-BR"/>
+          <w14:ligatures w14:val="none"/>
+        </w:rPr>
+      </w:pPr>
+      <w:r>
+        <w:rPr>
+          <w:rFonts w:ascii="Arial" w:eastAsiaTheme="minorEastAsia" w:hAnsi="Arial" w:cs="Arial"/>
+          <w:kern w:val="0"/>
+          <w:sz w:val="22"/>
+          <w:szCs w:val="22"/>
+          <w:lang w:val="pt-BR"/>
+          <w14:ligatures w14:val="none"/>
+        </w:rPr>
+        <w:t>Diriginte șantier:      Ing. {diriginte_nume}</w:t>
+      </w:r>
+      <w:r>
+        <w:rPr>
+          <w:rFonts w:ascii="Arial" w:eastAsiaTheme="minorEastAsia" w:hAnsi="Arial" w:cs="Arial"/>
+          <w:kern w:val="0"/>
+          <w:sz w:val="22"/>
+          <w:szCs w:val="22"/>
+          <w:lang w:val="pt-BR"/>
+          <w14:ligatures w14:val="none"/>
+        </w:rPr>
         <w:tab/>
         <w:t>……………..</w:t>
       </w:r>
@@ -4740,21 +6087,10 @@
           <w:kern w:val="0"/>
           <w:sz w:val="22"/>
           <w:szCs w:val="22"/>
-          <w14:ligatures w14:val="none"/>
-        </w:rPr>
-      </w:pPr>
-      <w:r>
-        <w:rPr>
-          <w:rFonts w:ascii="Arial" w:eastAsiaTheme="minorEastAsia" w:hAnsi="Arial" w:cs="Arial"/>
-          <w:kern w:val="0"/>
-          <w:sz w:val="22"/>
-          <w:szCs w:val="22"/>
-          <w14:ligatures w14:val="none"/>
-        </w:rPr>
-        <w:t xml:space="preserve">Constructor:             Ing. {constructor_reprezentant}</w:t>
-        <w:tab/>
-        <w:t>……………..</w:t>
-      </w:r>
+          <w:lang w:val="pt-BR"/>
+          <w14:ligatures w14:val="none"/>
+        </w:rPr>
+      </w:pPr>
     </w:p>
     <w:p>
       <w:pPr>
@@ -4768,24 +6104,37 @@
           <w:kern w:val="0"/>
           <w:sz w:val="22"/>
           <w:szCs w:val="22"/>
-          <w14:ligatures w14:val="none"/>
-        </w:rPr>
-      </w:pPr>
-      <w:r>
-        <w:rPr>
-          <w:rFonts w:ascii="Arial" w:eastAsiaTheme="minorEastAsia" w:hAnsi="Arial" w:cs="Arial"/>
-          <w:kern w:val="0"/>
-          <w:sz w:val="22"/>
-          <w:szCs w:val="22"/>
-          <w14:ligatures w14:val="none"/>
-        </w:rPr>
-        <w:t xml:space="preserve">R.T.E.:                     Ing. {rte_nume}</w:t>
+          <w:lang w:val="pt-BR"/>
+          <w14:ligatures w14:val="none"/>
+        </w:rPr>
+      </w:pPr>
+      <w:r>
+        <w:rPr>
+          <w:rFonts w:ascii="Arial" w:eastAsiaTheme="minorEastAsia" w:hAnsi="Arial" w:cs="Arial"/>
+          <w:kern w:val="0"/>
+          <w:sz w:val="22"/>
+          <w:szCs w:val="22"/>
+          <w:lang w:val="pt-BR"/>
+          <w14:ligatures w14:val="none"/>
+        </w:rPr>
+        <w:t>Constructor:             Ing. {constructor_reprezentant}</w:t>
+      </w:r>
+      <w:r>
+        <w:rPr>
+          <w:rFonts w:ascii="Arial" w:eastAsiaTheme="minorEastAsia" w:hAnsi="Arial" w:cs="Arial"/>
+          <w:kern w:val="0"/>
+          <w:sz w:val="22"/>
+          <w:szCs w:val="22"/>
+          <w:lang w:val="pt-BR"/>
+          <w14:ligatures w14:val="none"/>
+        </w:rPr>
         <w:tab/>
         <w:t>……………..</w:t>
       </w:r>
     </w:p>
     <w:p>
       <w:pPr>
+        <w:keepNext/>
         <w:tabs>
           <w:tab w:val="left" w:pos="7365"/>
         </w:tabs>
@@ -4795,21 +6144,123 @@
           <w:kern w:val="0"/>
           <w:sz w:val="22"/>
           <w:szCs w:val="22"/>
-          <w14:ligatures w14:val="none"/>
-        </w:rPr>
-      </w:pPr>
-      <w:r>
-        <w:rPr>
-          <w:rFonts w:ascii="Arial" w:eastAsiaTheme="minorEastAsia" w:hAnsi="Arial" w:cs="Arial"/>
-          <w:kern w:val="0"/>
-          <w:sz w:val="22"/>
-          <w:szCs w:val="22"/>
-          <w14:ligatures w14:val="none"/>
-        </w:rPr>
-        <w:t xml:space="preserve">Proiectant.:              Ing. {proiectant_reprezentant}</w:t>
+          <w:lang w:val="pt-BR"/>
+          <w14:ligatures w14:val="none"/>
+        </w:rPr>
+      </w:pPr>
+    </w:p>
+    <w:p>
+      <w:pPr>
+        <w:keepNext/>
+        <w:tabs>
+          <w:tab w:val="left" w:pos="7365"/>
+        </w:tabs>
+        <w:spacing w:after="200" w:line="240" w:lineRule="auto"/>
+        <w:rPr>
+          <w:rFonts w:ascii="Arial" w:eastAsiaTheme="minorEastAsia" w:hAnsi="Arial" w:cs="Arial"/>
+          <w:kern w:val="0"/>
+          <w:sz w:val="22"/>
+          <w:szCs w:val="22"/>
+          <w14:ligatures w14:val="none"/>
+        </w:rPr>
+      </w:pPr>
+      <w:r>
+        <w:rPr>
+          <w:rFonts w:ascii="Arial" w:eastAsiaTheme="minorEastAsia" w:hAnsi="Arial" w:cs="Arial"/>
+          <w:kern w:val="0"/>
+          <w:sz w:val="22"/>
+          <w:szCs w:val="22"/>
+          <w14:ligatures w14:val="none"/>
+        </w:rPr>
+        <w:t xml:space="preserve">R.T.E.:                     Ing. {rte_nume}</w:t>
+      </w:r>
+      <w:r>
+        <w:rPr>
+          <w:rFonts w:ascii="Arial" w:eastAsiaTheme="minorEastAsia" w:hAnsi="Arial" w:cs="Arial"/>
+          <w:kern w:val="0"/>
+          <w:sz w:val="22"/>
+          <w:szCs w:val="22"/>
+          <w14:ligatures w14:val="none"/>
+        </w:rPr>
         <w:tab/>
         <w:t>……………..</w:t>
       </w:r>
+    </w:p>
+    <w:p>
+      <w:pPr>
+        <w:keepNext/>
+        <w:tabs>
+          <w:tab w:val="left" w:pos="7365"/>
+        </w:tabs>
+        <w:spacing w:after="200" w:line="240" w:lineRule="auto"/>
+        <w:rPr>
+          <w:rFonts w:ascii="Arial" w:eastAsiaTheme="minorEastAsia" w:hAnsi="Arial" w:cs="Arial"/>
+          <w:kern w:val="0"/>
+          <w:sz w:val="22"/>
+          <w:szCs w:val="22"/>
+          <w14:ligatures w14:val="none"/>
+        </w:rPr>
+      </w:pPr>
+    </w:p>
+    <w:p>
+      <w:pPr>
+        <w:tabs>
+          <w:tab w:val="left" w:pos="7365"/>
+        </w:tabs>
+        <w:spacing w:after="200" w:line="240" w:lineRule="auto"/>
+        <w:rPr>
+          <w:rFonts w:ascii="Arial" w:eastAsiaTheme="minorEastAsia" w:hAnsi="Arial" w:cs="Arial"/>
+          <w:kern w:val="0"/>
+          <w:sz w:val="22"/>
+          <w:szCs w:val="22"/>
+          <w14:ligatures w14:val="none"/>
+        </w:rPr>
+      </w:pPr>
+      <w:proofErr w:type="spellStart"/>
+      <w:r>
+        <w:rPr>
+          <w:rFonts w:ascii="Arial" w:eastAsiaTheme="minorEastAsia" w:hAnsi="Arial" w:cs="Arial"/>
+          <w:kern w:val="0"/>
+          <w:sz w:val="22"/>
+          <w:szCs w:val="22"/>
+          <w14:ligatures w14:val="none"/>
+        </w:rPr>
+        <w:t>Proiectant</w:t>
+      </w:r>
+      <w:proofErr w:type="spellEnd"/>
+      <w:r>
+        <w:rPr>
+          <w:rFonts w:ascii="Arial" w:eastAsiaTheme="minorEastAsia" w:hAnsi="Arial" w:cs="Arial"/>
+          <w:kern w:val="0"/>
+          <w:sz w:val="22"/>
+          <w:szCs w:val="22"/>
+          <w14:ligatures w14:val="none"/>
+        </w:rPr>
+        <w:t>.:              Ing. {proiectant_reprezentant}</w:t>
+      </w:r>
+      <w:r>
+        <w:rPr>
+          <w:rFonts w:ascii="Arial" w:eastAsiaTheme="minorEastAsia" w:hAnsi="Arial" w:cs="Arial"/>
+          <w:kern w:val="0"/>
+          <w:sz w:val="22"/>
+          <w:szCs w:val="22"/>
+          <w14:ligatures w14:val="none"/>
+        </w:rPr>
+        <w:tab/>
+        <w:t>…………</w:t>
+      </w:r>
+      <w:proofErr w:type="gramStart"/>
+      <w:r>
+        <w:rPr>
+          <w:rFonts w:ascii="Arial" w:eastAsiaTheme="minorEastAsia" w:hAnsi="Arial" w:cs="Arial"/>
+          <w:kern w:val="0"/>
+          <w:sz w:val="22"/>
+          <w:szCs w:val="22"/>
+          <w14:ligatures w14:val="none"/>
+        </w:rPr>
+        <w:t>…..</w:t>
+      </w:r>
+      <w:proofErr w:type="gramEnd"/>
     </w:p>
     <w:sectPr>
       <w:headerReference w:type="default" r:id="rId7"/>
@@ -4962,7 +6413,27 @@
         <w:sz w:val="22"/>
         <w:szCs w:val="22"/>
       </w:rPr>
-      <w:t>S.C. CORNELL’S  FLOOR S.R.L.</w:t>
+      <w:t xml:space="preserve">S.C. </w:t>
+    </w:r>
+    <w:proofErr w:type="gramStart"/>
+    <w:r>
+      <w:rPr>
+        <w:b/>
+        <w:bCs/>
+        <w:sz w:val="22"/>
+        <w:szCs w:val="22"/>
+      </w:rPr>
+      <w:t>CORNELL’S  FLOOR</w:t>
+    </w:r>
+    <w:proofErr w:type="gramEnd"/>
+    <w:r>
+      <w:rPr>
+        <w:b/>
+        <w:bCs/>
+        <w:sz w:val="22"/>
+        <w:szCs w:val="22"/>
+      </w:rPr>
+      <w:t xml:space="preserve"> S.R.L.</w:t>
     </w:r>
   </w:p>
   <w:p>
@@ -4976,12 +6447,14 @@
       <w:rPr>
         <w:sz w:val="22"/>
         <w:szCs w:val="22"/>
+        <w:lang w:val="pt-BR"/>
       </w:rPr>
     </w:pPr>
     <w:r>
       <w:rPr>
         <w:sz w:val="22"/>
         <w:szCs w:val="22"/>
+        <w:lang w:val="pt-BR"/>
       </w:rPr>
       <w:t>Sediu social: Sat Roma, Com. Roma, Botoșani</w:t>
     </w:r>
@@ -4997,12 +6470,14 @@
       <w:rPr>
         <w:sz w:val="22"/>
         <w:szCs w:val="22"/>
+        <w:lang w:val="pt-BR"/>
       </w:rPr>
     </w:pPr>
     <w:r>
       <w:rPr>
         <w:sz w:val="22"/>
         <w:szCs w:val="22"/>
+        <w:lang w:val="pt-BR"/>
       </w:rPr>
       <w:t>Adresă punct de lucru: Str. Miorița nr. 10, Botoșani</w:t>
     </w:r>
@@ -5018,12 +6493,14 @@
       <w:rPr>
         <w:sz w:val="22"/>
         <w:szCs w:val="22"/>
+        <w:lang w:val="pt-BR"/>
       </w:rPr>
     </w:pPr>
     <w:r>
       <w:rPr>
         <w:sz w:val="22"/>
         <w:szCs w:val="22"/>
+        <w:lang w:val="pt-BR"/>
       </w:rPr>
       <w:t>J07/748/2008, CIF CUI: RO24616580</w:t>
     </w:r>
@@ -5039,12 +6516,14 @@
       <w:rPr>
         <w:sz w:val="22"/>
         <w:szCs w:val="22"/>
+        <w:lang w:val="pt-BR"/>
       </w:rPr>
     </w:pPr>
     <w:r>
       <w:rPr>
         <w:sz w:val="22"/>
         <w:szCs w:val="22"/>
+        <w:lang w:val="pt-BR"/>
       </w:rPr>
       <w:t xml:space="preserve">E-mail: </w:t>
     </w:r>
@@ -5055,6 +6534,7 @@
           <w:sz w:val="22"/>
           <w:szCs w:val="22"/>
           <w:u w:val="single"/>
+          <w:lang w:val="pt-BR"/>
         </w:rPr>
         <w:t>cornells.floor@yahoo.com</w:t>
       </w:r>
@@ -5078,12 +6558,28 @@
         <w:sz w:val="22"/>
         <w:szCs w:val="22"/>
       </w:rPr>
-      <w:t>Fax: +40 231 516 116, Telefon: +40 231 516 116</w:t>
+      <w:t xml:space="preserve">Fax: +40 231 516 116, </w:t>
+    </w:r>
+    <w:proofErr w:type="spellStart"/>
+    <w:r>
+      <w:rPr>
+        <w:sz w:val="22"/>
+        <w:szCs w:val="22"/>
+      </w:rPr>
+      <w:t>Telefon</w:t>
+    </w:r>
+    <w:proofErr w:type="spellEnd"/>
+    <w:r>
+      <w:rPr>
+        <w:sz w:val="22"/>
+        <w:szCs w:val="22"/>
+      </w:rPr>
+      <w:t>: +40 231 516 116</w:t>
     </w:r>
   </w:p>
   <w:p>
     <w:pPr>
-      <w:pStyle w:val="Antet"/>
+      <w:pStyle w:val="Header"/>
     </w:pPr>
   </w:p>
 </w:hdr>
@@ -6561,11 +8057,11 @@
     <w:qFormat/>
     <w:rsid w:val="00A06CE4"/>
   </w:style>
-  <w:style w:type="paragraph" w:styleId="Titlu1">
+  <w:style w:type="paragraph" w:styleId="Heading1">
     <w:name w:val="heading 1"/>
     <w:basedOn w:val="Normal"/>
     <w:next w:val="Normal"/>
-    <w:link w:val="Titlu1Caracter"/>
+    <w:link w:val="Heading1Char"/>
     <w:uiPriority w:val="9"/>
     <w:qFormat/>
     <w:rsid w:val="002D08B5"/>
@@ -6582,11 +8078,11 @@
       <w:szCs w:val="40"/>
     </w:rPr>
   </w:style>
-  <w:style w:type="paragraph" w:styleId="Titlu2">
+  <w:style w:type="paragraph" w:styleId="Heading2">
     <w:name w:val="heading 2"/>
     <w:basedOn w:val="Normal"/>
     <w:next w:val="Normal"/>
-    <w:link w:val="Titlu2Caracter"/>
+    <w:link w:val="Heading2Char"/>
     <w:uiPriority w:val="9"/>
     <w:semiHidden/>
     <w:unhideWhenUsed/>
@@ -6605,11 +8101,11 @@
       <w:szCs w:val="32"/>
     </w:rPr>
   </w:style>
-  <w:style w:type="paragraph" w:styleId="Titlu3">
+  <w:style w:type="paragraph" w:styleId="Heading3">
     <w:name w:val="heading 3"/>
     <w:basedOn w:val="Normal"/>
     <w:next w:val="Normal"/>
-    <w:link w:val="Titlu3Caracter"/>
+    <w:link w:val="Heading3Char"/>
     <w:uiPriority w:val="9"/>
     <w:semiHidden/>
     <w:unhideWhenUsed/>
@@ -6628,11 +8124,11 @@
       <w:szCs w:val="28"/>
     </w:rPr>
   </w:style>
-  <w:style w:type="paragraph" w:styleId="Titlu4">
+  <w:style w:type="paragraph" w:styleId="Heading4">
     <w:name w:val="heading 4"/>
     <w:basedOn w:val="Normal"/>
     <w:next w:val="Normal"/>
-    <w:link w:val="Titlu4Caracter"/>
+    <w:link w:val="Heading4Char"/>
     <w:uiPriority w:val="9"/>
     <w:semiHidden/>
     <w:unhideWhenUsed/>
@@ -6651,11 +8147,11 @@
       <w:color w:val="2F5496" w:themeColor="accent1" w:themeShade="BF"/>
     </w:rPr>
   </w:style>
-  <w:style w:type="paragraph" w:styleId="Titlu5">
+  <w:style w:type="paragraph" w:styleId="Heading5">
     <w:name w:val="heading 5"/>
     <w:basedOn w:val="Normal"/>
     <w:next w:val="Normal"/>
-    <w:link w:val="Titlu5Caracter"/>
+    <w:link w:val="Heading5Char"/>
     <w:uiPriority w:val="9"/>
     <w:semiHidden/>
     <w:unhideWhenUsed/>
@@ -6672,11 +8168,11 @@
       <w:color w:val="2F5496" w:themeColor="accent1" w:themeShade="BF"/>
     </w:rPr>
   </w:style>
-  <w:style w:type="paragraph" w:styleId="Titlu6">
+  <w:style w:type="paragraph" w:styleId="Heading6">
     <w:name w:val="heading 6"/>
     <w:basedOn w:val="Normal"/>
     <w:next w:val="Normal"/>
-    <w:link w:val="Titlu6Caracter"/>
+    <w:link w:val="Heading6Char"/>
     <w:uiPriority w:val="9"/>
     <w:semiHidden/>
     <w:unhideWhenUsed/>
@@ -6695,11 +8191,11 @@
       <w:color w:val="595959" w:themeColor="text1" w:themeTint="A6"/>
     </w:rPr>
   </w:style>
-  <w:style w:type="paragraph" w:styleId="Titlu7">
+  <w:style w:type="paragraph" w:styleId="Heading7">
     <w:name w:val="heading 7"/>
     <w:basedOn w:val="Normal"/>
     <w:next w:val="Normal"/>
-    <w:link w:val="Titlu7Caracter"/>
+    <w:link w:val="Heading7Char"/>
     <w:uiPriority w:val="9"/>
     <w:semiHidden/>
     <w:unhideWhenUsed/>
@@ -6716,11 +8212,11 @@
       <w:color w:val="595959" w:themeColor="text1" w:themeTint="A6"/>
     </w:rPr>
   </w:style>
-  <w:style w:type="paragraph" w:styleId="Titlu8">
+  <w:style w:type="paragraph" w:styleId="Heading8">
     <w:name w:val="heading 8"/>
     <w:basedOn w:val="Normal"/>
     <w:next w:val="Normal"/>
-    <w:link w:val="Titlu8Caracter"/>
+    <w:link w:val="Heading8Char"/>
     <w:uiPriority w:val="9"/>
     <w:semiHidden/>
     <w:unhideWhenUsed/>
@@ -6739,11 +8235,11 @@
       <w:color w:val="272727" w:themeColor="text1" w:themeTint="D8"/>
     </w:rPr>
   </w:style>
-  <w:style w:type="paragraph" w:styleId="Titlu9">
+  <w:style w:type="paragraph" w:styleId="Heading9">
     <w:name w:val="heading 9"/>
     <w:basedOn w:val="Normal"/>
     <w:next w:val="Normal"/>
-    <w:link w:val="Titlu9Caracter"/>
+    <w:link w:val="Heading9Char"/>
     <w:uiPriority w:val="9"/>
     <w:semiHidden/>
     <w:unhideWhenUsed/>
@@ -6760,13 +8256,12 @@
       <w:color w:val="272727" w:themeColor="text1" w:themeTint="D8"/>
     </w:rPr>
   </w:style>
-  <w:style w:type="character" w:default="1" w:styleId="Fontdeparagrafimplicit">
+  <w:style w:type="character" w:default="1" w:styleId="DefaultParagraphFont">
     <w:name w:val="Default Paragraph Font"/>
     <w:uiPriority w:val="1"/>
-    <w:semiHidden/>
     <w:unhideWhenUsed/>
   </w:style>
-  <w:style w:type="table" w:default="1" w:styleId="TabelNormal">
+  <w:style w:type="table" w:default="1" w:styleId="TableNormal">
     <w:name w:val="Normal Table"/>
     <w:uiPriority w:val="99"/>
     <w:semiHidden/>
@@ -6781,16 +8276,16 @@
       </w:tblCellMar>
     </w:tblPr>
   </w:style>
-  <w:style w:type="numbering" w:default="1" w:styleId="FrListare">
+  <w:style w:type="numbering" w:default="1" w:styleId="NoList">
     <w:name w:val="No List"/>
     <w:uiPriority w:val="99"/>
     <w:semiHidden/>
     <w:unhideWhenUsed/>
   </w:style>
-  <w:style w:type="character" w:customStyle="1" w:styleId="Titlu1Caracter">
-    <w:name w:val="Titlu 1 Caracter"/>
-    <w:basedOn w:val="Fontdeparagrafimplicit"/>
-    <w:link w:val="Titlu1"/>
+  <w:style w:type="character" w:customStyle="1" w:styleId="Heading1Char">
+    <w:name w:val="Heading 1 Char"/>
+    <w:basedOn w:val="DefaultParagraphFont"/>
+    <w:link w:val="Heading1"/>
     <w:uiPriority w:val="9"/>
     <w:rsid w:val="002D08B5"/>
     <w:rPr>
@@ -6800,10 +8295,10 @@
       <w:szCs w:val="40"/>
     </w:rPr>
   </w:style>
-  <w:style w:type="character" w:customStyle="1" w:styleId="Titlu2Caracter">
-    <w:name w:val="Titlu 2 Caracter"/>
-    <w:basedOn w:val="Fontdeparagrafimplicit"/>
-    <w:link w:val="Titlu2"/>
+  <w:style w:type="character" w:customStyle="1" w:styleId="Heading2Char">
+    <w:name w:val="Heading 2 Char"/>
+    <w:basedOn w:val="DefaultParagraphFont"/>
+    <w:link w:val="Heading2"/>
     <w:uiPriority w:val="9"/>
     <w:semiHidden/>
     <w:rsid w:val="002D08B5"/>
@@ -6814,10 +8309,10 @@
       <w:szCs w:val="32"/>
     </w:rPr>
   </w:style>
-  <w:style w:type="character" w:customStyle="1" w:styleId="Titlu3Caracter">
-    <w:name w:val="Titlu 3 Caracter"/>
-    <w:basedOn w:val="Fontdeparagrafimplicit"/>
-    <w:link w:val="Titlu3"/>
+  <w:style w:type="character" w:customStyle="1" w:styleId="Heading3Char">
+    <w:name w:val="Heading 3 Char"/>
+    <w:basedOn w:val="DefaultParagraphFont"/>
+    <w:link w:val="Heading3"/>
     <w:uiPriority w:val="9"/>
     <w:semiHidden/>
     <w:rsid w:val="002D08B5"/>
@@ -6828,10 +8323,10 @@
       <w:szCs w:val="28"/>
     </w:rPr>
   </w:style>
-  <w:style w:type="character" w:customStyle="1" w:styleId="Titlu4Caracter">
-    <w:name w:val="Titlu 4 Caracter"/>
-    <w:basedOn w:val="Fontdeparagrafimplicit"/>
-    <w:link w:val="Titlu4"/>
+  <w:style w:type="character" w:customStyle="1" w:styleId="Heading4Char">
+    <w:name w:val="Heading 4 Char"/>
+    <w:basedOn w:val="DefaultParagraphFont"/>
+    <w:link w:val="Heading4"/>
     <w:uiPriority w:val="9"/>
     <w:semiHidden/>
     <w:rsid w:val="002D08B5"/>
@@ -6842,10 +8337,10 @@
       <w:color w:val="2F5496" w:themeColor="accent1" w:themeShade="BF"/>
     </w:rPr>
   </w:style>
-  <w:style w:type="character" w:customStyle="1" w:styleId="Titlu5Caracter">
-    <w:name w:val="Titlu 5 Caracter"/>
-    <w:basedOn w:val="Fontdeparagrafimplicit"/>
-    <w:link w:val="Titlu5"/>
+  <w:style w:type="character" w:customStyle="1" w:styleId="Heading5Char">
+    <w:name w:val="Heading 5 Char"/>
+    <w:basedOn w:val="DefaultParagraphFont"/>
+    <w:link w:val="Heading5"/>
     <w:uiPriority w:val="9"/>
     <w:semiHidden/>
     <w:rsid w:val="002D08B5"/>
@@ -6854,10 +8349,10 @@
       <w:color w:val="2F5496" w:themeColor="accent1" w:themeShade="BF"/>
     </w:rPr>
   </w:style>
-  <w:style w:type="character" w:customStyle="1" w:styleId="Titlu6Caracter">
-    <w:name w:val="Titlu 6 Caracter"/>
-    <w:basedOn w:val="Fontdeparagrafimplicit"/>
-    <w:link w:val="Titlu6"/>
+  <w:style w:type="character" w:customStyle="1" w:styleId="Heading6Char">
+    <w:name w:val="Heading 6 Char"/>
+    <w:basedOn w:val="DefaultParagraphFont"/>
+    <w:link w:val="Heading6"/>
     <w:uiPriority w:val="9"/>
     <w:semiHidden/>
     <w:rsid w:val="002D08B5"/>
@@ -6868,10 +8363,10 @@
       <w:color w:val="595959" w:themeColor="text1" w:themeTint="A6"/>
     </w:rPr>
   </w:style>
-  <w:style w:type="character" w:customStyle="1" w:styleId="Titlu7Caracter">
-    <w:name w:val="Titlu 7 Caracter"/>
-    <w:basedOn w:val="Fontdeparagrafimplicit"/>
-    <w:link w:val="Titlu7"/>
+  <w:style w:type="character" w:customStyle="1" w:styleId="Heading7Char">
+    <w:name w:val="Heading 7 Char"/>
+    <w:basedOn w:val="DefaultParagraphFont"/>
+    <w:link w:val="Heading7"/>
     <w:uiPriority w:val="9"/>
     <w:semiHidden/>
     <w:rsid w:val="002D08B5"/>
@@ -6880,10 +8375,10 @@
       <w:color w:val="595959" w:themeColor="text1" w:themeTint="A6"/>
     </w:rPr>
   </w:style>
-  <w:style w:type="character" w:customStyle="1" w:styleId="Titlu8Caracter">
-    <w:name w:val="Titlu 8 Caracter"/>
-    <w:basedOn w:val="Fontdeparagrafimplicit"/>
-    <w:link w:val="Titlu8"/>
+  <w:style w:type="character" w:customStyle="1" w:styleId="Heading8Char">
+    <w:name w:val="Heading 8 Char"/>
+    <w:basedOn w:val="DefaultParagraphFont"/>
+    <w:link w:val="Heading8"/>
     <w:uiPriority w:val="9"/>
     <w:semiHidden/>
     <w:rsid w:val="002D08B5"/>
@@ -6894,10 +8389,10 @@
       <w:color w:val="272727" w:themeColor="text1" w:themeTint="D8"/>
     </w:rPr>
   </w:style>
-  <w:style w:type="character" w:customStyle="1" w:styleId="Titlu9Caracter">
-    <w:name w:val="Titlu 9 Caracter"/>
-    <w:basedOn w:val="Fontdeparagrafimplicit"/>
-    <w:link w:val="Titlu9"/>
+  <w:style w:type="character" w:customStyle="1" w:styleId="Heading9Char">
+    <w:name w:val="Heading 9 Char"/>
+    <w:basedOn w:val="DefaultParagraphFont"/>
+    <w:link w:val="Heading9"/>
     <w:uiPriority w:val="9"/>
     <w:semiHidden/>
     <w:rsid w:val="002D08B5"/>
@@ -6906,11 +8401,11 @@
       <w:color w:val="272727" w:themeColor="text1" w:themeTint="D8"/>
     </w:rPr>
   </w:style>
-  <w:style w:type="paragraph" w:styleId="Titlu">
+  <w:style w:type="paragraph" w:styleId="Title">
     <w:name w:val="Title"/>
     <w:basedOn w:val="Normal"/>
     <w:next w:val="Normal"/>
-    <w:link w:val="TitluCaracter"/>
+    <w:link w:val="TitleChar"/>
     <w:uiPriority w:val="10"/>
     <w:qFormat/>
     <w:rsid w:val="002D08B5"/>
@@ -6926,10 +8421,10 @@
       <w:szCs w:val="56"/>
     </w:rPr>
   </w:style>
-  <w:style w:type="character" w:customStyle="1" w:styleId="TitluCaracter">
-    <w:name w:val="Titlu Caracter"/>
-    <w:basedOn w:val="Fontdeparagrafimplicit"/>
-    <w:link w:val="Titlu"/>
+  <w:style w:type="character" w:customStyle="1" w:styleId="TitleChar">
+    <w:name w:val="Title Char"/>
+    <w:basedOn w:val="DefaultParagraphFont"/>
+    <w:link w:val="Title"/>
     <w:uiPriority w:val="10"/>
     <w:rsid w:val="002D08B5"/>
     <w:rPr>
@@ -6940,11 +8435,11 @@
       <w:szCs w:val="56"/>
     </w:rPr>
   </w:style>
-  <w:style w:type="paragraph" w:styleId="Subtitlu">
+  <w:style w:type="paragraph" w:styleId="Subtitle">
     <w:name w:val="Subtitle"/>
     <w:basedOn w:val="Normal"/>
     <w:next w:val="Normal"/>
-    <w:link w:val="SubtitluCaracter"/>
+    <w:link w:val="SubtitleChar"/>
     <w:uiPriority w:val="11"/>
     <w:qFormat/>
     <w:rsid w:val="002D08B5"/>
@@ -6961,10 +8456,10 @@
       <w:szCs w:val="28"/>
     </w:rPr>
   </w:style>
-  <w:style w:type="character" w:customStyle="1" w:styleId="SubtitluCaracter">
-    <w:name w:val="Subtitlu Caracter"/>
-    <w:basedOn w:val="Fontdeparagrafimplicit"/>
-    <w:link w:val="Subtitlu"/>
+  <w:style w:type="character" w:customStyle="1" w:styleId="SubtitleChar">
+    <w:name w:val="Subtitle Char"/>
+    <w:basedOn w:val="DefaultParagraphFont"/>
+    <w:link w:val="Subtitle"/>
     <w:uiPriority w:val="11"/>
     <w:rsid w:val="002D08B5"/>
     <w:rPr>
@@ -6975,11 +8470,11 @@
       <w:szCs w:val="28"/>
     </w:rPr>
   </w:style>
-  <w:style w:type="paragraph" w:styleId="Citat">
+  <w:style w:type="paragraph" w:styleId="Quote">
     <w:name w:val="Quote"/>
     <w:basedOn w:val="Normal"/>
     <w:next w:val="Normal"/>
-    <w:link w:val="CitatCaracter"/>
+    <w:link w:val="QuoteChar"/>
     <w:uiPriority w:val="29"/>
     <w:qFormat/>
     <w:rsid w:val="002D08B5"/>
@@ -6993,10 +8488,10 @@
       <w:color w:val="404040" w:themeColor="text1" w:themeTint="BF"/>
     </w:rPr>
   </w:style>
-  <w:style w:type="character" w:customStyle="1" w:styleId="CitatCaracter">
-    <w:name w:val="Citat Caracter"/>
-    <w:basedOn w:val="Fontdeparagrafimplicit"/>
-    <w:link w:val="Citat"/>
+  <w:style w:type="character" w:customStyle="1" w:styleId="QuoteChar">
+    <w:name w:val="Quote Char"/>
+    <w:basedOn w:val="DefaultParagraphFont"/>
+    <w:link w:val="Quote"/>
     <w:uiPriority w:val="29"/>
     <w:rsid w:val="002D08B5"/>
     <w:rPr>
@@ -7005,7 +8500,7 @@
       <w:color w:val="404040" w:themeColor="text1" w:themeTint="BF"/>
     </w:rPr>
   </w:style>
-  <w:style w:type="paragraph" w:styleId="Listparagraf">
+  <w:style w:type="paragraph" w:styleId="ListParagraph">
     <w:name w:val="List Paragraph"/>
     <w:basedOn w:val="Normal"/>
     <w:uiPriority w:val="34"/>
@@ -7016,9 +8511,9 @@
       <w:contextualSpacing/>
     </w:pPr>
   </w:style>
-  <w:style w:type="character" w:styleId="Accentuareintens">
+  <w:style w:type="character" w:styleId="IntenseEmphasis">
     <w:name w:val="Intense Emphasis"/>
-    <w:basedOn w:val="Fontdeparagrafimplicit"/>
+    <w:basedOn w:val="DefaultParagraphFont"/>
     <w:uiPriority w:val="21"/>
     <w:qFormat/>
     <w:rsid w:val="002D08B5"/>
@@ -7028,11 +8523,11 @@
       <w:color w:val="2F5496" w:themeColor="accent1" w:themeShade="BF"/>
     </w:rPr>
   </w:style>
-  <w:style w:type="paragraph" w:styleId="Citatintens">
+  <w:style w:type="paragraph" w:styleId="IntenseQuote">
     <w:name w:val="Intense Quote"/>
     <w:basedOn w:val="Normal"/>
     <w:next w:val="Normal"/>
-    <w:link w:val="CitatintensCaracter"/>
+    <w:link w:val="IntenseQuoteChar"/>
     <w:uiPriority w:val="30"/>
     <w:qFormat/>
     <w:rsid w:val="002D08B5"/>
@@ -7051,10 +8546,10 @@
       <w:color w:val="2F5496" w:themeColor="accent1" w:themeShade="BF"/>
     </w:rPr>
   </w:style>
-  <w:style w:type="character" w:customStyle="1" w:styleId="CitatintensCaracter">
-    <w:name w:val="Citat intens Caracter"/>
-    <w:basedOn w:val="Fontdeparagrafimplicit"/>
-    <w:link w:val="Citatintens"/>
+  <w:style w:type="character" w:customStyle="1" w:styleId="IntenseQuoteChar">
+    <w:name w:val="Intense Quote Char"/>
+    <w:basedOn w:val="DefaultParagraphFont"/>
+    <w:link w:val="IntenseQuote"/>
     <w:uiPriority w:val="30"/>
     <w:rsid w:val="002D08B5"/>
     <w:rPr>
@@ -7063,9 +8558,9 @@
       <w:color w:val="2F5496" w:themeColor="accent1" w:themeShade="BF"/>
     </w:rPr>
   </w:style>
-  <w:style w:type="character" w:styleId="Referireintens">
+  <w:style w:type="character" w:styleId="IntenseReference">
     <w:name w:val="Intense Reference"/>
-    <w:basedOn w:val="Fontdeparagrafimplicit"/>
+    <w:basedOn w:val="DefaultParagraphFont"/>
     <w:uiPriority w:val="32"/>
     <w:qFormat/>
     <w:rsid w:val="002D08B5"/>
@@ -7077,10 +8572,10 @@
       <w:spacing w:val="5"/>
     </w:rPr>
   </w:style>
-  <w:style w:type="paragraph" w:styleId="Antet">
+  <w:style w:type="paragraph" w:styleId="Header">
     <w:name w:val="header"/>
     <w:basedOn w:val="Normal"/>
-    <w:link w:val="AntetCaracter"/>
+    <w:link w:val="HeaderChar"/>
     <w:uiPriority w:val="99"/>
     <w:unhideWhenUsed/>
     <w:rsid w:val="006F6FDD"/>
@@ -7092,17 +8587,17 @@
       <w:spacing w:after="0" w:line="240" w:lineRule="auto"/>
     </w:pPr>
   </w:style>
-  <w:style w:type="character" w:customStyle="1" w:styleId="AntetCaracter">
-    <w:name w:val="Antet Caracter"/>
-    <w:basedOn w:val="Fontdeparagrafimplicit"/>
-    <w:link w:val="Antet"/>
+  <w:style w:type="character" w:customStyle="1" w:styleId="HeaderChar">
+    <w:name w:val="Header Char"/>
+    <w:basedOn w:val="DefaultParagraphFont"/>
+    <w:link w:val="Header"/>
     <w:uiPriority w:val="99"/>
     <w:rsid w:val="006F6FDD"/>
   </w:style>
-  <w:style w:type="paragraph" w:styleId="Subsol">
+  <w:style w:type="paragraph" w:styleId="Footer">
     <w:name w:val="footer"/>
     <w:basedOn w:val="Normal"/>
-    <w:link w:val="SubsolCaracter"/>
+    <w:link w:val="FooterChar"/>
     <w:uiPriority w:val="99"/>
     <w:unhideWhenUsed/>
     <w:rsid w:val="006F6FDD"/>
@@ -7114,10 +8609,10 @@
       <w:spacing w:after="0" w:line="240" w:lineRule="auto"/>
     </w:pPr>
   </w:style>
-  <w:style w:type="character" w:customStyle="1" w:styleId="SubsolCaracter">
-    <w:name w:val="Subsol Caracter"/>
-    <w:basedOn w:val="Fontdeparagrafimplicit"/>
-    <w:link w:val="Subsol"/>
+  <w:style w:type="character" w:customStyle="1" w:styleId="FooterChar">
+    <w:name w:val="Footer Char"/>
+    <w:basedOn w:val="DefaultParagraphFont"/>
+    <w:link w:val="Footer"/>
     <w:uiPriority w:val="99"/>
     <w:rsid w:val="006F6FDD"/>
   </w:style>

--- a/ing-assistant/templates/pv-rz.docx
+++ b/ing-assistant/templates/pv-rz.docx
@@ -96,7 +96,7 @@
           <w:lang w:val="ro-RO"/>
           <w14:ligatures w14:val="none"/>
         </w:rPr>
-        <w:t>Nr.........Data .................</w:t>
+        <w:t>Nr. {numar_pv}      Data .................</w:t>
       </w:r>
     </w:p>
     <w:p>
@@ -869,7 +869,7 @@
           <w:lang w:val="ro-RO"/>
           <w14:ligatures w14:val="none"/>
         </w:rPr>
-        <w:t>Nr.........Data .................</w:t>
+        <w:t>Nr. {numar_pv}      Data .................</w:t>
       </w:r>
     </w:p>
     <w:p>
@@ -1587,7 +1587,7 @@
           <w:lang w:val="ro-RO"/>
           <w14:ligatures w14:val="none"/>
         </w:rPr>
-        <w:t>Nr.........Data .................</w:t>
+        <w:t>Nr. {numar_pv}      Data .................</w:t>
       </w:r>
     </w:p>
     <w:p>
@@ -2531,7 +2531,7 @@
           <w:lang w:val="ro-RO"/>
           <w14:ligatures w14:val="none"/>
         </w:rPr>
-        <w:t>Nr.........Data .................</w:t>
+        <w:t>Nr. {numar_pv}      Data .................</w:t>
       </w:r>
     </w:p>
     <w:p>
@@ -3236,7 +3236,7 @@
           <w:lang w:val="ro-RO"/>
           <w14:ligatures w14:val="none"/>
         </w:rPr>
-        <w:t>Nr.........Data .................</w:t>
+        <w:t>Nr. {numar_pv}      Data .................</w:t>
       </w:r>
     </w:p>
     <w:p>
@@ -3913,7 +3913,7 @@
           <w:lang w:val="ro-RO"/>
           <w14:ligatures w14:val="none"/>
         </w:rPr>
-        <w:t>Nr.........Data .................</w:t>
+        <w:t>Nr. {numar_pv}      Data .................</w:t>
       </w:r>
     </w:p>
     <w:p>
@@ -4603,7 +4603,7 @@
           <w:lang w:val="ro-RO"/>
           <w14:ligatures w14:val="none"/>
         </w:rPr>
-        <w:t>Nr.........Data .................</w:t>
+        <w:t>Nr. {numar_pv}      Data .................</w:t>
       </w:r>
     </w:p>
     <w:p>
@@ -5566,7 +5566,7 @@
           <w:lang w:val="ro-RO"/>
           <w14:ligatures w14:val="none"/>
         </w:rPr>
-        <w:t>Nr.........Data .................</w:t>
+        <w:t>Nr. {numar_pv}      Data .................</w:t>
       </w:r>
     </w:p>
     <w:p>

--- a/ing-assistant/templates/pv-rz.docx
+++ b/ing-assistant/templates/pv-rz.docx
@@ -96,7 +96,7 @@
           <w:lang w:val="ro-RO"/>
           <w14:ligatures w14:val="none"/>
         </w:rPr>
-        <w:t>Nr. {numar_pv}      Data .................</w:t>
+        <w:t>Nr. {numar_pv_1}      Data .................</w:t>
       </w:r>
     </w:p>
     <w:p>
@@ -869,7 +869,7 @@
           <w:lang w:val="ro-RO"/>
           <w14:ligatures w14:val="none"/>
         </w:rPr>
-        <w:t>Nr. {numar_pv}      Data .................</w:t>
+        <w:t>Nr. {numar_pv_2}      Data .................</w:t>
       </w:r>
     </w:p>
     <w:p>
@@ -1587,7 +1587,7 @@
           <w:lang w:val="ro-RO"/>
           <w14:ligatures w14:val="none"/>
         </w:rPr>
-        <w:t>Nr. {numar_pv}      Data .................</w:t>
+        <w:t>Nr. {numar_pv_3}      Data .................</w:t>
       </w:r>
     </w:p>
     <w:p>
@@ -2531,7 +2531,7 @@
           <w:lang w:val="ro-RO"/>
           <w14:ligatures w14:val="none"/>
         </w:rPr>
-        <w:t>Nr. {numar_pv}      Data .................</w:t>
+        <w:t>Nr. {numar_pv_4}      Data .................</w:t>
       </w:r>
     </w:p>
     <w:p>
@@ -3236,7 +3236,7 @@
           <w:lang w:val="ro-RO"/>
           <w14:ligatures w14:val="none"/>
         </w:rPr>
-        <w:t>Nr. {numar_pv}      Data .................</w:t>
+        <w:t>Nr. {numar_pv_5}      Data .................</w:t>
       </w:r>
     </w:p>
     <w:p>
@@ -3913,7 +3913,7 @@
           <w:lang w:val="ro-RO"/>
           <w14:ligatures w14:val="none"/>
         </w:rPr>
-        <w:t>Nr. {numar_pv}      Data .................</w:t>
+        <w:t>Nr. {numar_pv_6}      Data .................</w:t>
       </w:r>
     </w:p>
     <w:p>
@@ -4603,7 +4603,7 @@
           <w:lang w:val="ro-RO"/>
           <w14:ligatures w14:val="none"/>
         </w:rPr>
-        <w:t>Nr. {numar_pv}      Data .................</w:t>
+        <w:t>Nr. {numar_pv_7}      Data .................</w:t>
       </w:r>
     </w:p>
     <w:p>
@@ -5566,7 +5566,7 @@
           <w:lang w:val="ro-RO"/>
           <w14:ligatures w14:val="none"/>
         </w:rPr>
-        <w:t>Nr. {numar_pv}      Data .................</w:t>
+        <w:t>Nr. {numar_pv_8}      Data .................</w:t>
       </w:r>
     </w:p>
     <w:p>
